--- a/Modelos/definitivos/Comercial/modelos/Proposta Comercial.docx
+++ b/Modelos/definitivos/Comercial/modelos/Proposta Comercial.docx
@@ -4689,7 +4689,7 @@
                 <w:szCs w:val="16"/>
                 <w:lang w:eastAsia="pt-BR"/>
               </w:rPr>
-              <w:t>MÃO DE OBRA E EQUIPE TÉCNICA</w:t>
+              <w:t xml:space="preserve">{{categoria_filtrovali}}</w:t>
             </w:r>
           </w:p>
         </w:tc>
@@ -4762,7 +4762,7 @@
                 <w:szCs w:val="16"/>
                 <w:lang w:eastAsia="pt-BR"/>
               </w:rPr>
-              <w:t xml:space="preserve">- </w:t>
+              <w:t xml:space="preserve">{{escopo_filtrovali}}</w:t>
             </w:r>
             <w:r>
               <w:rPr>
@@ -4772,7 +4772,7 @@
                 <w:szCs w:val="16"/>
                 <w:lang w:eastAsia="pt-BR"/>
               </w:rPr>
-              <w:t>Disponibilização de equipe técnica especializada para execução dos serviços contratados</w:t>
+              <w:t/>
             </w:r>
             <w:r>
               <w:rPr>
@@ -4782,1085 +4782,7 @@
                 <w:szCs w:val="16"/>
                 <w:lang w:eastAsia="pt-BR"/>
               </w:rPr>
-              <w:t>;</w:t>
-            </w:r>
-          </w:p>
-        </w:tc>
-        <w:tc>
-          <w:tcPr>
-            <w:tcW w:w="2607" w:type="dxa"/>
-            <w:tcBorders>
-              <w:top w:val="single" w:sz="4" w:space="0" w:color="auto"/>
-              <w:left w:val="single" w:sz="4" w:space="0" w:color="auto"/>
-              <w:bottom w:val="single" w:sz="4" w:space="0" w:color="auto"/>
-              <w:right w:val="single" w:sz="4" w:space="0" w:color="auto"/>
-            </w:tcBorders>
-            <w:noWrap/>
-            <w:vAlign w:val="bottom"/>
-          </w:tcPr>
-          <w:p>
-            <w:pPr>
-              <w:spacing w:before="120" w:after="0" w:line="240" w:lineRule="auto"/>
-              <w:jc w:val="both"/>
-              <w:rPr>
-                <w:rFonts w:ascii="Arial" w:eastAsia="Times New Roman" w:hAnsi="Arial" w:cs="Arial"/>
-                <w:color w:val="000000"/>
-                <w:sz w:val="16"/>
-                <w:szCs w:val="16"/>
-                <w:lang w:eastAsia="pt-BR"/>
-              </w:rPr>
-            </w:pPr>
-          </w:p>
-        </w:tc>
-      </w:tr>
-      <w:tr>
-        <w:trPr>
-          <w:trHeight w:val="312"/>
-          <w:jc w:val="center"/>
-        </w:trPr>
-        <w:tc>
-          <w:tcPr>
-            <w:tcW w:w="11107" w:type="dxa"/>
-            <w:gridSpan w:val="3"/>
-            <w:tcBorders>
-              <w:top w:val="single" w:sz="4" w:space="0" w:color="auto"/>
-              <w:left w:val="single" w:sz="4" w:space="0" w:color="auto"/>
-              <w:bottom w:val="single" w:sz="4" w:space="0" w:color="auto"/>
-              <w:right w:val="single" w:sz="4" w:space="0" w:color="auto"/>
-            </w:tcBorders>
-            <w:shd w:val="clear" w:color="auto" w:fill="A8D08D" w:themeFill="accent6" w:themeFillTint="99"/>
-            <w:noWrap/>
-            <w:vAlign w:val="center"/>
-          </w:tcPr>
-          <w:p>
-            <w:pPr>
-              <w:spacing w:before="120" w:after="0" w:line="240" w:lineRule="auto"/>
-              <w:rPr>
-                <w:rFonts w:ascii="Arial" w:eastAsia="Times New Roman" w:hAnsi="Arial" w:cs="Arial"/>
-                <w:b/>
-                <w:bCs/>
-                <w:color w:val="000000"/>
-                <w:sz w:val="16"/>
-                <w:szCs w:val="16"/>
-                <w:lang w:eastAsia="pt-BR"/>
-              </w:rPr>
-            </w:pPr>
-            <w:r>
-              <w:rPr>
-                <w:rFonts w:ascii="Arial" w:eastAsia="Times New Roman" w:hAnsi="Arial" w:cs="Arial"/>
-                <w:b/>
-                <w:bCs/>
-                <w:color w:val="000000"/>
-                <w:sz w:val="16"/>
-                <w:szCs w:val="16"/>
-                <w:lang w:eastAsia="pt-BR"/>
-              </w:rPr>
-              <w:t>EQUIPAMENTOS E FERRAMENTAS</w:t>
-            </w:r>
-          </w:p>
-        </w:tc>
-      </w:tr>
-      <w:tr>
-        <w:trPr>
-          <w:trHeight w:val="312"/>
-          <w:jc w:val="center"/>
-        </w:trPr>
-        <w:tc>
-          <w:tcPr>
-            <w:tcW w:w="846" w:type="dxa"/>
-            <w:tcBorders>
-              <w:top w:val="single" w:sz="4" w:space="0" w:color="auto"/>
-              <w:left w:val="single" w:sz="4" w:space="0" w:color="auto"/>
-              <w:bottom w:val="single" w:sz="4" w:space="0" w:color="auto"/>
-              <w:right w:val="single" w:sz="4" w:space="0" w:color="auto"/>
-            </w:tcBorders>
-            <w:noWrap/>
-            <w:vAlign w:val="center"/>
-            <w:hideMark/>
-          </w:tcPr>
-          <w:p>
-            <w:pPr>
-              <w:pStyle w:val="PargrafodaLista"/>
-              <w:numPr>
-                <w:ilvl w:val="0"/>
-                <w:numId w:val="36"/>
-              </w:numPr>
-              <w:spacing w:before="120" w:after="0" w:line="240" w:lineRule="auto"/>
-              <w:jc w:val="center"/>
-              <w:rPr>
-                <w:rFonts w:ascii="Arial" w:eastAsia="Times New Roman" w:hAnsi="Arial" w:cs="Arial"/>
-                <w:color w:val="000000"/>
-                <w:sz w:val="16"/>
-                <w:szCs w:val="16"/>
-                <w:lang w:eastAsia="pt-BR"/>
-              </w:rPr>
-            </w:pPr>
-          </w:p>
-        </w:tc>
-        <w:tc>
-          <w:tcPr>
-            <w:tcW w:w="7654" w:type="dxa"/>
-            <w:tcBorders>
-              <w:top w:val="single" w:sz="4" w:space="0" w:color="auto"/>
-              <w:left w:val="nil"/>
-              <w:bottom w:val="single" w:sz="4" w:space="0" w:color="auto"/>
-              <w:right w:val="single" w:sz="4" w:space="0" w:color="auto"/>
-            </w:tcBorders>
-            <w:vAlign w:val="center"/>
-            <w:hideMark/>
-          </w:tcPr>
-          <w:p>
-            <w:pPr>
-              <w:spacing w:before="120" w:after="0" w:line="360" w:lineRule="auto"/>
-              <w:jc w:val="both"/>
-              <w:rPr>
-                <w:rFonts w:ascii="Arial" w:eastAsia="Times New Roman" w:hAnsi="Arial" w:cs="Arial"/>
-                <w:color w:val="000000"/>
-                <w:sz w:val="16"/>
-                <w:szCs w:val="16"/>
-                <w:lang w:eastAsia="pt-BR"/>
-              </w:rPr>
-            </w:pPr>
-            <w:r>
-              <w:rPr>
-                <w:rFonts w:ascii="Arial" w:eastAsia="Times New Roman" w:hAnsi="Arial" w:cs="Arial"/>
-                <w:color w:val="000000"/>
-                <w:sz w:val="16"/>
-                <w:szCs w:val="16"/>
-                <w:lang w:eastAsia="pt-BR"/>
-              </w:rPr>
-              <w:t xml:space="preserve">Fornecimento de equipamentos necessários à execução, incluindo: </w:t>
-            </w:r>
-          </w:p>
-          <w:p>
-            <w:pPr>
-              <w:pStyle w:val="PargrafodaLista"/>
-              <w:numPr>
-                <w:ilvl w:val="0"/>
-                <w:numId w:val="49"/>
-              </w:numPr>
-              <w:spacing w:before="120" w:after="0" w:line="360" w:lineRule="auto"/>
-              <w:jc w:val="both"/>
-              <w:rPr>
-                <w:rFonts w:ascii="Arial" w:eastAsia="Times New Roman" w:hAnsi="Arial" w:cs="Arial"/>
-                <w:color w:val="000000"/>
-                <w:sz w:val="16"/>
-                <w:szCs w:val="16"/>
-                <w:lang w:eastAsia="pt-BR"/>
-              </w:rPr>
-            </w:pPr>
-            <w:r>
-              <w:rPr>
-                <w:rFonts w:ascii="Arial" w:eastAsia="Times New Roman" w:hAnsi="Arial" w:cs="Arial"/>
-                <w:color w:val="000000"/>
-                <w:sz w:val="16"/>
-                <w:szCs w:val="16"/>
-                <w:lang w:eastAsia="pt-BR"/>
-              </w:rPr>
-              <w:t xml:space="preserve">1 </w:t>
-            </w:r>
-            <w:r>
-              <w:rPr>
-                <w:rFonts w:ascii="Arial" w:eastAsia="Times New Roman" w:hAnsi="Arial" w:cs="Arial"/>
-                <w:color w:val="000000"/>
-                <w:sz w:val="16"/>
-                <w:szCs w:val="16"/>
-                <w:lang w:eastAsia="pt-BR"/>
-              </w:rPr>
-              <w:t>unidade de limpeza química</w:t>
-            </w:r>
-          </w:p>
-          <w:p>
-            <w:pPr>
-              <w:pStyle w:val="PargrafodaLista"/>
-              <w:numPr>
-                <w:ilvl w:val="0"/>
-                <w:numId w:val="49"/>
-              </w:numPr>
-              <w:spacing w:before="120" w:after="0" w:line="360" w:lineRule="auto"/>
-              <w:jc w:val="both"/>
-              <w:rPr>
-                <w:rFonts w:ascii="Arial" w:eastAsia="Times New Roman" w:hAnsi="Arial" w:cs="Arial"/>
-                <w:color w:val="000000"/>
-                <w:sz w:val="16"/>
-                <w:szCs w:val="16"/>
-                <w:lang w:eastAsia="pt-BR"/>
-              </w:rPr>
-            </w:pPr>
-            <w:r>
-              <w:rPr>
-                <w:rFonts w:ascii="Arial" w:eastAsia="Times New Roman" w:hAnsi="Arial" w:cs="Arial"/>
-                <w:color w:val="000000"/>
-                <w:sz w:val="16"/>
-                <w:szCs w:val="16"/>
-                <w:lang w:eastAsia="pt-BR"/>
-              </w:rPr>
-              <w:t xml:space="preserve">1 </w:t>
-            </w:r>
-            <w:r>
-              <w:rPr>
-                <w:rFonts w:ascii="Arial" w:eastAsia="Times New Roman" w:hAnsi="Arial" w:cs="Arial"/>
-                <w:color w:val="000000"/>
-                <w:sz w:val="16"/>
-                <w:szCs w:val="16"/>
-                <w:lang w:eastAsia="pt-BR"/>
-              </w:rPr>
-              <w:t>bomba pneumática</w:t>
-            </w:r>
-          </w:p>
-          <w:p>
-            <w:pPr>
-              <w:pStyle w:val="PargrafodaLista"/>
-              <w:numPr>
-                <w:ilvl w:val="0"/>
-                <w:numId w:val="49"/>
-              </w:numPr>
-              <w:spacing w:before="120" w:after="0" w:line="360" w:lineRule="auto"/>
-              <w:jc w:val="both"/>
-              <w:rPr>
-                <w:rFonts w:ascii="Arial" w:eastAsia="Times New Roman" w:hAnsi="Arial" w:cs="Arial"/>
-                <w:color w:val="000000"/>
-                <w:sz w:val="16"/>
-                <w:szCs w:val="16"/>
-                <w:lang w:eastAsia="pt-BR"/>
-              </w:rPr>
-            </w:pPr>
-            <w:r>
-              <w:rPr>
-                <w:rFonts w:ascii="Arial" w:eastAsia="Times New Roman" w:hAnsi="Arial" w:cs="Arial"/>
-                <w:color w:val="000000"/>
-                <w:sz w:val="16"/>
-                <w:szCs w:val="16"/>
-                <w:lang w:eastAsia="pt-BR"/>
-              </w:rPr>
-              <w:t xml:space="preserve">1 </w:t>
-            </w:r>
-            <w:r>
-              <w:rPr>
-                <w:rFonts w:ascii="Arial" w:eastAsia="Times New Roman" w:hAnsi="Arial" w:cs="Arial"/>
-                <w:color w:val="000000"/>
-                <w:sz w:val="16"/>
-                <w:szCs w:val="16"/>
-                <w:lang w:eastAsia="pt-BR"/>
-              </w:rPr>
-              <w:t>unidade de flushing primário</w:t>
-            </w:r>
-          </w:p>
-          <w:p>
-            <w:pPr>
-              <w:pStyle w:val="PargrafodaLista"/>
-              <w:numPr>
-                <w:ilvl w:val="0"/>
-                <w:numId w:val="49"/>
-              </w:numPr>
-              <w:spacing w:before="120" w:after="0" w:line="360" w:lineRule="auto"/>
-              <w:jc w:val="both"/>
-              <w:rPr>
-                <w:rFonts w:ascii="Arial" w:eastAsia="Times New Roman" w:hAnsi="Arial" w:cs="Arial"/>
-                <w:color w:val="000000"/>
-                <w:sz w:val="16"/>
-                <w:szCs w:val="16"/>
-                <w:lang w:eastAsia="pt-BR"/>
-              </w:rPr>
-            </w:pPr>
-            <w:r>
-              <w:rPr>
-                <w:rFonts w:ascii="Arial" w:eastAsia="Times New Roman" w:hAnsi="Arial" w:cs="Arial"/>
-                <w:color w:val="000000"/>
-                <w:sz w:val="16"/>
-                <w:szCs w:val="16"/>
-                <w:lang w:eastAsia="pt-BR"/>
-              </w:rPr>
-              <w:t xml:space="preserve">1 </w:t>
-            </w:r>
-            <w:r>
-              <w:rPr>
-                <w:rFonts w:ascii="Arial" w:eastAsia="Times New Roman" w:hAnsi="Arial" w:cs="Arial"/>
-                <w:color w:val="000000"/>
-                <w:sz w:val="16"/>
-                <w:szCs w:val="16"/>
-                <w:lang w:eastAsia="pt-BR"/>
-              </w:rPr>
-              <w:t>unidade de filtragem absoluta/transferência</w:t>
-            </w:r>
-          </w:p>
-          <w:p>
-            <w:pPr>
-              <w:pStyle w:val="PargrafodaLista"/>
-              <w:numPr>
-                <w:ilvl w:val="0"/>
-                <w:numId w:val="49"/>
-              </w:numPr>
-              <w:spacing w:before="120" w:after="0" w:line="360" w:lineRule="auto"/>
-              <w:jc w:val="both"/>
-              <w:rPr>
-                <w:rFonts w:ascii="Arial" w:eastAsia="Times New Roman" w:hAnsi="Arial" w:cs="Arial"/>
-                <w:color w:val="000000"/>
-                <w:sz w:val="16"/>
-                <w:szCs w:val="16"/>
-                <w:lang w:eastAsia="pt-BR"/>
-              </w:rPr>
-            </w:pPr>
-            <w:r>
-              <w:rPr>
-                <w:rFonts w:ascii="Arial" w:eastAsia="Times New Roman" w:hAnsi="Arial" w:cs="Arial"/>
-                <w:color w:val="000000"/>
-                <w:sz w:val="16"/>
-                <w:szCs w:val="16"/>
-                <w:lang w:eastAsia="pt-BR"/>
-              </w:rPr>
-              <w:t xml:space="preserve">1 </w:t>
-            </w:r>
-            <w:r>
-              <w:rPr>
-                <w:rFonts w:ascii="Arial" w:eastAsia="Times New Roman" w:hAnsi="Arial" w:cs="Arial"/>
-                <w:color w:val="000000"/>
-                <w:sz w:val="16"/>
-                <w:szCs w:val="16"/>
-                <w:lang w:eastAsia="pt-BR"/>
-              </w:rPr>
-              <w:t>unidade de flushing secundário</w:t>
-            </w:r>
-          </w:p>
-          <w:p>
-            <w:pPr>
-              <w:pStyle w:val="PargrafodaLista"/>
-              <w:numPr>
-                <w:ilvl w:val="0"/>
-                <w:numId w:val="49"/>
-              </w:numPr>
-              <w:spacing w:before="120" w:after="0" w:line="360" w:lineRule="auto"/>
-              <w:jc w:val="both"/>
-              <w:rPr>
-                <w:rFonts w:ascii="Arial" w:eastAsia="Times New Roman" w:hAnsi="Arial" w:cs="Arial"/>
-                <w:color w:val="000000"/>
-                <w:sz w:val="16"/>
-                <w:szCs w:val="16"/>
-                <w:lang w:eastAsia="pt-BR"/>
-              </w:rPr>
-            </w:pPr>
-            <w:r>
-              <w:rPr>
-                <w:rFonts w:ascii="Arial" w:eastAsia="Times New Roman" w:hAnsi="Arial" w:cs="Arial"/>
-                <w:color w:val="000000"/>
-                <w:sz w:val="16"/>
-                <w:szCs w:val="16"/>
-                <w:lang w:eastAsia="pt-BR"/>
-              </w:rPr>
-              <w:t xml:space="preserve">1 </w:t>
-            </w:r>
-            <w:r>
-              <w:rPr>
-                <w:rFonts w:ascii="Arial" w:eastAsia="Times New Roman" w:hAnsi="Arial" w:cs="Arial"/>
-                <w:color w:val="000000"/>
-                <w:sz w:val="16"/>
-                <w:szCs w:val="16"/>
-                <w:lang w:eastAsia="pt-BR"/>
-              </w:rPr>
-              <w:t xml:space="preserve">termovácuo, </w:t>
-            </w:r>
-          </w:p>
-          <w:p>
-            <w:pPr>
-              <w:pStyle w:val="PargrafodaLista"/>
-              <w:numPr>
-                <w:ilvl w:val="0"/>
-                <w:numId w:val="49"/>
-              </w:numPr>
-              <w:spacing w:before="120" w:after="0" w:line="360" w:lineRule="auto"/>
-              <w:jc w:val="both"/>
-              <w:rPr>
-                <w:rFonts w:ascii="Arial" w:eastAsia="Times New Roman" w:hAnsi="Arial" w:cs="Arial"/>
-                <w:color w:val="000000"/>
-                <w:sz w:val="16"/>
-                <w:szCs w:val="16"/>
-                <w:lang w:eastAsia="pt-BR"/>
-              </w:rPr>
-            </w:pPr>
-            <w:r>
-              <w:rPr>
-                <w:rFonts w:ascii="Arial" w:eastAsia="Times New Roman" w:hAnsi="Arial" w:cs="Arial"/>
-                <w:color w:val="000000"/>
-                <w:sz w:val="16"/>
-                <w:szCs w:val="16"/>
-                <w:lang w:eastAsia="pt-BR"/>
-              </w:rPr>
-              <w:t xml:space="preserve">1 </w:t>
-            </w:r>
-            <w:r>
-              <w:rPr>
-                <w:rFonts w:ascii="Arial" w:eastAsia="Times New Roman" w:hAnsi="Arial" w:cs="Arial"/>
-                <w:color w:val="000000"/>
-                <w:sz w:val="16"/>
-                <w:szCs w:val="16"/>
-                <w:lang w:eastAsia="pt-BR"/>
-              </w:rPr>
-              <w:t>centrífuga</w:t>
-            </w:r>
-          </w:p>
-          <w:p>
-            <w:pPr>
-              <w:pStyle w:val="PargrafodaLista"/>
-              <w:numPr>
-                <w:ilvl w:val="0"/>
-                <w:numId w:val="49"/>
-              </w:numPr>
-              <w:spacing w:before="120" w:after="0" w:line="360" w:lineRule="auto"/>
-              <w:jc w:val="both"/>
-              <w:rPr>
-                <w:rFonts w:ascii="Arial" w:eastAsia="Times New Roman" w:hAnsi="Arial" w:cs="Arial"/>
-                <w:color w:val="000000"/>
-                <w:sz w:val="16"/>
-                <w:szCs w:val="16"/>
-                <w:lang w:eastAsia="pt-BR"/>
-              </w:rPr>
-            </w:pPr>
-            <w:r>
-              <w:rPr>
-                <w:rFonts w:ascii="Arial" w:eastAsia="Times New Roman" w:hAnsi="Arial" w:cs="Arial"/>
-                <w:color w:val="000000"/>
-                <w:sz w:val="16"/>
-                <w:szCs w:val="16"/>
-                <w:lang w:eastAsia="pt-BR"/>
-              </w:rPr>
-              <w:t xml:space="preserve">1 </w:t>
-            </w:r>
-            <w:r>
-              <w:rPr>
-                <w:rFonts w:ascii="Arial" w:eastAsia="Times New Roman" w:hAnsi="Arial" w:cs="Arial"/>
-                <w:color w:val="000000"/>
-                <w:sz w:val="16"/>
-                <w:szCs w:val="16"/>
-                <w:lang w:eastAsia="pt-BR"/>
-              </w:rPr>
-              <w:t>trafo 440/380</w:t>
-            </w:r>
-          </w:p>
-          <w:p>
-            <w:pPr>
-              <w:pStyle w:val="PargrafodaLista"/>
-              <w:numPr>
-                <w:ilvl w:val="0"/>
-                <w:numId w:val="49"/>
-              </w:numPr>
-              <w:spacing w:before="120" w:after="0" w:line="360" w:lineRule="auto"/>
-              <w:jc w:val="both"/>
-              <w:rPr>
-                <w:rFonts w:ascii="Arial" w:eastAsia="Times New Roman" w:hAnsi="Arial" w:cs="Arial"/>
-                <w:color w:val="000000"/>
-                <w:sz w:val="16"/>
-                <w:szCs w:val="16"/>
-                <w:lang w:eastAsia="pt-BR"/>
-              </w:rPr>
-            </w:pPr>
-            <w:r>
-              <w:rPr>
-                <w:rFonts w:ascii="Arial" w:eastAsia="Times New Roman" w:hAnsi="Arial" w:cs="Arial"/>
-                <w:color w:val="000000"/>
-                <w:sz w:val="16"/>
-                <w:szCs w:val="16"/>
-                <w:lang w:eastAsia="pt-BR"/>
-              </w:rPr>
-              <w:t xml:space="preserve">1 </w:t>
-            </w:r>
-            <w:r>
-              <w:rPr>
-                <w:rFonts w:ascii="Arial" w:eastAsia="Times New Roman" w:hAnsi="Arial" w:cs="Arial"/>
-                <w:color w:val="000000"/>
-                <w:sz w:val="16"/>
-                <w:szCs w:val="16"/>
-                <w:lang w:eastAsia="pt-BR"/>
-              </w:rPr>
-              <w:t>bomba de teste hidrostático</w:t>
-            </w:r>
-          </w:p>
-          <w:p>
-            <w:pPr>
-              <w:pStyle w:val="PargrafodaLista"/>
-              <w:numPr>
-                <w:ilvl w:val="0"/>
-                <w:numId w:val="49"/>
-              </w:numPr>
-              <w:spacing w:before="120" w:after="0" w:line="360" w:lineRule="auto"/>
-              <w:jc w:val="both"/>
-              <w:rPr>
-                <w:rFonts w:ascii="Arial" w:eastAsia="Times New Roman" w:hAnsi="Arial" w:cs="Arial"/>
-                <w:color w:val="000000"/>
-                <w:sz w:val="16"/>
-                <w:szCs w:val="16"/>
-                <w:lang w:eastAsia="pt-BR"/>
-              </w:rPr>
-            </w:pPr>
-            <w:r>
-              <w:rPr>
-                <w:rFonts w:ascii="Arial" w:eastAsia="Times New Roman" w:hAnsi="Arial" w:cs="Arial"/>
-                <w:color w:val="000000"/>
-                <w:sz w:val="16"/>
-                <w:szCs w:val="16"/>
-                <w:lang w:eastAsia="pt-BR"/>
-              </w:rPr>
-              <w:t xml:space="preserve">1 </w:t>
-            </w:r>
-            <w:r>
-              <w:rPr>
-                <w:rFonts w:ascii="Arial" w:eastAsia="Times New Roman" w:hAnsi="Arial" w:cs="Arial"/>
-                <w:color w:val="000000"/>
-                <w:sz w:val="16"/>
-                <w:szCs w:val="16"/>
-                <w:lang w:eastAsia="pt-BR"/>
-              </w:rPr>
-              <w:t>bomba de run out</w:t>
-            </w:r>
-          </w:p>
-          <w:p>
-            <w:pPr>
-              <w:pStyle w:val="PargrafodaLista"/>
-              <w:numPr>
-                <w:ilvl w:val="0"/>
-                <w:numId w:val="49"/>
-              </w:numPr>
-              <w:spacing w:before="120" w:after="0" w:line="360" w:lineRule="auto"/>
-              <w:jc w:val="both"/>
-              <w:rPr>
-                <w:rFonts w:ascii="Arial" w:eastAsia="Times New Roman" w:hAnsi="Arial" w:cs="Arial"/>
-                <w:color w:val="000000"/>
-                <w:sz w:val="16"/>
-                <w:szCs w:val="16"/>
-                <w:lang w:eastAsia="pt-BR"/>
-              </w:rPr>
-            </w:pPr>
-            <w:r>
-              <w:rPr>
-                <w:rFonts w:ascii="Arial" w:eastAsia="Times New Roman" w:hAnsi="Arial" w:cs="Arial"/>
-                <w:color w:val="000000"/>
-                <w:sz w:val="16"/>
-                <w:szCs w:val="16"/>
-                <w:lang w:eastAsia="pt-BR"/>
-              </w:rPr>
-              <w:t>R</w:t>
-            </w:r>
-            <w:r>
-              <w:rPr>
-                <w:rFonts w:ascii="Arial" w:eastAsia="Times New Roman" w:hAnsi="Arial" w:cs="Arial"/>
-                <w:color w:val="000000"/>
-                <w:sz w:val="16"/>
-                <w:szCs w:val="16"/>
-                <w:lang w:eastAsia="pt-BR"/>
-              </w:rPr>
-              <w:t xml:space="preserve">eservatórios para armazenamento </w:t>
-            </w:r>
-            <w:r>
-              <w:rPr>
-                <w:rFonts w:ascii="Arial" w:eastAsia="Times New Roman" w:hAnsi="Arial" w:cs="Arial"/>
-                <w:color w:val="000000"/>
-                <w:sz w:val="16"/>
-                <w:szCs w:val="16"/>
-                <w:lang w:eastAsia="pt-BR"/>
-              </w:rPr>
-              <w:t xml:space="preserve">(IBC 1000l) </w:t>
-            </w:r>
-            <w:r>
-              <w:rPr>
-                <w:rFonts w:ascii="Arial" w:eastAsia="Times New Roman" w:hAnsi="Arial" w:cs="Arial"/>
-                <w:color w:val="000000"/>
-                <w:sz w:val="16"/>
-                <w:szCs w:val="16"/>
-                <w:lang w:eastAsia="pt-BR"/>
-              </w:rPr>
-              <w:t>temporário de efluente e óleo</w:t>
-            </w:r>
-          </w:p>
-          <w:p>
-            <w:pPr>
-              <w:pStyle w:val="PargrafodaLista"/>
-              <w:numPr>
-                <w:ilvl w:val="0"/>
-                <w:numId w:val="49"/>
-              </w:numPr>
-              <w:spacing w:before="120" w:after="0" w:line="360" w:lineRule="auto"/>
-              <w:jc w:val="both"/>
-              <w:rPr>
-                <w:rFonts w:ascii="Arial" w:eastAsia="Times New Roman" w:hAnsi="Arial" w:cs="Arial"/>
-                <w:color w:val="000000"/>
-                <w:sz w:val="16"/>
-                <w:szCs w:val="16"/>
-                <w:lang w:eastAsia="pt-BR"/>
-              </w:rPr>
-            </w:pPr>
-            <w:r>
-              <w:rPr>
-                <w:rFonts w:ascii="Arial" w:eastAsia="Times New Roman" w:hAnsi="Arial" w:cs="Arial"/>
-                <w:color w:val="000000"/>
-                <w:sz w:val="16"/>
-                <w:szCs w:val="16"/>
-                <w:lang w:eastAsia="pt-BR"/>
-              </w:rPr>
-              <w:t xml:space="preserve">1 </w:t>
-            </w:r>
-            <w:r>
-              <w:rPr>
-                <w:rFonts w:ascii="Arial" w:eastAsia="Times New Roman" w:hAnsi="Arial" w:cs="Arial"/>
-                <w:color w:val="000000"/>
-                <w:sz w:val="16"/>
-                <w:szCs w:val="16"/>
-                <w:lang w:eastAsia="pt-BR"/>
-              </w:rPr>
-              <w:t>Kittiwake</w:t>
-            </w:r>
-          </w:p>
-          <w:p>
-            <w:pPr>
-              <w:pStyle w:val="PargrafodaLista"/>
-              <w:numPr>
-                <w:ilvl w:val="0"/>
-                <w:numId w:val="49"/>
-              </w:numPr>
-              <w:spacing w:before="120" w:after="0" w:line="360" w:lineRule="auto"/>
-              <w:jc w:val="both"/>
-              <w:rPr>
-                <w:rFonts w:ascii="Arial" w:eastAsia="Times New Roman" w:hAnsi="Arial" w:cs="Arial"/>
-                <w:color w:val="000000"/>
-                <w:sz w:val="16"/>
-                <w:szCs w:val="16"/>
-                <w:lang w:eastAsia="pt-BR"/>
-              </w:rPr>
-            </w:pPr>
-            <w:r>
-              <w:rPr>
-                <w:rFonts w:ascii="Arial" w:eastAsia="Times New Roman" w:hAnsi="Arial" w:cs="Arial"/>
-                <w:color w:val="000000"/>
-                <w:sz w:val="16"/>
-                <w:szCs w:val="16"/>
-                <w:lang w:eastAsia="pt-BR"/>
-              </w:rPr>
-              <w:t xml:space="preserve">1 </w:t>
-            </w:r>
-            <w:r>
-              <w:rPr>
-                <w:rFonts w:ascii="Arial" w:eastAsia="Times New Roman" w:hAnsi="Arial" w:cs="Arial"/>
-                <w:color w:val="000000"/>
-                <w:sz w:val="16"/>
-                <w:szCs w:val="16"/>
-                <w:lang w:eastAsia="pt-BR"/>
-              </w:rPr>
-              <w:t>contador eletrônico de partículas a laser</w:t>
-            </w:r>
-          </w:p>
-          <w:p>
-            <w:pPr>
-              <w:pStyle w:val="PargrafodaLista"/>
-              <w:numPr>
-                <w:ilvl w:val="0"/>
-                <w:numId w:val="49"/>
-              </w:numPr>
-              <w:spacing w:before="120" w:after="0" w:line="360" w:lineRule="auto"/>
-              <w:jc w:val="both"/>
-              <w:rPr>
-                <w:rFonts w:ascii="Arial" w:eastAsia="Times New Roman" w:hAnsi="Arial" w:cs="Arial"/>
-                <w:color w:val="000000"/>
-                <w:sz w:val="16"/>
-                <w:szCs w:val="16"/>
-                <w:lang w:eastAsia="pt-BR"/>
-              </w:rPr>
-            </w:pPr>
-            <w:r>
-              <w:rPr>
-                <w:rFonts w:ascii="Arial" w:eastAsia="Times New Roman" w:hAnsi="Arial" w:cs="Arial"/>
-                <w:color w:val="000000"/>
-                <w:sz w:val="16"/>
-                <w:szCs w:val="16"/>
-                <w:lang w:eastAsia="pt-BR"/>
-              </w:rPr>
-              <w:t>1 hidrojato 20k/40k</w:t>
-            </w:r>
-          </w:p>
-        </w:tc>
-        <w:tc>
-          <w:tcPr>
-            <w:tcW w:w="2607" w:type="dxa"/>
-            <w:tcBorders>
-              <w:top w:val="single" w:sz="4" w:space="0" w:color="auto"/>
-              <w:left w:val="single" w:sz="4" w:space="0" w:color="auto"/>
-              <w:bottom w:val="single" w:sz="4" w:space="0" w:color="auto"/>
-              <w:right w:val="single" w:sz="4" w:space="0" w:color="auto"/>
-            </w:tcBorders>
-            <w:noWrap/>
-            <w:vAlign w:val="bottom"/>
-          </w:tcPr>
-          <w:p>
-            <w:pPr>
-              <w:spacing w:before="120" w:after="0" w:line="240" w:lineRule="auto"/>
-              <w:jc w:val="both"/>
-              <w:rPr>
-                <w:rFonts w:ascii="Arial" w:eastAsia="Times New Roman" w:hAnsi="Arial" w:cs="Arial"/>
-                <w:color w:val="000000"/>
-                <w:sz w:val="16"/>
-                <w:szCs w:val="16"/>
-                <w:lang w:eastAsia="pt-BR"/>
-              </w:rPr>
-            </w:pPr>
-          </w:p>
-        </w:tc>
-      </w:tr>
-      <w:tr>
-        <w:trPr>
-          <w:trHeight w:val="312"/>
-          <w:jc w:val="center"/>
-        </w:trPr>
-        <w:tc>
-          <w:tcPr>
-            <w:tcW w:w="11107" w:type="dxa"/>
-            <w:gridSpan w:val="3"/>
-            <w:tcBorders>
-              <w:top w:val="single" w:sz="4" w:space="0" w:color="auto"/>
-              <w:left w:val="single" w:sz="4" w:space="0" w:color="auto"/>
-              <w:bottom w:val="single" w:sz="4" w:space="0" w:color="auto"/>
-              <w:right w:val="single" w:sz="4" w:space="0" w:color="auto"/>
-            </w:tcBorders>
-            <w:shd w:val="clear" w:color="auto" w:fill="A8D08D" w:themeFill="accent6" w:themeFillTint="99"/>
-            <w:noWrap/>
-            <w:vAlign w:val="center"/>
-          </w:tcPr>
-          <w:p>
-            <w:pPr>
-              <w:spacing w:before="120" w:after="0" w:line="240" w:lineRule="auto"/>
-              <w:jc w:val="both"/>
-              <w:rPr>
-                <w:rFonts w:ascii="Arial" w:eastAsia="Times New Roman" w:hAnsi="Arial" w:cs="Arial"/>
-                <w:b/>
-                <w:bCs/>
-                <w:color w:val="000000"/>
-                <w:sz w:val="16"/>
-                <w:szCs w:val="16"/>
-                <w:lang w:eastAsia="pt-BR"/>
-              </w:rPr>
-            </w:pPr>
-            <w:r>
-              <w:rPr>
-                <w:rFonts w:ascii="Arial" w:eastAsia="Times New Roman" w:hAnsi="Arial" w:cs="Arial"/>
-                <w:b/>
-                <w:bCs/>
-                <w:color w:val="000000"/>
-                <w:sz w:val="16"/>
-                <w:szCs w:val="16"/>
-                <w:lang w:eastAsia="pt-BR"/>
-              </w:rPr>
-              <w:t>MATERIAIS E CONSUMÍVEIS E UTILIDADES</w:t>
-            </w:r>
-          </w:p>
-        </w:tc>
-      </w:tr>
-      <w:tr>
-        <w:trPr>
-          <w:trHeight w:val="312"/>
-          <w:jc w:val="center"/>
-        </w:trPr>
-        <w:tc>
-          <w:tcPr>
-            <w:tcW w:w="846" w:type="dxa"/>
-            <w:tcBorders>
-              <w:top w:val="single" w:sz="4" w:space="0" w:color="auto"/>
-              <w:left w:val="single" w:sz="4" w:space="0" w:color="auto"/>
-              <w:bottom w:val="single" w:sz="4" w:space="0" w:color="auto"/>
-              <w:right w:val="single" w:sz="4" w:space="0" w:color="auto"/>
-            </w:tcBorders>
-            <w:noWrap/>
-            <w:vAlign w:val="center"/>
-          </w:tcPr>
-          <w:p>
-            <w:pPr>
-              <w:pStyle w:val="PargrafodaLista"/>
-              <w:numPr>
-                <w:ilvl w:val="0"/>
-                <w:numId w:val="36"/>
-              </w:numPr>
-              <w:spacing w:before="120" w:after="0" w:line="240" w:lineRule="auto"/>
-              <w:jc w:val="center"/>
-              <w:rPr>
-                <w:rFonts w:ascii="Arial" w:eastAsia="Times New Roman" w:hAnsi="Arial" w:cs="Arial"/>
-                <w:color w:val="000000"/>
-                <w:sz w:val="16"/>
-                <w:szCs w:val="16"/>
-                <w:lang w:eastAsia="pt-BR"/>
-              </w:rPr>
-            </w:pPr>
-          </w:p>
-        </w:tc>
-        <w:tc>
-          <w:tcPr>
-            <w:tcW w:w="7654" w:type="dxa"/>
-            <w:tcBorders>
-              <w:top w:val="single" w:sz="4" w:space="0" w:color="auto"/>
-              <w:left w:val="nil"/>
-              <w:bottom w:val="single" w:sz="4" w:space="0" w:color="auto"/>
-              <w:right w:val="single" w:sz="4" w:space="0" w:color="auto"/>
-            </w:tcBorders>
-            <w:vAlign w:val="center"/>
-          </w:tcPr>
-          <w:p>
-            <w:pPr>
-              <w:spacing w:before="120" w:after="0" w:line="360" w:lineRule="auto"/>
-              <w:rPr>
-                <w:rFonts w:ascii="Arial" w:eastAsia="Times New Roman" w:hAnsi="Arial" w:cs="Arial"/>
-                <w:color w:val="000000"/>
-                <w:sz w:val="16"/>
-                <w:szCs w:val="16"/>
-                <w:lang w:eastAsia="pt-BR"/>
-              </w:rPr>
-            </w:pPr>
-            <w:r>
-              <w:rPr>
-                <w:rFonts w:ascii="Arial" w:eastAsia="Times New Roman" w:hAnsi="Arial" w:cs="Arial"/>
-                <w:color w:val="000000"/>
-                <w:sz w:val="16"/>
-                <w:szCs w:val="16"/>
-                <w:lang w:eastAsia="pt-BR"/>
-              </w:rPr>
-              <w:t xml:space="preserve">- </w:t>
-            </w:r>
-            <w:r>
-              <w:rPr>
-                <w:rFonts w:ascii="Arial" w:eastAsia="Times New Roman" w:hAnsi="Arial" w:cs="Arial"/>
-                <w:color w:val="000000"/>
-                <w:sz w:val="16"/>
-                <w:szCs w:val="16"/>
-                <w:lang w:eastAsia="pt-BR"/>
-              </w:rPr>
-              <w:t>Fornecimento de todos os insumos operacionais, incluindo filtros, produtos químicos, manômetros, mangueiras e demais consumíveis necessários à execução dos serviços;</w:t>
-            </w:r>
-          </w:p>
-        </w:tc>
-        <w:tc>
-          <w:tcPr>
-            <w:tcW w:w="2607" w:type="dxa"/>
-            <w:tcBorders>
-              <w:top w:val="single" w:sz="4" w:space="0" w:color="auto"/>
-              <w:left w:val="single" w:sz="4" w:space="0" w:color="auto"/>
-              <w:bottom w:val="single" w:sz="4" w:space="0" w:color="auto"/>
-              <w:right w:val="single" w:sz="4" w:space="0" w:color="auto"/>
-            </w:tcBorders>
-            <w:noWrap/>
-            <w:vAlign w:val="bottom"/>
-          </w:tcPr>
-          <w:p>
-            <w:pPr>
-              <w:spacing w:before="120" w:after="0" w:line="240" w:lineRule="auto"/>
-              <w:jc w:val="both"/>
-              <w:rPr>
-                <w:rFonts w:ascii="Arial" w:eastAsia="Times New Roman" w:hAnsi="Arial" w:cs="Arial"/>
-                <w:color w:val="000000"/>
-                <w:sz w:val="16"/>
-                <w:szCs w:val="16"/>
-                <w:lang w:eastAsia="pt-BR"/>
-              </w:rPr>
-            </w:pPr>
-          </w:p>
-        </w:tc>
-      </w:tr>
-      <w:tr>
-        <w:trPr>
-          <w:trHeight w:val="312"/>
-          <w:jc w:val="center"/>
-        </w:trPr>
-        <w:tc>
-          <w:tcPr>
-            <w:tcW w:w="11107" w:type="dxa"/>
-            <w:gridSpan w:val="3"/>
-            <w:tcBorders>
-              <w:top w:val="single" w:sz="4" w:space="0" w:color="auto"/>
-              <w:left w:val="single" w:sz="4" w:space="0" w:color="auto"/>
-              <w:bottom w:val="single" w:sz="4" w:space="0" w:color="auto"/>
-              <w:right w:val="single" w:sz="4" w:space="0" w:color="auto"/>
-            </w:tcBorders>
-            <w:shd w:val="clear" w:color="auto" w:fill="A8D08D" w:themeFill="accent6" w:themeFillTint="99"/>
-            <w:noWrap/>
-            <w:vAlign w:val="center"/>
-          </w:tcPr>
-          <w:p>
-            <w:pPr>
-              <w:spacing w:before="120" w:after="0" w:line="240" w:lineRule="auto"/>
-              <w:jc w:val="both"/>
-              <w:rPr>
-                <w:rFonts w:ascii="Arial" w:eastAsia="Times New Roman" w:hAnsi="Arial" w:cs="Arial"/>
-                <w:b/>
-                <w:bCs/>
-                <w:color w:val="000000"/>
-                <w:sz w:val="16"/>
-                <w:szCs w:val="16"/>
-                <w:lang w:eastAsia="pt-BR"/>
-              </w:rPr>
-            </w:pPr>
-            <w:r>
-              <w:rPr>
-                <w:rFonts w:ascii="Arial" w:eastAsia="Times New Roman" w:hAnsi="Arial" w:cs="Arial"/>
-                <w:b/>
-                <w:bCs/>
-                <w:color w:val="000000"/>
-                <w:sz w:val="16"/>
-                <w:szCs w:val="16"/>
-                <w:lang w:eastAsia="pt-BR"/>
-              </w:rPr>
-              <w:t xml:space="preserve">LOGÍSTICA </w:t>
-            </w:r>
-          </w:p>
-        </w:tc>
-      </w:tr>
-      <w:tr>
-        <w:trPr>
-          <w:trHeight w:val="312"/>
-          <w:jc w:val="center"/>
-        </w:trPr>
-        <w:tc>
-          <w:tcPr>
-            <w:tcW w:w="846" w:type="dxa"/>
-            <w:tcBorders>
-              <w:top w:val="single" w:sz="4" w:space="0" w:color="auto"/>
-              <w:left w:val="single" w:sz="4" w:space="0" w:color="auto"/>
-              <w:bottom w:val="single" w:sz="4" w:space="0" w:color="auto"/>
-              <w:right w:val="single" w:sz="4" w:space="0" w:color="auto"/>
-            </w:tcBorders>
-            <w:noWrap/>
-            <w:vAlign w:val="center"/>
-          </w:tcPr>
-          <w:p>
-            <w:pPr>
-              <w:pStyle w:val="PargrafodaLista"/>
-              <w:numPr>
-                <w:ilvl w:val="0"/>
-                <w:numId w:val="36"/>
-              </w:numPr>
-              <w:spacing w:before="120" w:after="0" w:line="240" w:lineRule="auto"/>
-              <w:jc w:val="center"/>
-              <w:rPr>
-                <w:rFonts w:ascii="Arial" w:eastAsia="Times New Roman" w:hAnsi="Arial" w:cs="Arial"/>
-                <w:color w:val="000000"/>
-                <w:sz w:val="16"/>
-                <w:szCs w:val="16"/>
-                <w:lang w:eastAsia="pt-BR"/>
-              </w:rPr>
-            </w:pPr>
-          </w:p>
-        </w:tc>
-        <w:tc>
-          <w:tcPr>
-            <w:tcW w:w="7654" w:type="dxa"/>
-            <w:tcBorders>
-              <w:top w:val="single" w:sz="4" w:space="0" w:color="auto"/>
-              <w:left w:val="nil"/>
-              <w:bottom w:val="single" w:sz="4" w:space="0" w:color="auto"/>
-              <w:right w:val="single" w:sz="4" w:space="0" w:color="auto"/>
-            </w:tcBorders>
-            <w:vAlign w:val="center"/>
-          </w:tcPr>
-          <w:p>
-            <w:pPr>
-              <w:spacing w:before="120" w:after="0" w:line="360" w:lineRule="auto"/>
-              <w:rPr>
-                <w:rFonts w:ascii="Arial" w:eastAsia="Times New Roman" w:hAnsi="Arial" w:cs="Arial"/>
-                <w:color w:val="000000"/>
-                <w:sz w:val="16"/>
-                <w:szCs w:val="16"/>
-                <w:lang w:eastAsia="pt-BR"/>
-              </w:rPr>
-            </w:pPr>
-            <w:r>
-              <w:rPr>
-                <w:rFonts w:ascii="Arial" w:eastAsia="Times New Roman" w:hAnsi="Arial" w:cs="Arial"/>
-                <w:sz w:val="16"/>
-                <w:szCs w:val="16"/>
-                <w:lang w:eastAsia="pt-BR"/>
-              </w:rPr>
-              <w:t xml:space="preserve">- </w:t>
-            </w:r>
-            <w:r>
-              <w:rPr>
-                <w:rFonts w:ascii="Arial" w:eastAsia="Times New Roman" w:hAnsi="Arial" w:cs="Arial"/>
-                <w:sz w:val="16"/>
-                <w:szCs w:val="16"/>
-                <w:lang w:eastAsia="pt-BR"/>
-              </w:rPr>
-              <w:t>Um v</w:t>
-            </w:r>
-            <w:r>
-              <w:rPr>
-                <w:rFonts w:ascii="Arial" w:eastAsia="Times New Roman" w:hAnsi="Arial" w:cs="Arial"/>
-                <w:sz w:val="16"/>
-                <w:szCs w:val="16"/>
-                <w:lang w:eastAsia="pt-BR"/>
-              </w:rPr>
-              <w:t xml:space="preserve">eículo com combustível para translado </w:t>
-            </w:r>
-            <w:r>
-              <w:rPr>
-                <w:rFonts w:ascii="Arial" w:eastAsia="Times New Roman" w:hAnsi="Arial" w:cs="Arial"/>
-                <w:sz w:val="16"/>
-                <w:szCs w:val="16"/>
-                <w:lang w:eastAsia="pt-BR"/>
-              </w:rPr>
-              <w:t xml:space="preserve">de </w:t>
-            </w:r>
-            <w:r>
-              <w:rPr>
-                <w:rFonts w:ascii="Arial" w:eastAsia="Times New Roman" w:hAnsi="Arial" w:cs="Arial"/>
-                <w:sz w:val="16"/>
-                <w:szCs w:val="16"/>
-                <w:lang w:eastAsia="pt-BR"/>
-              </w:rPr>
-              <w:t>hotel</w:t>
-            </w:r>
-            <w:r>
-              <w:rPr>
-                <w:rFonts w:ascii="Arial" w:eastAsia="Times New Roman" w:hAnsi="Arial" w:cs="Arial"/>
-                <w:sz w:val="16"/>
-                <w:szCs w:val="16"/>
-                <w:lang w:eastAsia="pt-BR"/>
-              </w:rPr>
-              <w:t>/</w:t>
-            </w:r>
-            <w:r>
-              <w:rPr>
-                <w:rFonts w:ascii="Arial" w:eastAsia="Times New Roman" w:hAnsi="Arial" w:cs="Arial"/>
-                <w:sz w:val="16"/>
-                <w:szCs w:val="16"/>
-                <w:lang w:eastAsia="pt-BR"/>
-              </w:rPr>
-              <w:t>obra</w:t>
-            </w:r>
-            <w:r>
-              <w:rPr>
-                <w:rFonts w:ascii="Arial" w:eastAsia="Times New Roman" w:hAnsi="Arial" w:cs="Arial"/>
-                <w:sz w:val="16"/>
-                <w:szCs w:val="16"/>
-                <w:lang w:eastAsia="pt-BR"/>
-              </w:rPr>
-              <w:t xml:space="preserve"> e </w:t>
-            </w:r>
-            <w:r>
-              <w:rPr>
-                <w:rFonts w:ascii="Arial" w:eastAsia="Times New Roman" w:hAnsi="Arial" w:cs="Arial"/>
-                <w:sz w:val="16"/>
-                <w:szCs w:val="16"/>
-                <w:lang w:eastAsia="pt-BR"/>
-              </w:rPr>
-              <w:t>obra</w:t>
-            </w:r>
-            <w:r>
-              <w:rPr>
-                <w:rFonts w:ascii="Arial" w:eastAsia="Times New Roman" w:hAnsi="Arial" w:cs="Arial"/>
-                <w:sz w:val="16"/>
-                <w:szCs w:val="16"/>
-                <w:lang w:eastAsia="pt-BR"/>
-              </w:rPr>
-              <w:t>/</w:t>
-            </w:r>
-            <w:r>
-              <w:rPr>
-                <w:rFonts w:ascii="Arial" w:eastAsia="Times New Roman" w:hAnsi="Arial" w:cs="Arial"/>
-                <w:sz w:val="16"/>
-                <w:szCs w:val="16"/>
-                <w:lang w:eastAsia="pt-BR"/>
-              </w:rPr>
-              <w:t>hotel;</w:t>
+              <w:t/>
             </w:r>
           </w:p>
         </w:tc>
@@ -5889,1025 +4811,8 @@
               </w:rPr>
             </w:pPr>
             <w:r>
-              <w:rPr>
-                <w:rFonts w:ascii="Arial" w:eastAsia="Times New Roman" w:hAnsi="Arial" w:cs="Arial"/>
-                <w:color w:val="000000"/>
-                <w:sz w:val="16"/>
-                <w:szCs w:val="16"/>
-                <w:lang w:eastAsia="pt-BR"/>
-              </w:rPr>
-              <w:t>Será apresentado nota de débito</w:t>
+              <w:t xml:space="preserve">{{nota_filtrovali}}</w:t>
             </w:r>
-          </w:p>
-        </w:tc>
-      </w:tr>
-      <w:tr>
-        <w:trPr>
-          <w:trHeight w:val="312"/>
-          <w:jc w:val="center"/>
-        </w:trPr>
-        <w:tc>
-          <w:tcPr>
-            <w:tcW w:w="846" w:type="dxa"/>
-            <w:tcBorders>
-              <w:top w:val="single" w:sz="4" w:space="0" w:color="auto"/>
-              <w:left w:val="single" w:sz="4" w:space="0" w:color="auto"/>
-              <w:bottom w:val="single" w:sz="4" w:space="0" w:color="auto"/>
-              <w:right w:val="single" w:sz="4" w:space="0" w:color="auto"/>
-            </w:tcBorders>
-            <w:noWrap/>
-            <w:vAlign w:val="center"/>
-            <w:hideMark/>
-          </w:tcPr>
-          <w:p>
-            <w:pPr>
-              <w:pStyle w:val="PargrafodaLista"/>
-              <w:numPr>
-                <w:ilvl w:val="0"/>
-                <w:numId w:val="36"/>
-              </w:numPr>
-              <w:spacing w:before="120" w:after="0" w:line="240" w:lineRule="auto"/>
-              <w:jc w:val="center"/>
-              <w:rPr>
-                <w:rFonts w:ascii="Arial" w:eastAsia="Times New Roman" w:hAnsi="Arial" w:cs="Arial"/>
-                <w:color w:val="000000"/>
-                <w:sz w:val="16"/>
-                <w:szCs w:val="16"/>
-                <w:lang w:eastAsia="pt-BR"/>
-              </w:rPr>
-            </w:pPr>
-          </w:p>
-        </w:tc>
-        <w:tc>
-          <w:tcPr>
-            <w:tcW w:w="7654" w:type="dxa"/>
-            <w:tcBorders>
-              <w:top w:val="single" w:sz="4" w:space="0" w:color="auto"/>
-              <w:left w:val="nil"/>
-              <w:bottom w:val="single" w:sz="4" w:space="0" w:color="auto"/>
-              <w:right w:val="single" w:sz="4" w:space="0" w:color="auto"/>
-            </w:tcBorders>
-            <w:vAlign w:val="center"/>
-            <w:hideMark/>
-          </w:tcPr>
-          <w:p>
-            <w:pPr>
-              <w:spacing w:before="120" w:after="0" w:line="360" w:lineRule="auto"/>
-              <w:rPr>
-                <w:rFonts w:ascii="Arial" w:eastAsia="Times New Roman" w:hAnsi="Arial" w:cs="Arial"/>
-                <w:color w:val="000000"/>
-                <w:sz w:val="16"/>
-                <w:szCs w:val="16"/>
-                <w:lang w:eastAsia="pt-BR"/>
-              </w:rPr>
-            </w:pPr>
-            <w:r>
-              <w:rPr>
-                <w:rFonts w:ascii="Arial" w:eastAsia="Times New Roman" w:hAnsi="Arial" w:cs="Arial"/>
-                <w:color w:val="000000"/>
-                <w:sz w:val="16"/>
-                <w:szCs w:val="16"/>
-                <w:lang w:eastAsia="pt-BR"/>
-              </w:rPr>
-              <w:t>-</w:t>
-            </w:r>
-            <w:r>
-              <w:rPr>
-                <w:rFonts w:ascii="Arial" w:eastAsia="Times New Roman" w:hAnsi="Arial" w:cs="Arial"/>
-                <w:sz w:val="16"/>
-                <w:szCs w:val="16"/>
-                <w:lang w:eastAsia="pt-BR"/>
-              </w:rPr>
-              <w:t xml:space="preserve"> </w:t>
-            </w:r>
-            <w:r>
-              <w:rPr>
-                <w:rFonts w:ascii="Arial" w:eastAsia="Times New Roman" w:hAnsi="Arial" w:cs="Arial"/>
-                <w:sz w:val="16"/>
-                <w:szCs w:val="16"/>
-                <w:lang w:eastAsia="pt-BR"/>
-              </w:rPr>
-              <w:t xml:space="preserve">Realização de </w:t>
-            </w:r>
-            <w:r>
-              <w:rPr>
-                <w:rFonts w:ascii="Arial" w:eastAsia="Times New Roman" w:hAnsi="Arial" w:cs="Arial"/>
-                <w:b/>
-                <w:bCs/>
-                <w:sz w:val="16"/>
-                <w:szCs w:val="16"/>
-                <w:lang w:eastAsia="pt-BR"/>
-              </w:rPr>
-              <w:t>01 (um)</w:t>
-            </w:r>
-            <w:r>
-              <w:rPr>
-                <w:rFonts w:ascii="Arial" w:eastAsia="Times New Roman" w:hAnsi="Arial" w:cs="Arial"/>
-                <w:sz w:val="16"/>
-                <w:szCs w:val="16"/>
-                <w:lang w:eastAsia="pt-BR"/>
-              </w:rPr>
-              <w:t xml:space="preserve"> evento de mobilização e desmobilização de equipamentos e equipe técnica;</w:t>
-            </w:r>
-          </w:p>
-        </w:tc>
-        <w:tc>
-          <w:tcPr>
-            <w:tcW w:w="2607" w:type="dxa"/>
-            <w:tcBorders>
-              <w:top w:val="single" w:sz="4" w:space="0" w:color="auto"/>
-              <w:left w:val="single" w:sz="4" w:space="0" w:color="auto"/>
-              <w:bottom w:val="single" w:sz="4" w:space="0" w:color="auto"/>
-              <w:right w:val="single" w:sz="4" w:space="0" w:color="auto"/>
-            </w:tcBorders>
-            <w:noWrap/>
-            <w:vAlign w:val="bottom"/>
-          </w:tcPr>
-          <w:p>
-            <w:pPr>
-              <w:spacing w:before="120" w:after="0" w:line="240" w:lineRule="auto"/>
-              <w:jc w:val="both"/>
-              <w:rPr>
-                <w:rFonts w:ascii="Arial" w:eastAsia="Times New Roman" w:hAnsi="Arial" w:cs="Arial"/>
-                <w:color w:val="000000"/>
-                <w:sz w:val="16"/>
-                <w:szCs w:val="16"/>
-                <w:lang w:eastAsia="pt-BR"/>
-              </w:rPr>
-            </w:pPr>
-            <w:r>
-              <w:rPr>
-                <w:rFonts w:ascii="Arial" w:eastAsia="Times New Roman" w:hAnsi="Arial" w:cs="Arial"/>
-                <w:color w:val="000000"/>
-                <w:sz w:val="16"/>
-                <w:szCs w:val="16"/>
-                <w:lang w:eastAsia="pt-BR"/>
-              </w:rPr>
-              <w:t>Será apresentado nota de débito</w:t>
-            </w:r>
-          </w:p>
-        </w:tc>
-      </w:tr>
-      <w:tr>
-        <w:trPr>
-          <w:trHeight w:val="312"/>
-          <w:jc w:val="center"/>
-        </w:trPr>
-        <w:tc>
-          <w:tcPr>
-            <w:tcW w:w="846" w:type="dxa"/>
-            <w:tcBorders>
-              <w:top w:val="single" w:sz="4" w:space="0" w:color="auto"/>
-              <w:left w:val="single" w:sz="4" w:space="0" w:color="auto"/>
-              <w:bottom w:val="single" w:sz="4" w:space="0" w:color="auto"/>
-              <w:right w:val="single" w:sz="4" w:space="0" w:color="auto"/>
-            </w:tcBorders>
-            <w:noWrap/>
-            <w:vAlign w:val="center"/>
-            <w:hideMark/>
-          </w:tcPr>
-          <w:p>
-            <w:pPr>
-              <w:pStyle w:val="PargrafodaLista"/>
-              <w:numPr>
-                <w:ilvl w:val="0"/>
-                <w:numId w:val="36"/>
-              </w:numPr>
-              <w:spacing w:before="120" w:after="0" w:line="240" w:lineRule="auto"/>
-              <w:jc w:val="center"/>
-              <w:rPr>
-                <w:rFonts w:ascii="Arial" w:eastAsia="Times New Roman" w:hAnsi="Arial" w:cs="Arial"/>
-                <w:color w:val="000000"/>
-                <w:sz w:val="16"/>
-                <w:szCs w:val="16"/>
-                <w:lang w:eastAsia="pt-BR"/>
-              </w:rPr>
-            </w:pPr>
-          </w:p>
-        </w:tc>
-        <w:tc>
-          <w:tcPr>
-            <w:tcW w:w="7654" w:type="dxa"/>
-            <w:tcBorders>
-              <w:top w:val="single" w:sz="4" w:space="0" w:color="auto"/>
-              <w:left w:val="nil"/>
-              <w:bottom w:val="single" w:sz="4" w:space="0" w:color="auto"/>
-              <w:right w:val="single" w:sz="4" w:space="0" w:color="auto"/>
-            </w:tcBorders>
-            <w:vAlign w:val="center"/>
-            <w:hideMark/>
-          </w:tcPr>
-          <w:p>
-            <w:pPr>
-              <w:spacing w:before="120" w:after="0" w:line="360" w:lineRule="auto"/>
-              <w:rPr>
-                <w:rFonts w:ascii="Arial" w:eastAsia="Times New Roman" w:hAnsi="Arial" w:cs="Arial"/>
-                <w:color w:val="000000"/>
-                <w:sz w:val="16"/>
-                <w:szCs w:val="16"/>
-                <w:lang w:eastAsia="pt-BR"/>
-              </w:rPr>
-            </w:pPr>
-            <w:r>
-              <w:rPr>
-                <w:rFonts w:ascii="Arial" w:eastAsia="Times New Roman" w:hAnsi="Arial" w:cs="Arial"/>
-                <w:sz w:val="16"/>
-                <w:szCs w:val="16"/>
-                <w:lang w:eastAsia="pt-BR"/>
-              </w:rPr>
-              <w:t xml:space="preserve">- </w:t>
-            </w:r>
-            <w:r>
-              <w:rPr>
-                <w:rFonts w:ascii="Arial" w:eastAsia="Times New Roman" w:hAnsi="Arial" w:cs="Arial"/>
-                <w:sz w:val="16"/>
-                <w:szCs w:val="16"/>
-                <w:lang w:eastAsia="pt-BR"/>
-              </w:rPr>
-              <w:t xml:space="preserve">Hospedagem da equipe </w:t>
-            </w:r>
-            <w:r>
-              <w:rPr>
-                <w:rFonts w:ascii="Arial" w:eastAsia="Times New Roman" w:hAnsi="Arial" w:cs="Arial"/>
-                <w:sz w:val="16"/>
-                <w:szCs w:val="16"/>
-                <w:lang w:eastAsia="pt-BR"/>
-              </w:rPr>
-              <w:t xml:space="preserve">Filtrovali </w:t>
-            </w:r>
-            <w:r>
-              <w:rPr>
-                <w:rFonts w:ascii="Arial" w:eastAsia="Times New Roman" w:hAnsi="Arial" w:cs="Arial"/>
-                <w:sz w:val="16"/>
-                <w:szCs w:val="16"/>
-                <w:lang w:eastAsia="pt-BR"/>
-              </w:rPr>
-              <w:t>em acomodações individuais (duplas), com infraestrutura mínima incluindo internet, televisão e ar-condicionado;</w:t>
-            </w:r>
-          </w:p>
-        </w:tc>
-        <w:tc>
-          <w:tcPr>
-            <w:tcW w:w="2607" w:type="dxa"/>
-            <w:tcBorders>
-              <w:top w:val="single" w:sz="4" w:space="0" w:color="auto"/>
-              <w:left w:val="single" w:sz="4" w:space="0" w:color="auto"/>
-              <w:bottom w:val="single" w:sz="4" w:space="0" w:color="auto"/>
-              <w:right w:val="single" w:sz="4" w:space="0" w:color="auto"/>
-            </w:tcBorders>
-            <w:noWrap/>
-            <w:vAlign w:val="bottom"/>
-          </w:tcPr>
-          <w:p>
-            <w:pPr>
-              <w:spacing w:before="120" w:after="0" w:line="240" w:lineRule="auto"/>
-              <w:jc w:val="both"/>
-              <w:rPr>
-                <w:rFonts w:ascii="Arial" w:eastAsia="Times New Roman" w:hAnsi="Arial" w:cs="Arial"/>
-                <w:color w:val="000000"/>
-                <w:sz w:val="16"/>
-                <w:szCs w:val="16"/>
-                <w:lang w:eastAsia="pt-BR"/>
-              </w:rPr>
-            </w:pPr>
-            <w:r>
-              <w:rPr>
-                <w:rFonts w:ascii="Arial" w:eastAsia="Times New Roman" w:hAnsi="Arial" w:cs="Arial"/>
-                <w:color w:val="000000"/>
-                <w:sz w:val="16"/>
-                <w:szCs w:val="16"/>
-                <w:lang w:eastAsia="pt-BR"/>
-              </w:rPr>
-              <w:t>Será apresentado nota de débito</w:t>
-            </w:r>
-          </w:p>
-        </w:tc>
-      </w:tr>
-      <w:tr>
-        <w:trPr>
-          <w:trHeight w:val="312"/>
-          <w:jc w:val="center"/>
-        </w:trPr>
-        <w:tc>
-          <w:tcPr>
-            <w:tcW w:w="846" w:type="dxa"/>
-            <w:tcBorders>
-              <w:top w:val="single" w:sz="4" w:space="0" w:color="auto"/>
-              <w:left w:val="single" w:sz="4" w:space="0" w:color="auto"/>
-              <w:bottom w:val="single" w:sz="4" w:space="0" w:color="auto"/>
-              <w:right w:val="single" w:sz="4" w:space="0" w:color="auto"/>
-            </w:tcBorders>
-            <w:noWrap/>
-            <w:vAlign w:val="center"/>
-            <w:hideMark/>
-          </w:tcPr>
-          <w:p>
-            <w:pPr>
-              <w:pStyle w:val="PargrafodaLista"/>
-              <w:numPr>
-                <w:ilvl w:val="0"/>
-                <w:numId w:val="36"/>
-              </w:numPr>
-              <w:spacing w:before="120" w:after="0" w:line="240" w:lineRule="auto"/>
-              <w:jc w:val="center"/>
-              <w:rPr>
-                <w:rFonts w:ascii="Arial" w:eastAsia="Times New Roman" w:hAnsi="Arial" w:cs="Arial"/>
-                <w:color w:val="000000"/>
-                <w:sz w:val="16"/>
-                <w:szCs w:val="16"/>
-                <w:lang w:eastAsia="pt-BR"/>
-              </w:rPr>
-            </w:pPr>
-          </w:p>
-        </w:tc>
-        <w:tc>
-          <w:tcPr>
-            <w:tcW w:w="7654" w:type="dxa"/>
-            <w:tcBorders>
-              <w:top w:val="single" w:sz="4" w:space="0" w:color="auto"/>
-              <w:left w:val="nil"/>
-              <w:bottom w:val="single" w:sz="4" w:space="0" w:color="auto"/>
-              <w:right w:val="single" w:sz="4" w:space="0" w:color="auto"/>
-            </w:tcBorders>
-            <w:vAlign w:val="center"/>
-          </w:tcPr>
-          <w:p>
-            <w:pPr>
-              <w:spacing w:before="120" w:after="0" w:line="360" w:lineRule="auto"/>
-              <w:rPr>
-                <w:rFonts w:ascii="Arial" w:eastAsia="Times New Roman" w:hAnsi="Arial" w:cs="Arial"/>
-                <w:color w:val="000000"/>
-                <w:sz w:val="16"/>
-                <w:szCs w:val="16"/>
-                <w:lang w:eastAsia="pt-BR"/>
-              </w:rPr>
-            </w:pPr>
-            <w:r>
-              <w:rPr>
-                <w:rFonts w:ascii="Arial" w:eastAsia="Times New Roman" w:hAnsi="Arial" w:cs="Arial"/>
-                <w:color w:val="000000"/>
-                <w:sz w:val="16"/>
-                <w:szCs w:val="16"/>
-                <w:lang w:eastAsia="pt-BR"/>
-              </w:rPr>
-              <w:t xml:space="preserve">- </w:t>
-            </w:r>
-            <w:r>
-              <w:rPr>
-                <w:rFonts w:ascii="Arial" w:eastAsia="Times New Roman" w:hAnsi="Arial" w:cs="Arial"/>
-                <w:color w:val="000000"/>
-                <w:sz w:val="16"/>
-                <w:szCs w:val="16"/>
-                <w:lang w:eastAsia="pt-BR"/>
-              </w:rPr>
-              <w:t>Alimentação da equipe fora das dependências da obra e fora do horário de expediente;</w:t>
-            </w:r>
-          </w:p>
-        </w:tc>
-        <w:tc>
-          <w:tcPr>
-            <w:tcW w:w="2607" w:type="dxa"/>
-            <w:tcBorders>
-              <w:top w:val="single" w:sz="4" w:space="0" w:color="auto"/>
-              <w:left w:val="single" w:sz="4" w:space="0" w:color="auto"/>
-              <w:bottom w:val="single" w:sz="4" w:space="0" w:color="auto"/>
-              <w:right w:val="single" w:sz="4" w:space="0" w:color="auto"/>
-            </w:tcBorders>
-            <w:noWrap/>
-            <w:vAlign w:val="bottom"/>
-          </w:tcPr>
-          <w:p>
-            <w:pPr>
-              <w:spacing w:before="120" w:after="0" w:line="240" w:lineRule="auto"/>
-              <w:jc w:val="both"/>
-              <w:rPr>
-                <w:rFonts w:ascii="Arial" w:eastAsia="Times New Roman" w:hAnsi="Arial" w:cs="Arial"/>
-                <w:color w:val="000000"/>
-                <w:sz w:val="16"/>
-                <w:szCs w:val="16"/>
-                <w:lang w:eastAsia="pt-BR"/>
-              </w:rPr>
-            </w:pPr>
-            <w:r>
-              <w:rPr>
-                <w:rFonts w:ascii="Arial" w:eastAsia="Times New Roman" w:hAnsi="Arial" w:cs="Arial"/>
-                <w:color w:val="000000"/>
-                <w:sz w:val="16"/>
-                <w:szCs w:val="16"/>
-                <w:lang w:eastAsia="pt-BR"/>
-              </w:rPr>
-              <w:t>Será apresentado nota de débito</w:t>
-            </w:r>
-          </w:p>
-        </w:tc>
-      </w:tr>
-      <w:tr>
-        <w:trPr>
-          <w:trHeight w:val="312"/>
-          <w:jc w:val="center"/>
-        </w:trPr>
-        <w:tc>
-          <w:tcPr>
-            <w:tcW w:w="11107" w:type="dxa"/>
-            <w:gridSpan w:val="3"/>
-            <w:tcBorders>
-              <w:top w:val="single" w:sz="4" w:space="0" w:color="auto"/>
-              <w:left w:val="single" w:sz="4" w:space="0" w:color="auto"/>
-              <w:bottom w:val="single" w:sz="4" w:space="0" w:color="auto"/>
-              <w:right w:val="single" w:sz="4" w:space="0" w:color="auto"/>
-            </w:tcBorders>
-            <w:shd w:val="clear" w:color="auto" w:fill="A8D08D" w:themeFill="accent6" w:themeFillTint="99"/>
-            <w:noWrap/>
-            <w:vAlign w:val="center"/>
-            <w:hideMark/>
-          </w:tcPr>
-          <w:p>
-            <w:pPr>
-              <w:spacing w:before="120" w:after="0" w:line="240" w:lineRule="auto"/>
-              <w:jc w:val="both"/>
-              <w:rPr>
-                <w:rFonts w:ascii="Arial" w:eastAsia="Times New Roman" w:hAnsi="Arial" w:cs="Arial"/>
-                <w:b/>
-                <w:bCs/>
-                <w:color w:val="000000"/>
-                <w:sz w:val="16"/>
-                <w:szCs w:val="16"/>
-                <w:lang w:eastAsia="pt-BR"/>
-              </w:rPr>
-            </w:pPr>
-            <w:r>
-              <w:rPr>
-                <w:rFonts w:ascii="Arial" w:eastAsia="Times New Roman" w:hAnsi="Arial" w:cs="Arial"/>
-                <w:b/>
-                <w:bCs/>
-                <w:color w:val="000000"/>
-                <w:sz w:val="16"/>
-                <w:szCs w:val="16"/>
-                <w:lang w:eastAsia="pt-BR"/>
-              </w:rPr>
-              <w:t>SEGURANÇA, DOCUMENTAÇÃO E FORMALIDADE</w:t>
-            </w:r>
-          </w:p>
-        </w:tc>
-      </w:tr>
-      <w:tr>
-        <w:trPr>
-          <w:trHeight w:val="312"/>
-          <w:jc w:val="center"/>
-        </w:trPr>
-        <w:tc>
-          <w:tcPr>
-            <w:tcW w:w="846" w:type="dxa"/>
-            <w:tcBorders>
-              <w:top w:val="single" w:sz="4" w:space="0" w:color="auto"/>
-              <w:left w:val="single" w:sz="4" w:space="0" w:color="auto"/>
-              <w:bottom w:val="single" w:sz="4" w:space="0" w:color="auto"/>
-              <w:right w:val="single" w:sz="4" w:space="0" w:color="auto"/>
-            </w:tcBorders>
-            <w:noWrap/>
-            <w:vAlign w:val="center"/>
-            <w:hideMark/>
-          </w:tcPr>
-          <w:p>
-            <w:pPr>
-              <w:pStyle w:val="PargrafodaLista"/>
-              <w:numPr>
-                <w:ilvl w:val="0"/>
-                <w:numId w:val="36"/>
-              </w:numPr>
-              <w:spacing w:before="120" w:after="0" w:line="240" w:lineRule="auto"/>
-              <w:jc w:val="center"/>
-              <w:rPr>
-                <w:rFonts w:ascii="Arial" w:eastAsia="Times New Roman" w:hAnsi="Arial" w:cs="Arial"/>
-                <w:color w:val="000000"/>
-                <w:sz w:val="16"/>
-                <w:szCs w:val="16"/>
-                <w:lang w:eastAsia="pt-BR"/>
-              </w:rPr>
-            </w:pPr>
-          </w:p>
-        </w:tc>
-        <w:tc>
-          <w:tcPr>
-            <w:tcW w:w="7654" w:type="dxa"/>
-            <w:tcBorders>
-              <w:top w:val="single" w:sz="4" w:space="0" w:color="auto"/>
-              <w:left w:val="nil"/>
-              <w:bottom w:val="single" w:sz="4" w:space="0" w:color="auto"/>
-              <w:right w:val="single" w:sz="4" w:space="0" w:color="auto"/>
-            </w:tcBorders>
-            <w:vAlign w:val="center"/>
-          </w:tcPr>
-          <w:p>
-            <w:pPr>
-              <w:spacing w:before="120" w:after="0" w:line="360" w:lineRule="auto"/>
-              <w:rPr>
-                <w:rFonts w:ascii="Arial" w:eastAsia="Times New Roman" w:hAnsi="Arial" w:cs="Arial"/>
-                <w:sz w:val="16"/>
-                <w:szCs w:val="16"/>
-                <w:lang w:eastAsia="pt-BR"/>
-              </w:rPr>
-            </w:pPr>
-            <w:r>
-              <w:rPr>
-                <w:rFonts w:ascii="Arial" w:eastAsia="Times New Roman" w:hAnsi="Arial" w:cs="Arial"/>
-                <w:color w:val="000000"/>
-                <w:sz w:val="16"/>
-                <w:szCs w:val="16"/>
-                <w:lang w:eastAsia="pt-BR"/>
-              </w:rPr>
-              <w:t xml:space="preserve">- </w:t>
-            </w:r>
-            <w:r>
-              <w:rPr>
-                <w:rFonts w:ascii="Arial" w:eastAsia="Times New Roman" w:hAnsi="Arial" w:cs="Arial"/>
-                <w:color w:val="000000"/>
-                <w:sz w:val="16"/>
-                <w:szCs w:val="16"/>
-                <w:lang w:eastAsia="pt-BR"/>
-              </w:rPr>
-              <w:t>Responsabilidade pelos encargos trabalhistas, previdenciários, tributos e demais obrigações legais incidentes sobre a execução dos serviços;</w:t>
-            </w:r>
-          </w:p>
-        </w:tc>
-        <w:tc>
-          <w:tcPr>
-            <w:tcW w:w="2607" w:type="dxa"/>
-            <w:tcBorders>
-              <w:top w:val="single" w:sz="4" w:space="0" w:color="auto"/>
-              <w:left w:val="single" w:sz="4" w:space="0" w:color="auto"/>
-              <w:bottom w:val="single" w:sz="4" w:space="0" w:color="auto"/>
-              <w:right w:val="single" w:sz="4" w:space="0" w:color="auto"/>
-            </w:tcBorders>
-            <w:noWrap/>
-            <w:vAlign w:val="bottom"/>
-            <w:hideMark/>
-          </w:tcPr>
-          <w:p>
-            <w:pPr>
-              <w:spacing w:before="120" w:after="0" w:line="240" w:lineRule="auto"/>
-              <w:jc w:val="both"/>
-              <w:rPr>
-                <w:rFonts w:ascii="Arial" w:eastAsia="Times New Roman" w:hAnsi="Arial" w:cs="Arial"/>
-                <w:color w:val="000000"/>
-                <w:sz w:val="16"/>
-                <w:szCs w:val="16"/>
-                <w:lang w:eastAsia="pt-BR"/>
-              </w:rPr>
-            </w:pPr>
-          </w:p>
-        </w:tc>
-      </w:tr>
-      <w:tr>
-        <w:trPr>
-          <w:trHeight w:val="312"/>
-          <w:jc w:val="center"/>
-        </w:trPr>
-        <w:tc>
-          <w:tcPr>
-            <w:tcW w:w="846" w:type="dxa"/>
-            <w:tcBorders>
-              <w:top w:val="single" w:sz="4" w:space="0" w:color="auto"/>
-              <w:left w:val="single" w:sz="4" w:space="0" w:color="auto"/>
-              <w:bottom w:val="single" w:sz="4" w:space="0" w:color="auto"/>
-              <w:right w:val="single" w:sz="4" w:space="0" w:color="auto"/>
-            </w:tcBorders>
-            <w:noWrap/>
-            <w:vAlign w:val="center"/>
-            <w:hideMark/>
-          </w:tcPr>
-          <w:p>
-            <w:pPr>
-              <w:pStyle w:val="PargrafodaLista"/>
-              <w:numPr>
-                <w:ilvl w:val="0"/>
-                <w:numId w:val="36"/>
-              </w:numPr>
-              <w:spacing w:before="120" w:after="0" w:line="240" w:lineRule="auto"/>
-              <w:jc w:val="center"/>
-              <w:rPr>
-                <w:rFonts w:ascii="Arial" w:eastAsia="Times New Roman" w:hAnsi="Arial" w:cs="Arial"/>
-                <w:color w:val="000000"/>
-                <w:sz w:val="16"/>
-                <w:szCs w:val="16"/>
-                <w:lang w:eastAsia="pt-BR"/>
-              </w:rPr>
-            </w:pPr>
-          </w:p>
-        </w:tc>
-        <w:tc>
-          <w:tcPr>
-            <w:tcW w:w="7654" w:type="dxa"/>
-            <w:tcBorders>
-              <w:top w:val="single" w:sz="4" w:space="0" w:color="auto"/>
-              <w:left w:val="nil"/>
-              <w:bottom w:val="single" w:sz="4" w:space="0" w:color="auto"/>
-              <w:right w:val="single" w:sz="4" w:space="0" w:color="auto"/>
-            </w:tcBorders>
-            <w:vAlign w:val="center"/>
-            <w:hideMark/>
-          </w:tcPr>
-          <w:p>
-            <w:pPr>
-              <w:spacing w:before="120" w:after="0" w:line="360" w:lineRule="auto"/>
-              <w:rPr>
-                <w:rFonts w:ascii="Arial" w:eastAsia="Times New Roman" w:hAnsi="Arial" w:cs="Arial"/>
-                <w:sz w:val="16"/>
-                <w:szCs w:val="16"/>
-                <w:lang w:eastAsia="pt-BR"/>
-              </w:rPr>
-            </w:pPr>
-            <w:r>
-              <w:rPr>
-                <w:rFonts w:ascii="Arial" w:eastAsia="Times New Roman" w:hAnsi="Arial" w:cs="Arial"/>
-                <w:color w:val="000000"/>
-                <w:sz w:val="16"/>
-                <w:szCs w:val="16"/>
-                <w:lang w:eastAsia="pt-BR"/>
-              </w:rPr>
-              <w:t>-</w:t>
-            </w:r>
-            <w:r>
-              <w:rPr>
-                <w:rFonts w:ascii="Arial" w:eastAsia="Times New Roman" w:hAnsi="Arial" w:cs="Arial"/>
-                <w:color w:val="000000"/>
-                <w:sz w:val="16"/>
-                <w:szCs w:val="16"/>
-                <w:lang w:eastAsia="pt-BR"/>
-              </w:rPr>
-              <w:t xml:space="preserve"> PGR</w:t>
-            </w:r>
-            <w:r>
-              <w:rPr>
-                <w:rFonts w:ascii="Arial" w:eastAsia="Times New Roman" w:hAnsi="Arial" w:cs="Arial"/>
-                <w:color w:val="000000"/>
-                <w:sz w:val="16"/>
-                <w:szCs w:val="16"/>
-                <w:lang w:eastAsia="pt-BR"/>
-              </w:rPr>
-              <w:t>, PCMSO e LTCAT modelo padrão indicado pela clínica ocupacional da Contratada;</w:t>
-            </w:r>
-          </w:p>
-        </w:tc>
-        <w:tc>
-          <w:tcPr>
-            <w:tcW w:w="2607" w:type="dxa"/>
-            <w:tcBorders>
-              <w:top w:val="single" w:sz="4" w:space="0" w:color="auto"/>
-              <w:left w:val="single" w:sz="4" w:space="0" w:color="auto"/>
-              <w:bottom w:val="single" w:sz="4" w:space="0" w:color="auto"/>
-              <w:right w:val="single" w:sz="4" w:space="0" w:color="auto"/>
-            </w:tcBorders>
-            <w:noWrap/>
-            <w:vAlign w:val="bottom"/>
-            <w:hideMark/>
-          </w:tcPr>
-          <w:p>
-            <w:pPr>
-              <w:spacing w:before="120" w:after="0" w:line="240" w:lineRule="auto"/>
-              <w:jc w:val="both"/>
-              <w:rPr>
-                <w:rFonts w:ascii="Arial" w:eastAsia="Times New Roman" w:hAnsi="Arial" w:cs="Arial"/>
-                <w:color w:val="000000"/>
-                <w:sz w:val="16"/>
-                <w:szCs w:val="16"/>
-                <w:lang w:eastAsia="pt-BR"/>
-              </w:rPr>
-            </w:pPr>
-          </w:p>
-        </w:tc>
-      </w:tr>
-      <w:tr>
-        <w:trPr>
-          <w:trHeight w:val="312"/>
-          <w:jc w:val="center"/>
-        </w:trPr>
-        <w:tc>
-          <w:tcPr>
-            <w:tcW w:w="846" w:type="dxa"/>
-            <w:tcBorders>
-              <w:top w:val="single" w:sz="4" w:space="0" w:color="auto"/>
-              <w:left w:val="single" w:sz="4" w:space="0" w:color="auto"/>
-              <w:bottom w:val="single" w:sz="4" w:space="0" w:color="auto"/>
-              <w:right w:val="single" w:sz="4" w:space="0" w:color="auto"/>
-            </w:tcBorders>
-            <w:noWrap/>
-            <w:vAlign w:val="center"/>
-            <w:hideMark/>
-          </w:tcPr>
-          <w:p>
-            <w:pPr>
-              <w:pStyle w:val="PargrafodaLista"/>
-              <w:numPr>
-                <w:ilvl w:val="0"/>
-                <w:numId w:val="36"/>
-              </w:numPr>
-              <w:spacing w:before="120" w:after="0" w:line="240" w:lineRule="auto"/>
-              <w:jc w:val="center"/>
-              <w:rPr>
-                <w:rFonts w:ascii="Arial" w:eastAsia="Times New Roman" w:hAnsi="Arial" w:cs="Arial"/>
-                <w:color w:val="000000"/>
-                <w:sz w:val="16"/>
-                <w:szCs w:val="16"/>
-                <w:lang w:eastAsia="pt-BR"/>
-              </w:rPr>
-            </w:pPr>
-          </w:p>
-        </w:tc>
-        <w:tc>
-          <w:tcPr>
-            <w:tcW w:w="7654" w:type="dxa"/>
-            <w:tcBorders>
-              <w:top w:val="single" w:sz="4" w:space="0" w:color="auto"/>
-              <w:left w:val="nil"/>
-              <w:bottom w:val="single" w:sz="4" w:space="0" w:color="auto"/>
-              <w:right w:val="single" w:sz="4" w:space="0" w:color="auto"/>
-            </w:tcBorders>
-            <w:vAlign w:val="center"/>
-          </w:tcPr>
-          <w:p>
-            <w:pPr>
-              <w:spacing w:before="120" w:after="0" w:line="360" w:lineRule="auto"/>
-              <w:rPr>
-                <w:rFonts w:ascii="Arial" w:eastAsia="Times New Roman" w:hAnsi="Arial" w:cs="Arial"/>
-                <w:sz w:val="16"/>
-                <w:szCs w:val="16"/>
-                <w:lang w:eastAsia="pt-BR"/>
-              </w:rPr>
-            </w:pPr>
-            <w:r>
-              <w:rPr>
-                <w:rFonts w:ascii="Arial" w:eastAsia="Times New Roman" w:hAnsi="Arial" w:cs="Arial"/>
-                <w:color w:val="000000"/>
-                <w:sz w:val="16"/>
-                <w:szCs w:val="16"/>
-                <w:lang w:eastAsia="pt-BR"/>
-              </w:rPr>
-              <w:t xml:space="preserve">- </w:t>
-            </w:r>
-            <w:r>
-              <w:rPr>
-                <w:rFonts w:ascii="Arial" w:eastAsia="Times New Roman" w:hAnsi="Arial" w:cs="Arial"/>
-                <w:color w:val="000000"/>
-                <w:sz w:val="16"/>
-                <w:szCs w:val="16"/>
-                <w:lang w:eastAsia="pt-BR"/>
-              </w:rPr>
-              <w:t>Fornecimento de Equipamentos de Proteção Individual (EPIs) aos colaboradores, em conformidade com as FISPQs aplicáveis;</w:t>
-            </w:r>
-          </w:p>
-        </w:tc>
-        <w:tc>
-          <w:tcPr>
-            <w:tcW w:w="2607" w:type="dxa"/>
-            <w:tcBorders>
-              <w:top w:val="single" w:sz="4" w:space="0" w:color="auto"/>
-              <w:left w:val="single" w:sz="4" w:space="0" w:color="auto"/>
-              <w:bottom w:val="single" w:sz="4" w:space="0" w:color="auto"/>
-              <w:right w:val="single" w:sz="4" w:space="0" w:color="auto"/>
-            </w:tcBorders>
-            <w:noWrap/>
-            <w:vAlign w:val="bottom"/>
-            <w:hideMark/>
-          </w:tcPr>
-          <w:p>
-            <w:pPr>
-              <w:spacing w:before="120" w:after="0" w:line="240" w:lineRule="auto"/>
-              <w:jc w:val="both"/>
-              <w:rPr>
-                <w:rFonts w:ascii="Arial" w:eastAsia="Times New Roman" w:hAnsi="Arial" w:cs="Arial"/>
-                <w:color w:val="000000"/>
-                <w:sz w:val="16"/>
-                <w:szCs w:val="16"/>
-                <w:lang w:eastAsia="pt-BR"/>
-              </w:rPr>
-            </w:pPr>
-          </w:p>
-        </w:tc>
-      </w:tr>
-      <w:tr>
-        <w:trPr>
-          <w:trHeight w:val="312"/>
-          <w:jc w:val="center"/>
-        </w:trPr>
-        <w:tc>
-          <w:tcPr>
-            <w:tcW w:w="846" w:type="dxa"/>
-            <w:tcBorders>
-              <w:top w:val="single" w:sz="4" w:space="0" w:color="auto"/>
-              <w:left w:val="single" w:sz="4" w:space="0" w:color="auto"/>
-              <w:bottom w:val="single" w:sz="4" w:space="0" w:color="auto"/>
-              <w:right w:val="single" w:sz="4" w:space="0" w:color="auto"/>
-            </w:tcBorders>
-            <w:noWrap/>
-            <w:vAlign w:val="center"/>
-          </w:tcPr>
-          <w:p>
-            <w:pPr>
-              <w:pStyle w:val="PargrafodaLista"/>
-              <w:numPr>
-                <w:ilvl w:val="0"/>
-                <w:numId w:val="36"/>
-              </w:numPr>
-              <w:spacing w:before="120" w:after="0" w:line="240" w:lineRule="auto"/>
-              <w:jc w:val="center"/>
-              <w:rPr>
-                <w:rFonts w:ascii="Arial" w:eastAsia="Times New Roman" w:hAnsi="Arial" w:cs="Arial"/>
-                <w:color w:val="000000"/>
-                <w:sz w:val="16"/>
-                <w:szCs w:val="16"/>
-                <w:lang w:eastAsia="pt-BR"/>
-              </w:rPr>
-            </w:pPr>
-          </w:p>
-        </w:tc>
-        <w:tc>
-          <w:tcPr>
-            <w:tcW w:w="7654" w:type="dxa"/>
-            <w:tcBorders>
-              <w:top w:val="single" w:sz="4" w:space="0" w:color="auto"/>
-              <w:left w:val="nil"/>
-              <w:bottom w:val="single" w:sz="4" w:space="0" w:color="auto"/>
-              <w:right w:val="single" w:sz="4" w:space="0" w:color="auto"/>
-            </w:tcBorders>
-            <w:vAlign w:val="center"/>
-          </w:tcPr>
-          <w:p>
-            <w:pPr>
-              <w:spacing w:before="120" w:after="0" w:line="360" w:lineRule="auto"/>
-              <w:rPr>
-                <w:rFonts w:ascii="Arial" w:eastAsia="Times New Roman" w:hAnsi="Arial" w:cs="Arial"/>
-                <w:color w:val="000000"/>
-                <w:sz w:val="16"/>
-                <w:szCs w:val="16"/>
-                <w:lang w:eastAsia="pt-BR"/>
-              </w:rPr>
-            </w:pPr>
-            <w:r>
-              <w:rPr>
-                <w:rFonts w:ascii="Arial" w:eastAsia="Times New Roman" w:hAnsi="Arial" w:cs="Arial"/>
-                <w:color w:val="000000"/>
-                <w:sz w:val="16"/>
-                <w:szCs w:val="16"/>
-                <w:lang w:eastAsia="pt-BR"/>
-              </w:rPr>
-              <w:t xml:space="preserve">- </w:t>
-            </w:r>
-            <w:r>
-              <w:rPr>
-                <w:rFonts w:ascii="Arial" w:eastAsia="Times New Roman" w:hAnsi="Arial" w:cs="Arial"/>
-                <w:color w:val="000000"/>
-                <w:sz w:val="16"/>
-                <w:szCs w:val="16"/>
-                <w:lang w:eastAsia="pt-BR"/>
-              </w:rPr>
-              <w:t>Execução dos serviços em conformidade com os padrões técnicos definidos pela Contratante, fabricantes dos equipamentos e normas técnicas vigentes;</w:t>
-            </w:r>
-          </w:p>
-        </w:tc>
-        <w:tc>
-          <w:tcPr>
-            <w:tcW w:w="2607" w:type="dxa"/>
-            <w:tcBorders>
-              <w:top w:val="single" w:sz="4" w:space="0" w:color="auto"/>
-              <w:left w:val="single" w:sz="4" w:space="0" w:color="auto"/>
-              <w:bottom w:val="single" w:sz="4" w:space="0" w:color="auto"/>
-              <w:right w:val="single" w:sz="4" w:space="0" w:color="auto"/>
-            </w:tcBorders>
-            <w:noWrap/>
-            <w:vAlign w:val="bottom"/>
-          </w:tcPr>
-          <w:p>
-            <w:pPr>
-              <w:spacing w:before="120" w:after="0" w:line="240" w:lineRule="auto"/>
-              <w:jc w:val="both"/>
-              <w:rPr>
-                <w:rFonts w:ascii="Arial" w:eastAsia="Times New Roman" w:hAnsi="Arial" w:cs="Arial"/>
-                <w:color w:val="000000"/>
-                <w:sz w:val="16"/>
-                <w:szCs w:val="16"/>
-                <w:lang w:eastAsia="pt-BR"/>
-              </w:rPr>
-            </w:pPr>
-          </w:p>
-        </w:tc>
-      </w:tr>
-      <w:tr>
-        <w:trPr>
-          <w:trHeight w:val="312"/>
-          <w:jc w:val="center"/>
-        </w:trPr>
-        <w:tc>
-          <w:tcPr>
-            <w:tcW w:w="846" w:type="dxa"/>
-            <w:tcBorders>
-              <w:top w:val="single" w:sz="4" w:space="0" w:color="auto"/>
-              <w:left w:val="single" w:sz="4" w:space="0" w:color="auto"/>
-              <w:bottom w:val="single" w:sz="4" w:space="0" w:color="auto"/>
-              <w:right w:val="single" w:sz="4" w:space="0" w:color="auto"/>
-            </w:tcBorders>
-            <w:noWrap/>
-            <w:vAlign w:val="center"/>
-            <w:hideMark/>
-          </w:tcPr>
-          <w:p>
-            <w:pPr>
-              <w:pStyle w:val="PargrafodaLista"/>
-              <w:numPr>
-                <w:ilvl w:val="0"/>
-                <w:numId w:val="36"/>
-              </w:numPr>
-              <w:spacing w:before="120" w:after="0" w:line="240" w:lineRule="auto"/>
-              <w:jc w:val="center"/>
-              <w:rPr>
-                <w:rFonts w:ascii="Arial" w:eastAsia="Times New Roman" w:hAnsi="Arial" w:cs="Arial"/>
-                <w:color w:val="000000"/>
-                <w:sz w:val="16"/>
-                <w:szCs w:val="16"/>
-                <w:lang w:eastAsia="pt-BR"/>
-              </w:rPr>
-            </w:pPr>
-          </w:p>
-        </w:tc>
-        <w:tc>
-          <w:tcPr>
-            <w:tcW w:w="7654" w:type="dxa"/>
-            <w:tcBorders>
-              <w:top w:val="single" w:sz="4" w:space="0" w:color="auto"/>
-              <w:left w:val="nil"/>
-              <w:bottom w:val="single" w:sz="4" w:space="0" w:color="auto"/>
-              <w:right w:val="single" w:sz="4" w:space="0" w:color="auto"/>
-            </w:tcBorders>
-            <w:vAlign w:val="center"/>
-            <w:hideMark/>
-          </w:tcPr>
-          <w:p>
-            <w:pPr>
-              <w:spacing w:before="120" w:after="0" w:line="360" w:lineRule="auto"/>
-              <w:rPr>
-                <w:rFonts w:ascii="Arial" w:eastAsia="Times New Roman" w:hAnsi="Arial" w:cs="Arial"/>
-                <w:color w:val="000000"/>
-                <w:sz w:val="16"/>
-                <w:szCs w:val="16"/>
-                <w:lang w:eastAsia="pt-BR"/>
-              </w:rPr>
-            </w:pPr>
-            <w:r>
-              <w:rPr>
-                <w:rFonts w:ascii="Arial" w:eastAsia="Times New Roman" w:hAnsi="Arial" w:cs="Arial"/>
-                <w:color w:val="000000"/>
-                <w:sz w:val="16"/>
-                <w:szCs w:val="16"/>
-                <w:lang w:eastAsia="pt-BR"/>
-              </w:rPr>
-              <w:t xml:space="preserve">- </w:t>
-            </w:r>
-            <w:r>
-              <w:rPr>
-                <w:rFonts w:ascii="Arial" w:eastAsia="Times New Roman" w:hAnsi="Arial" w:cs="Arial"/>
-                <w:color w:val="000000"/>
-                <w:sz w:val="16"/>
-                <w:szCs w:val="16"/>
-                <w:lang w:eastAsia="pt-BR"/>
-              </w:rPr>
-              <w:t>Disponibilização de seguro de vida e plano de saúde com cobertura nacional para toda a equipe envolvida</w:t>
-            </w:r>
-            <w:r>
-              <w:rPr>
-                <w:rFonts w:ascii="Arial" w:eastAsia="Times New Roman" w:hAnsi="Arial" w:cs="Arial"/>
-                <w:color w:val="000000"/>
-                <w:sz w:val="16"/>
-                <w:szCs w:val="16"/>
-                <w:lang w:eastAsia="pt-BR"/>
-              </w:rPr>
-              <w:t>.</w:t>
-            </w:r>
-          </w:p>
-        </w:tc>
-        <w:tc>
-          <w:tcPr>
-            <w:tcW w:w="2607" w:type="dxa"/>
-            <w:tcBorders>
-              <w:top w:val="single" w:sz="4" w:space="0" w:color="auto"/>
-              <w:left w:val="single" w:sz="4" w:space="0" w:color="auto"/>
-              <w:bottom w:val="single" w:sz="4" w:space="0" w:color="auto"/>
-              <w:right w:val="single" w:sz="4" w:space="0" w:color="auto"/>
-            </w:tcBorders>
-            <w:noWrap/>
-            <w:vAlign w:val="bottom"/>
-          </w:tcPr>
-          <w:p>
-            <w:pPr>
-              <w:spacing w:before="120" w:after="0" w:line="240" w:lineRule="auto"/>
-              <w:jc w:val="both"/>
-              <w:rPr>
-                <w:rFonts w:ascii="Arial" w:eastAsia="Times New Roman" w:hAnsi="Arial" w:cs="Arial"/>
-                <w:color w:val="000000"/>
-                <w:sz w:val="16"/>
-                <w:szCs w:val="16"/>
-                <w:lang w:eastAsia="pt-BR"/>
-              </w:rPr>
-            </w:pPr>
           </w:p>
         </w:tc>
       </w:tr>
@@ -7147,7 +5052,7 @@
                 <w:szCs w:val="16"/>
                 <w:lang w:eastAsia="pt-BR"/>
               </w:rPr>
-              <w:t xml:space="preserve">LOGÍSTICA </w:t>
+              <w:t xml:space="preserve">{{categoria_contratante}}</w:t>
             </w:r>
           </w:p>
         </w:tc>
@@ -7218,7 +5123,7 @@
                 <w:szCs w:val="16"/>
                 <w:lang w:eastAsia="pt-BR"/>
               </w:rPr>
-              <w:t xml:space="preserve">- </w:t>
+              <w:t xml:space="preserve">{{escopo_contratante}}</w:t>
             </w:r>
             <w:r>
               <w:rPr>
@@ -7227,964 +5132,7 @@
                 <w:szCs w:val="16"/>
                 <w:lang w:eastAsia="pt-BR"/>
               </w:rPr>
-              <w:t>Disponibilização de recursos para carga, descarga e movimentação dos equipamentos dentro do canteiro de obras, incluindo, quando aplicável, caminhão munck, guindastes, empilhadeiras, ponte rolante ou grua, conforme necessidade operacional;</w:t>
-            </w:r>
-          </w:p>
-        </w:tc>
-        <w:tc>
-          <w:tcPr>
-            <w:tcW w:w="2576" w:type="dxa"/>
-            <w:tcBorders>
-              <w:top w:val="single" w:sz="4" w:space="0" w:color="auto"/>
-              <w:left w:val="single" w:sz="4" w:space="0" w:color="auto"/>
-              <w:bottom w:val="single" w:sz="4" w:space="0" w:color="auto"/>
-              <w:right w:val="single" w:sz="4" w:space="0" w:color="auto"/>
-            </w:tcBorders>
-            <w:noWrap/>
-            <w:vAlign w:val="bottom"/>
-          </w:tcPr>
-          <w:p>
-            <w:pPr>
-              <w:spacing w:before="120" w:after="0" w:line="240" w:lineRule="auto"/>
-              <w:jc w:val="both"/>
-              <w:rPr>
-                <w:rFonts w:ascii="Arial" w:eastAsia="Times New Roman" w:hAnsi="Arial" w:cs="Arial"/>
-                <w:color w:val="000000"/>
-                <w:sz w:val="16"/>
-                <w:szCs w:val="16"/>
-                <w:lang w:eastAsia="pt-BR"/>
-              </w:rPr>
-            </w:pPr>
-          </w:p>
-        </w:tc>
-      </w:tr>
-      <w:tr>
-        <w:trPr>
-          <w:trHeight w:val="312"/>
-          <w:jc w:val="center"/>
-        </w:trPr>
-        <w:tc>
-          <w:tcPr>
-            <w:tcW w:w="846" w:type="dxa"/>
-            <w:tcBorders>
-              <w:top w:val="single" w:sz="4" w:space="0" w:color="auto"/>
-              <w:left w:val="single" w:sz="4" w:space="0" w:color="auto"/>
-              <w:bottom w:val="single" w:sz="4" w:space="0" w:color="auto"/>
-              <w:right w:val="single" w:sz="4" w:space="0" w:color="auto"/>
-            </w:tcBorders>
-            <w:noWrap/>
-            <w:vAlign w:val="center"/>
-          </w:tcPr>
-          <w:p>
-            <w:pPr>
-              <w:pStyle w:val="PargrafodaLista"/>
-              <w:numPr>
-                <w:ilvl w:val="0"/>
-                <w:numId w:val="37"/>
-              </w:numPr>
-              <w:spacing w:before="120" w:after="0" w:line="240" w:lineRule="auto"/>
-              <w:jc w:val="center"/>
-              <w:rPr>
-                <w:rFonts w:ascii="Arial" w:eastAsia="Times New Roman" w:hAnsi="Arial" w:cs="Arial"/>
-                <w:color w:val="000000"/>
-                <w:sz w:val="16"/>
-                <w:szCs w:val="16"/>
-                <w:lang w:eastAsia="pt-BR"/>
-              </w:rPr>
-            </w:pPr>
-          </w:p>
-        </w:tc>
-        <w:tc>
-          <w:tcPr>
-            <w:tcW w:w="7796" w:type="dxa"/>
-            <w:tcBorders>
-              <w:top w:val="single" w:sz="4" w:space="0" w:color="auto"/>
-              <w:left w:val="nil"/>
-              <w:bottom w:val="single" w:sz="4" w:space="0" w:color="auto"/>
-              <w:right w:val="single" w:sz="4" w:space="0" w:color="auto"/>
-            </w:tcBorders>
-            <w:vAlign w:val="center"/>
-          </w:tcPr>
-          <w:p>
-            <w:pPr>
-              <w:spacing w:before="120" w:after="0" w:line="360" w:lineRule="auto"/>
-              <w:rPr>
-                <w:rFonts w:ascii="Arial" w:hAnsi="Arial" w:cs="Arial"/>
-                <w:sz w:val="16"/>
-                <w:szCs w:val="16"/>
-                <w:lang w:eastAsia="pt-BR"/>
-              </w:rPr>
-            </w:pPr>
-            <w:r>
-              <w:rPr>
-                <w:rFonts w:ascii="Arial" w:eastAsia="Times New Roman" w:hAnsi="Arial" w:cs="Arial"/>
-                <w:color w:val="000000"/>
-                <w:sz w:val="16"/>
-                <w:szCs w:val="16"/>
-                <w:lang w:eastAsia="pt-BR"/>
-              </w:rPr>
-              <w:t xml:space="preserve">- </w:t>
-            </w:r>
-            <w:r>
-              <w:rPr>
-                <w:rFonts w:ascii="Arial" w:eastAsia="Times New Roman" w:hAnsi="Arial" w:cs="Arial"/>
-                <w:color w:val="000000"/>
-                <w:sz w:val="16"/>
-                <w:szCs w:val="16"/>
-                <w:lang w:eastAsia="pt-BR"/>
-              </w:rPr>
-              <w:t>Alimentação da equipe</w:t>
-            </w:r>
-            <w:r>
-              <w:rPr>
-                <w:rFonts w:ascii="Arial" w:eastAsia="Times New Roman" w:hAnsi="Arial" w:cs="Arial"/>
-                <w:color w:val="000000"/>
-                <w:sz w:val="16"/>
-                <w:szCs w:val="16"/>
-                <w:lang w:eastAsia="pt-BR"/>
-              </w:rPr>
-              <w:t>, durante a jornada de trabalho,</w:t>
-            </w:r>
-            <w:r>
-              <w:rPr>
-                <w:rFonts w:ascii="Arial" w:eastAsia="Times New Roman" w:hAnsi="Arial" w:cs="Arial"/>
-                <w:color w:val="000000"/>
-                <w:sz w:val="16"/>
-                <w:szCs w:val="16"/>
-                <w:lang w:eastAsia="pt-BR"/>
-              </w:rPr>
-              <w:t xml:space="preserve"> </w:t>
-            </w:r>
-            <w:r>
-              <w:rPr>
-                <w:rFonts w:ascii="Arial" w:eastAsia="Times New Roman" w:hAnsi="Arial" w:cs="Arial"/>
-                <w:color w:val="000000"/>
-                <w:sz w:val="16"/>
-                <w:szCs w:val="16"/>
-                <w:lang w:eastAsia="pt-BR"/>
-              </w:rPr>
-              <w:t xml:space="preserve">dentro </w:t>
-            </w:r>
-            <w:r>
-              <w:rPr>
-                <w:rFonts w:ascii="Arial" w:eastAsia="Times New Roman" w:hAnsi="Arial" w:cs="Arial"/>
-                <w:color w:val="000000"/>
-                <w:sz w:val="16"/>
-                <w:szCs w:val="16"/>
-                <w:lang w:eastAsia="pt-BR"/>
-              </w:rPr>
-              <w:t>d</w:t>
-            </w:r>
-            <w:r>
-              <w:rPr>
-                <w:rFonts w:ascii="Arial" w:eastAsia="Times New Roman" w:hAnsi="Arial" w:cs="Arial"/>
-                <w:color w:val="000000"/>
-                <w:sz w:val="16"/>
-                <w:szCs w:val="16"/>
-                <w:lang w:eastAsia="pt-BR"/>
-              </w:rPr>
-              <w:t>o</w:t>
-            </w:r>
-            <w:r>
-              <w:rPr>
-                <w:rFonts w:ascii="Arial" w:eastAsia="Times New Roman" w:hAnsi="Arial" w:cs="Arial"/>
-                <w:color w:val="000000"/>
-                <w:sz w:val="16"/>
-                <w:szCs w:val="16"/>
-                <w:lang w:eastAsia="pt-BR"/>
-              </w:rPr>
-              <w:t xml:space="preserve"> </w:t>
-            </w:r>
-            <w:r>
-              <w:rPr>
-                <w:rFonts w:ascii="Arial" w:eastAsia="Times New Roman" w:hAnsi="Arial" w:cs="Arial"/>
-                <w:color w:val="000000"/>
-                <w:sz w:val="16"/>
-                <w:szCs w:val="16"/>
-                <w:lang w:eastAsia="pt-BR"/>
-              </w:rPr>
-              <w:t>site conforme turno (almoço/janta)</w:t>
-            </w:r>
-            <w:r>
-              <w:rPr>
-                <w:rFonts w:ascii="Arial" w:eastAsia="Times New Roman" w:hAnsi="Arial" w:cs="Arial"/>
-                <w:color w:val="000000"/>
-                <w:sz w:val="16"/>
-                <w:szCs w:val="16"/>
-                <w:lang w:eastAsia="pt-BR"/>
-              </w:rPr>
-              <w:t>;</w:t>
-            </w:r>
-          </w:p>
-        </w:tc>
-        <w:tc>
-          <w:tcPr>
-            <w:tcW w:w="2576" w:type="dxa"/>
-            <w:tcBorders>
-              <w:top w:val="single" w:sz="4" w:space="0" w:color="auto"/>
-              <w:left w:val="single" w:sz="4" w:space="0" w:color="auto"/>
-              <w:bottom w:val="single" w:sz="4" w:space="0" w:color="auto"/>
-              <w:right w:val="single" w:sz="4" w:space="0" w:color="auto"/>
-            </w:tcBorders>
-            <w:noWrap/>
-            <w:vAlign w:val="bottom"/>
-          </w:tcPr>
-          <w:p>
-            <w:pPr>
-              <w:spacing w:before="120" w:after="0" w:line="240" w:lineRule="auto"/>
-              <w:jc w:val="both"/>
-              <w:rPr>
-                <w:rFonts w:ascii="Arial" w:eastAsia="Times New Roman" w:hAnsi="Arial" w:cs="Arial"/>
-                <w:color w:val="000000"/>
-                <w:sz w:val="16"/>
-                <w:szCs w:val="16"/>
-                <w:lang w:eastAsia="pt-BR"/>
-              </w:rPr>
-            </w:pPr>
-          </w:p>
-        </w:tc>
-      </w:tr>
-      <w:tr>
-        <w:trPr>
-          <w:trHeight w:val="312"/>
-          <w:jc w:val="center"/>
-        </w:trPr>
-        <w:tc>
-          <w:tcPr>
-            <w:tcW w:w="11218" w:type="dxa"/>
-            <w:gridSpan w:val="3"/>
-            <w:tcBorders>
-              <w:top w:val="single" w:sz="4" w:space="0" w:color="auto"/>
-              <w:left w:val="single" w:sz="4" w:space="0" w:color="auto"/>
-              <w:bottom w:val="single" w:sz="4" w:space="0" w:color="auto"/>
-              <w:right w:val="single" w:sz="4" w:space="0" w:color="auto"/>
-            </w:tcBorders>
-            <w:shd w:val="clear" w:color="auto" w:fill="9CC2E5" w:themeFill="accent1" w:themeFillTint="99"/>
-            <w:noWrap/>
-            <w:vAlign w:val="center"/>
-          </w:tcPr>
-          <w:p>
-            <w:pPr>
-              <w:spacing w:before="120" w:after="0" w:line="240" w:lineRule="auto"/>
-              <w:jc w:val="both"/>
-              <w:rPr>
-                <w:rFonts w:ascii="Arial" w:eastAsia="Times New Roman" w:hAnsi="Arial" w:cs="Arial"/>
-                <w:color w:val="000000"/>
-                <w:sz w:val="16"/>
-                <w:szCs w:val="16"/>
-                <w:lang w:eastAsia="pt-BR"/>
-              </w:rPr>
-            </w:pPr>
-            <w:r>
-              <w:rPr>
-                <w:rFonts w:ascii="Arial" w:eastAsia="Times New Roman" w:hAnsi="Arial" w:cs="Arial"/>
-                <w:b/>
-                <w:color w:val="000000"/>
-                <w:sz w:val="16"/>
-                <w:szCs w:val="16"/>
-                <w:lang w:eastAsia="pt-BR"/>
-              </w:rPr>
-              <w:t>MÃO DE OBRA E EQUIPE TÉCNICA</w:t>
-            </w:r>
-          </w:p>
-        </w:tc>
-      </w:tr>
-      <w:tr>
-        <w:trPr>
-          <w:trHeight w:val="312"/>
-          <w:jc w:val="center"/>
-        </w:trPr>
-        <w:tc>
-          <w:tcPr>
-            <w:tcW w:w="846" w:type="dxa"/>
-            <w:tcBorders>
-              <w:top w:val="single" w:sz="4" w:space="0" w:color="auto"/>
-              <w:left w:val="single" w:sz="4" w:space="0" w:color="auto"/>
-              <w:bottom w:val="single" w:sz="4" w:space="0" w:color="auto"/>
-              <w:right w:val="single" w:sz="4" w:space="0" w:color="auto"/>
-            </w:tcBorders>
-            <w:noWrap/>
-            <w:vAlign w:val="center"/>
-            <w:hideMark/>
-          </w:tcPr>
-          <w:p>
-            <w:pPr>
-              <w:pStyle w:val="PargrafodaLista"/>
-              <w:numPr>
-                <w:ilvl w:val="0"/>
-                <w:numId w:val="37"/>
-              </w:numPr>
-              <w:spacing w:before="120" w:after="0" w:line="240" w:lineRule="auto"/>
-              <w:jc w:val="center"/>
-              <w:rPr>
-                <w:rFonts w:ascii="Arial" w:eastAsia="Times New Roman" w:hAnsi="Arial" w:cs="Arial"/>
-                <w:color w:val="000000"/>
-                <w:sz w:val="16"/>
-                <w:szCs w:val="16"/>
-                <w:lang w:eastAsia="pt-BR"/>
-              </w:rPr>
-            </w:pPr>
-          </w:p>
-        </w:tc>
-        <w:tc>
-          <w:tcPr>
-            <w:tcW w:w="7796" w:type="dxa"/>
-            <w:tcBorders>
-              <w:top w:val="single" w:sz="4" w:space="0" w:color="auto"/>
-              <w:left w:val="nil"/>
-              <w:bottom w:val="single" w:sz="4" w:space="0" w:color="auto"/>
-              <w:right w:val="single" w:sz="4" w:space="0" w:color="auto"/>
-            </w:tcBorders>
-            <w:vAlign w:val="center"/>
-            <w:hideMark/>
-          </w:tcPr>
-          <w:p>
-            <w:pPr>
-              <w:spacing w:before="120" w:after="0" w:line="360" w:lineRule="auto"/>
-              <w:rPr>
-                <w:rFonts w:ascii="Arial" w:eastAsia="Times New Roman" w:hAnsi="Arial" w:cs="Arial"/>
-                <w:sz w:val="16"/>
-                <w:szCs w:val="16"/>
-                <w:lang w:eastAsia="pt-BR"/>
-              </w:rPr>
-            </w:pPr>
-            <w:r>
-              <w:rPr>
-                <w:rFonts w:ascii="Arial" w:eastAsia="Times New Roman" w:hAnsi="Arial" w:cs="Arial"/>
-                <w:sz w:val="16"/>
-                <w:szCs w:val="16"/>
-                <w:lang w:eastAsia="pt-BR"/>
-              </w:rPr>
-              <w:t xml:space="preserve">- </w:t>
-            </w:r>
-            <w:r>
-              <w:rPr>
-                <w:rFonts w:ascii="Arial" w:eastAsia="Times New Roman" w:hAnsi="Arial" w:cs="Arial"/>
-                <w:sz w:val="16"/>
-                <w:szCs w:val="16"/>
-                <w:lang w:eastAsia="pt-BR"/>
-              </w:rPr>
-              <w:t xml:space="preserve">Disponibilização de </w:t>
-            </w:r>
-            <w:r>
-              <w:rPr>
-                <w:rFonts w:ascii="Arial" w:eastAsia="Times New Roman" w:hAnsi="Arial" w:cs="Arial"/>
-                <w:b/>
-                <w:bCs/>
-                <w:sz w:val="16"/>
-                <w:szCs w:val="16"/>
-                <w:lang w:eastAsia="pt-BR"/>
-              </w:rPr>
-              <w:t>02 (dois) colaboradores</w:t>
-            </w:r>
-            <w:r>
-              <w:rPr>
-                <w:rFonts w:ascii="Arial" w:eastAsia="Times New Roman" w:hAnsi="Arial" w:cs="Arial"/>
-                <w:sz w:val="16"/>
-                <w:szCs w:val="16"/>
-                <w:lang w:eastAsia="pt-BR"/>
-              </w:rPr>
-              <w:t xml:space="preserve"> para acompanhamento e apoio nas atividades de montagem de peças, mangueiras, tubulações e interligações provisórias;</w:t>
-            </w:r>
-          </w:p>
-        </w:tc>
-        <w:tc>
-          <w:tcPr>
-            <w:tcW w:w="2576" w:type="dxa"/>
-            <w:tcBorders>
-              <w:top w:val="single" w:sz="4" w:space="0" w:color="auto"/>
-              <w:left w:val="single" w:sz="4" w:space="0" w:color="auto"/>
-              <w:bottom w:val="single" w:sz="4" w:space="0" w:color="auto"/>
-              <w:right w:val="single" w:sz="4" w:space="0" w:color="auto"/>
-            </w:tcBorders>
-            <w:noWrap/>
-            <w:vAlign w:val="bottom"/>
-          </w:tcPr>
-          <w:p>
-            <w:pPr>
-              <w:spacing w:before="120" w:after="0" w:line="240" w:lineRule="auto"/>
-              <w:jc w:val="both"/>
-              <w:rPr>
-                <w:rFonts w:ascii="Arial" w:eastAsia="Times New Roman" w:hAnsi="Arial" w:cs="Arial"/>
-                <w:color w:val="000000"/>
-                <w:sz w:val="16"/>
-                <w:szCs w:val="16"/>
-                <w:lang w:eastAsia="pt-BR"/>
-              </w:rPr>
-            </w:pPr>
-          </w:p>
-        </w:tc>
-      </w:tr>
-      <w:tr>
-        <w:trPr>
-          <w:trHeight w:val="312"/>
-          <w:jc w:val="center"/>
-        </w:trPr>
-        <w:tc>
-          <w:tcPr>
-            <w:tcW w:w="846" w:type="dxa"/>
-            <w:tcBorders>
-              <w:top w:val="single" w:sz="4" w:space="0" w:color="auto"/>
-              <w:left w:val="single" w:sz="4" w:space="0" w:color="auto"/>
-              <w:bottom w:val="single" w:sz="4" w:space="0" w:color="auto"/>
-              <w:right w:val="single" w:sz="4" w:space="0" w:color="auto"/>
-            </w:tcBorders>
-            <w:noWrap/>
-            <w:vAlign w:val="center"/>
-          </w:tcPr>
-          <w:p>
-            <w:pPr>
-              <w:pStyle w:val="PargrafodaLista"/>
-              <w:numPr>
-                <w:ilvl w:val="0"/>
-                <w:numId w:val="37"/>
-              </w:numPr>
-              <w:spacing w:before="120" w:after="0" w:line="240" w:lineRule="auto"/>
-              <w:jc w:val="center"/>
-              <w:rPr>
-                <w:rFonts w:ascii="Arial" w:eastAsia="Times New Roman" w:hAnsi="Arial" w:cs="Arial"/>
-                <w:color w:val="000000"/>
-                <w:sz w:val="16"/>
-                <w:szCs w:val="16"/>
-                <w:lang w:eastAsia="pt-BR"/>
-              </w:rPr>
-            </w:pPr>
-          </w:p>
-        </w:tc>
-        <w:tc>
-          <w:tcPr>
-            <w:tcW w:w="7796" w:type="dxa"/>
-            <w:tcBorders>
-              <w:top w:val="single" w:sz="4" w:space="0" w:color="auto"/>
-              <w:left w:val="nil"/>
-              <w:bottom w:val="single" w:sz="4" w:space="0" w:color="auto"/>
-              <w:right w:val="single" w:sz="4" w:space="0" w:color="auto"/>
-            </w:tcBorders>
-            <w:vAlign w:val="center"/>
-          </w:tcPr>
-          <w:p>
-            <w:pPr>
-              <w:spacing w:before="120" w:after="0" w:line="360" w:lineRule="auto"/>
-              <w:rPr>
-                <w:rFonts w:ascii="Arial" w:eastAsia="Times New Roman" w:hAnsi="Arial" w:cs="Arial"/>
-                <w:color w:val="000000"/>
-                <w:sz w:val="16"/>
-                <w:szCs w:val="16"/>
-                <w:lang w:eastAsia="pt-BR"/>
-              </w:rPr>
-            </w:pPr>
-            <w:r>
-              <w:rPr>
-                <w:rFonts w:ascii="Arial" w:eastAsia="Times New Roman" w:hAnsi="Arial" w:cs="Arial"/>
-                <w:color w:val="000000"/>
-                <w:sz w:val="16"/>
-                <w:szCs w:val="16"/>
-                <w:lang w:eastAsia="pt-BR"/>
-              </w:rPr>
-              <w:t xml:space="preserve">- </w:t>
-            </w:r>
-            <w:r>
-              <w:rPr>
-                <w:rFonts w:ascii="Arial" w:eastAsia="Times New Roman" w:hAnsi="Arial" w:cs="Arial"/>
-                <w:color w:val="000000"/>
-                <w:sz w:val="16"/>
-                <w:szCs w:val="16"/>
-                <w:lang w:eastAsia="pt-BR"/>
-              </w:rPr>
-              <w:t>Disponibilização de eletricista habilitado para realização de ligações elétricas, instalações provisórias e pequenos reparos em equipamentos, quando previamente autorizados pela Filtrovali;</w:t>
-            </w:r>
-          </w:p>
-        </w:tc>
-        <w:tc>
-          <w:tcPr>
-            <w:tcW w:w="2576" w:type="dxa"/>
-            <w:tcBorders>
-              <w:top w:val="single" w:sz="4" w:space="0" w:color="auto"/>
-              <w:left w:val="single" w:sz="4" w:space="0" w:color="auto"/>
-              <w:bottom w:val="single" w:sz="4" w:space="0" w:color="auto"/>
-              <w:right w:val="single" w:sz="4" w:space="0" w:color="auto"/>
-            </w:tcBorders>
-            <w:noWrap/>
-            <w:vAlign w:val="bottom"/>
-          </w:tcPr>
-          <w:p>
-            <w:pPr>
-              <w:spacing w:before="120" w:after="0" w:line="240" w:lineRule="auto"/>
-              <w:jc w:val="both"/>
-              <w:rPr>
-                <w:rFonts w:ascii="Arial" w:eastAsia="Times New Roman" w:hAnsi="Arial" w:cs="Arial"/>
-                <w:color w:val="000000"/>
-                <w:sz w:val="16"/>
-                <w:szCs w:val="16"/>
-                <w:lang w:eastAsia="pt-BR"/>
-              </w:rPr>
-            </w:pPr>
-          </w:p>
-        </w:tc>
-      </w:tr>
-      <w:tr>
-        <w:trPr>
-          <w:trHeight w:val="312"/>
-          <w:jc w:val="center"/>
-        </w:trPr>
-        <w:tc>
-          <w:tcPr>
-            <w:tcW w:w="846" w:type="dxa"/>
-            <w:tcBorders>
-              <w:top w:val="single" w:sz="4" w:space="0" w:color="auto"/>
-              <w:left w:val="single" w:sz="4" w:space="0" w:color="auto"/>
-              <w:bottom w:val="single" w:sz="4" w:space="0" w:color="auto"/>
-              <w:right w:val="single" w:sz="4" w:space="0" w:color="auto"/>
-            </w:tcBorders>
-            <w:noWrap/>
-            <w:vAlign w:val="center"/>
-          </w:tcPr>
-          <w:p>
-            <w:pPr>
-              <w:pStyle w:val="PargrafodaLista"/>
-              <w:numPr>
-                <w:ilvl w:val="0"/>
-                <w:numId w:val="37"/>
-              </w:numPr>
-              <w:spacing w:before="120" w:after="0" w:line="240" w:lineRule="auto"/>
-              <w:jc w:val="center"/>
-              <w:rPr>
-                <w:rFonts w:ascii="Arial" w:eastAsia="Times New Roman" w:hAnsi="Arial" w:cs="Arial"/>
-                <w:color w:val="000000"/>
-                <w:sz w:val="16"/>
-                <w:szCs w:val="16"/>
-                <w:lang w:eastAsia="pt-BR"/>
-              </w:rPr>
-            </w:pPr>
-          </w:p>
-        </w:tc>
-        <w:tc>
-          <w:tcPr>
-            <w:tcW w:w="7796" w:type="dxa"/>
-            <w:tcBorders>
-              <w:top w:val="single" w:sz="4" w:space="0" w:color="auto"/>
-              <w:left w:val="nil"/>
-              <w:bottom w:val="single" w:sz="4" w:space="0" w:color="auto"/>
-              <w:right w:val="single" w:sz="4" w:space="0" w:color="auto"/>
-            </w:tcBorders>
-            <w:vAlign w:val="center"/>
-          </w:tcPr>
-          <w:p>
-            <w:pPr>
-              <w:spacing w:before="120" w:after="0" w:line="360" w:lineRule="auto"/>
-              <w:rPr>
-                <w:rFonts w:ascii="Arial" w:eastAsia="Times New Roman" w:hAnsi="Arial" w:cs="Arial"/>
-                <w:color w:val="000000"/>
-                <w:sz w:val="16"/>
-                <w:szCs w:val="16"/>
-                <w:lang w:eastAsia="pt-BR"/>
-              </w:rPr>
-            </w:pPr>
-            <w:r>
-              <w:rPr>
-                <w:rFonts w:ascii="Arial" w:eastAsia="Times New Roman" w:hAnsi="Arial" w:cs="Arial"/>
-                <w:color w:val="000000"/>
-                <w:sz w:val="16"/>
-                <w:szCs w:val="16"/>
-                <w:lang w:eastAsia="pt-BR"/>
-              </w:rPr>
-              <w:t xml:space="preserve">- </w:t>
-            </w:r>
-            <w:r>
-              <w:rPr>
-                <w:rFonts w:ascii="Arial" w:eastAsia="Times New Roman" w:hAnsi="Arial" w:cs="Arial"/>
-                <w:color w:val="000000"/>
-                <w:sz w:val="16"/>
-                <w:szCs w:val="16"/>
-                <w:lang w:eastAsia="pt-BR"/>
-              </w:rPr>
-              <w:t>Disponibilização de técnico de segurança do trabalho, quando exigido pelas condições da obra ou diretrizes da Contratante;</w:t>
-            </w:r>
-          </w:p>
-        </w:tc>
-        <w:tc>
-          <w:tcPr>
-            <w:tcW w:w="2576" w:type="dxa"/>
-            <w:tcBorders>
-              <w:top w:val="single" w:sz="4" w:space="0" w:color="auto"/>
-              <w:left w:val="single" w:sz="4" w:space="0" w:color="auto"/>
-              <w:bottom w:val="single" w:sz="4" w:space="0" w:color="auto"/>
-              <w:right w:val="single" w:sz="4" w:space="0" w:color="auto"/>
-            </w:tcBorders>
-            <w:noWrap/>
-            <w:vAlign w:val="bottom"/>
-          </w:tcPr>
-          <w:p>
-            <w:pPr>
-              <w:spacing w:before="120" w:after="0" w:line="240" w:lineRule="auto"/>
-              <w:jc w:val="both"/>
-              <w:rPr>
-                <w:rFonts w:ascii="Arial" w:eastAsia="Times New Roman" w:hAnsi="Arial" w:cs="Arial"/>
-                <w:color w:val="000000"/>
-                <w:sz w:val="16"/>
-                <w:szCs w:val="16"/>
-                <w:lang w:eastAsia="pt-BR"/>
-              </w:rPr>
-            </w:pPr>
-          </w:p>
-        </w:tc>
-      </w:tr>
-      <w:tr>
-        <w:trPr>
-          <w:trHeight w:val="312"/>
-          <w:jc w:val="center"/>
-        </w:trPr>
-        <w:tc>
-          <w:tcPr>
-            <w:tcW w:w="846" w:type="dxa"/>
-            <w:tcBorders>
-              <w:top w:val="single" w:sz="4" w:space="0" w:color="auto"/>
-              <w:left w:val="single" w:sz="4" w:space="0" w:color="auto"/>
-              <w:bottom w:val="single" w:sz="4" w:space="0" w:color="auto"/>
-              <w:right w:val="single" w:sz="4" w:space="0" w:color="auto"/>
-            </w:tcBorders>
-            <w:noWrap/>
-            <w:vAlign w:val="center"/>
-          </w:tcPr>
-          <w:p>
-            <w:pPr>
-              <w:pStyle w:val="PargrafodaLista"/>
-              <w:numPr>
-                <w:ilvl w:val="0"/>
-                <w:numId w:val="37"/>
-              </w:numPr>
-              <w:spacing w:before="120" w:after="0" w:line="240" w:lineRule="auto"/>
-              <w:jc w:val="center"/>
-              <w:rPr>
-                <w:rFonts w:ascii="Arial" w:eastAsia="Times New Roman" w:hAnsi="Arial" w:cs="Arial"/>
-                <w:color w:val="000000"/>
-                <w:sz w:val="16"/>
-                <w:szCs w:val="16"/>
-                <w:lang w:eastAsia="pt-BR"/>
-              </w:rPr>
-            </w:pPr>
-          </w:p>
-        </w:tc>
-        <w:tc>
-          <w:tcPr>
-            <w:tcW w:w="7796" w:type="dxa"/>
-            <w:tcBorders>
-              <w:top w:val="single" w:sz="4" w:space="0" w:color="auto"/>
-              <w:left w:val="nil"/>
-              <w:bottom w:val="single" w:sz="4" w:space="0" w:color="auto"/>
-              <w:right w:val="single" w:sz="4" w:space="0" w:color="auto"/>
-            </w:tcBorders>
-            <w:vAlign w:val="center"/>
-          </w:tcPr>
-          <w:p>
-            <w:pPr>
-              <w:spacing w:before="120" w:after="0" w:line="360" w:lineRule="auto"/>
-              <w:rPr>
-                <w:rFonts w:ascii="Arial" w:eastAsia="Times New Roman" w:hAnsi="Arial" w:cs="Arial"/>
-                <w:color w:val="000000"/>
-                <w:sz w:val="16"/>
-                <w:szCs w:val="16"/>
-                <w:lang w:eastAsia="pt-BR"/>
-              </w:rPr>
-            </w:pPr>
-            <w:r>
-              <w:rPr>
-                <w:rFonts w:ascii="Arial" w:eastAsia="Times New Roman" w:hAnsi="Arial" w:cs="Arial"/>
-                <w:color w:val="000000"/>
-                <w:sz w:val="16"/>
-                <w:szCs w:val="16"/>
-                <w:lang w:eastAsia="pt-BR"/>
-              </w:rPr>
-              <w:t xml:space="preserve">- </w:t>
-            </w:r>
-            <w:r>
-              <w:rPr>
-                <w:rFonts w:ascii="Arial" w:eastAsia="Times New Roman" w:hAnsi="Arial" w:cs="Arial"/>
-                <w:color w:val="000000"/>
-                <w:sz w:val="16"/>
-                <w:szCs w:val="16"/>
-                <w:lang w:eastAsia="pt-BR"/>
-              </w:rPr>
-              <w:t>Execução de serviços de caldeiraria necessários à fabricação, adequação e instalação de conexões e interligações provisórias;</w:t>
-            </w:r>
-          </w:p>
-        </w:tc>
-        <w:tc>
-          <w:tcPr>
-            <w:tcW w:w="2576" w:type="dxa"/>
-            <w:tcBorders>
-              <w:top w:val="single" w:sz="4" w:space="0" w:color="auto"/>
-              <w:left w:val="single" w:sz="4" w:space="0" w:color="auto"/>
-              <w:bottom w:val="single" w:sz="4" w:space="0" w:color="auto"/>
-              <w:right w:val="single" w:sz="4" w:space="0" w:color="auto"/>
-            </w:tcBorders>
-            <w:noWrap/>
-            <w:vAlign w:val="bottom"/>
-          </w:tcPr>
-          <w:p>
-            <w:pPr>
-              <w:spacing w:before="120" w:after="0" w:line="240" w:lineRule="auto"/>
-              <w:jc w:val="both"/>
-              <w:rPr>
-                <w:rFonts w:ascii="Arial" w:eastAsia="Times New Roman" w:hAnsi="Arial" w:cs="Arial"/>
-                <w:color w:val="000000"/>
-                <w:sz w:val="16"/>
-                <w:szCs w:val="16"/>
-                <w:lang w:eastAsia="pt-BR"/>
-              </w:rPr>
-            </w:pPr>
-          </w:p>
-        </w:tc>
-      </w:tr>
-      <w:tr>
-        <w:trPr>
-          <w:trHeight w:val="312"/>
-          <w:jc w:val="center"/>
-        </w:trPr>
-        <w:tc>
-          <w:tcPr>
-            <w:tcW w:w="11218" w:type="dxa"/>
-            <w:gridSpan w:val="3"/>
-            <w:tcBorders>
-              <w:top w:val="single" w:sz="4" w:space="0" w:color="auto"/>
-              <w:left w:val="single" w:sz="4" w:space="0" w:color="auto"/>
-              <w:bottom w:val="single" w:sz="4" w:space="0" w:color="auto"/>
-              <w:right w:val="single" w:sz="4" w:space="0" w:color="auto"/>
-            </w:tcBorders>
-            <w:shd w:val="clear" w:color="auto" w:fill="9CC2E5" w:themeFill="accent1" w:themeFillTint="99"/>
-            <w:noWrap/>
-            <w:vAlign w:val="center"/>
-          </w:tcPr>
-          <w:p>
-            <w:pPr>
-              <w:spacing w:before="120" w:after="0" w:line="240" w:lineRule="auto"/>
-              <w:jc w:val="both"/>
-              <w:rPr>
-                <w:rFonts w:ascii="Arial" w:eastAsia="Times New Roman" w:hAnsi="Arial" w:cs="Arial"/>
-                <w:color w:val="000000"/>
-                <w:sz w:val="16"/>
-                <w:szCs w:val="16"/>
-                <w:lang w:eastAsia="pt-BR"/>
-              </w:rPr>
-            </w:pPr>
-            <w:r>
-              <w:rPr>
-                <w:rFonts w:ascii="Arial" w:eastAsia="Times New Roman" w:hAnsi="Arial" w:cs="Arial"/>
-                <w:b/>
-                <w:color w:val="000000"/>
-                <w:sz w:val="16"/>
-                <w:szCs w:val="16"/>
-                <w:lang w:eastAsia="pt-BR"/>
-              </w:rPr>
-              <w:t>EQUIPAMENTOS E FERRAMENTAS</w:t>
-            </w:r>
-          </w:p>
-        </w:tc>
-      </w:tr>
-      <w:tr>
-        <w:trPr>
-          <w:trHeight w:val="312"/>
-          <w:jc w:val="center"/>
-        </w:trPr>
-        <w:tc>
-          <w:tcPr>
-            <w:tcW w:w="846" w:type="dxa"/>
-            <w:tcBorders>
-              <w:top w:val="single" w:sz="4" w:space="0" w:color="auto"/>
-              <w:left w:val="single" w:sz="4" w:space="0" w:color="auto"/>
-              <w:bottom w:val="single" w:sz="4" w:space="0" w:color="auto"/>
-              <w:right w:val="single" w:sz="4" w:space="0" w:color="auto"/>
-            </w:tcBorders>
-            <w:noWrap/>
-            <w:vAlign w:val="center"/>
-          </w:tcPr>
-          <w:p>
-            <w:pPr>
-              <w:pStyle w:val="PargrafodaLista"/>
-              <w:numPr>
-                <w:ilvl w:val="0"/>
-                <w:numId w:val="37"/>
-              </w:numPr>
-              <w:spacing w:before="120" w:after="0" w:line="240" w:lineRule="auto"/>
-              <w:jc w:val="center"/>
-              <w:rPr>
-                <w:rFonts w:ascii="Arial" w:eastAsia="Times New Roman" w:hAnsi="Arial" w:cs="Arial"/>
-                <w:color w:val="000000"/>
-                <w:sz w:val="16"/>
-                <w:szCs w:val="16"/>
-                <w:lang w:eastAsia="pt-BR"/>
-              </w:rPr>
-            </w:pPr>
-          </w:p>
-        </w:tc>
-        <w:tc>
-          <w:tcPr>
-            <w:tcW w:w="7796" w:type="dxa"/>
-            <w:tcBorders>
-              <w:top w:val="single" w:sz="4" w:space="0" w:color="auto"/>
-              <w:left w:val="nil"/>
-              <w:bottom w:val="single" w:sz="4" w:space="0" w:color="auto"/>
-              <w:right w:val="single" w:sz="4" w:space="0" w:color="auto"/>
-            </w:tcBorders>
-            <w:vAlign w:val="center"/>
-          </w:tcPr>
-          <w:p>
-            <w:pPr>
-              <w:spacing w:before="120" w:after="0" w:line="360" w:lineRule="auto"/>
-              <w:rPr>
-                <w:rFonts w:ascii="Arial" w:eastAsia="Times New Roman" w:hAnsi="Arial" w:cs="Arial"/>
-                <w:color w:val="000000"/>
-                <w:sz w:val="16"/>
-                <w:szCs w:val="16"/>
-                <w:lang w:eastAsia="pt-BR"/>
-              </w:rPr>
-            </w:pPr>
-            <w:r>
-              <w:rPr>
-                <w:rFonts w:ascii="Arial" w:eastAsia="Times New Roman" w:hAnsi="Arial" w:cs="Arial"/>
-                <w:color w:val="000000"/>
-                <w:sz w:val="16"/>
-                <w:szCs w:val="16"/>
-                <w:lang w:eastAsia="pt-BR"/>
-              </w:rPr>
-              <w:t xml:space="preserve">- </w:t>
-            </w:r>
-            <w:r>
-              <w:rPr>
-                <w:rFonts w:ascii="Arial" w:eastAsia="Times New Roman" w:hAnsi="Arial" w:cs="Arial"/>
-                <w:color w:val="000000"/>
-                <w:sz w:val="16"/>
-                <w:szCs w:val="16"/>
-                <w:lang w:eastAsia="pt-BR"/>
-              </w:rPr>
-              <w:t xml:space="preserve">Fornecimento de materiais para montagem dos provisórios, incluindo </w:t>
-            </w:r>
-            <w:r>
-              <w:rPr>
-                <w:rFonts w:ascii="Arial" w:eastAsia="Times New Roman" w:hAnsi="Arial" w:cs="Arial"/>
-                <w:color w:val="000000"/>
-                <w:sz w:val="16"/>
-                <w:szCs w:val="16"/>
-                <w:lang w:eastAsia="pt-BR"/>
-              </w:rPr>
-              <w:t xml:space="preserve">pedaços de </w:t>
-            </w:r>
-            <w:r>
-              <w:rPr>
-                <w:rFonts w:ascii="Arial" w:eastAsia="Times New Roman" w:hAnsi="Arial" w:cs="Arial"/>
-                <w:color w:val="000000"/>
-                <w:sz w:val="16"/>
-                <w:szCs w:val="16"/>
-                <w:lang w:eastAsia="pt-BR"/>
-              </w:rPr>
-              <w:t>tubos, flanges, juntas, parafusos, porcas e válvulas;</w:t>
-            </w:r>
-          </w:p>
-        </w:tc>
-        <w:tc>
-          <w:tcPr>
-            <w:tcW w:w="2576" w:type="dxa"/>
-            <w:tcBorders>
-              <w:top w:val="single" w:sz="4" w:space="0" w:color="auto"/>
-              <w:left w:val="single" w:sz="4" w:space="0" w:color="auto"/>
-              <w:bottom w:val="single" w:sz="4" w:space="0" w:color="auto"/>
-              <w:right w:val="single" w:sz="4" w:space="0" w:color="auto"/>
-            </w:tcBorders>
-            <w:noWrap/>
-            <w:vAlign w:val="bottom"/>
-          </w:tcPr>
-          <w:p>
-            <w:pPr>
-              <w:spacing w:before="120" w:after="0" w:line="240" w:lineRule="auto"/>
-              <w:jc w:val="both"/>
-              <w:rPr>
-                <w:rFonts w:ascii="Arial" w:eastAsia="Times New Roman" w:hAnsi="Arial" w:cs="Arial"/>
-                <w:color w:val="000000"/>
-                <w:sz w:val="16"/>
-                <w:szCs w:val="16"/>
-                <w:lang w:eastAsia="pt-BR"/>
-              </w:rPr>
-            </w:pPr>
-          </w:p>
-        </w:tc>
-      </w:tr>
-      <w:tr>
-        <w:trPr>
-          <w:trHeight w:val="312"/>
-          <w:jc w:val="center"/>
-        </w:trPr>
-        <w:tc>
-          <w:tcPr>
-            <w:tcW w:w="846" w:type="dxa"/>
-            <w:tcBorders>
-              <w:top w:val="single" w:sz="4" w:space="0" w:color="auto"/>
-              <w:left w:val="single" w:sz="4" w:space="0" w:color="auto"/>
-              <w:bottom w:val="single" w:sz="4" w:space="0" w:color="auto"/>
-              <w:right w:val="single" w:sz="4" w:space="0" w:color="auto"/>
-            </w:tcBorders>
-            <w:noWrap/>
-            <w:vAlign w:val="center"/>
-          </w:tcPr>
-          <w:p>
-            <w:pPr>
-              <w:pStyle w:val="PargrafodaLista"/>
-              <w:numPr>
-                <w:ilvl w:val="0"/>
-                <w:numId w:val="37"/>
-              </w:numPr>
-              <w:spacing w:before="120" w:after="0" w:line="240" w:lineRule="auto"/>
-              <w:jc w:val="center"/>
-              <w:rPr>
-                <w:rFonts w:ascii="Arial" w:eastAsia="Times New Roman" w:hAnsi="Arial" w:cs="Arial"/>
-                <w:color w:val="000000"/>
-                <w:sz w:val="16"/>
-                <w:szCs w:val="16"/>
-                <w:lang w:eastAsia="pt-BR"/>
-              </w:rPr>
-            </w:pPr>
-          </w:p>
-        </w:tc>
-        <w:tc>
-          <w:tcPr>
-            <w:tcW w:w="7796" w:type="dxa"/>
-            <w:tcBorders>
-              <w:top w:val="single" w:sz="4" w:space="0" w:color="auto"/>
-              <w:left w:val="nil"/>
-              <w:bottom w:val="single" w:sz="4" w:space="0" w:color="auto"/>
-              <w:right w:val="single" w:sz="4" w:space="0" w:color="auto"/>
-            </w:tcBorders>
-            <w:vAlign w:val="center"/>
-          </w:tcPr>
-          <w:p>
-            <w:pPr>
-              <w:spacing w:before="120" w:after="0" w:line="360" w:lineRule="auto"/>
-              <w:rPr>
-                <w:rFonts w:ascii="Arial" w:eastAsia="Times New Roman" w:hAnsi="Arial" w:cs="Arial"/>
-                <w:color w:val="000000"/>
-                <w:sz w:val="16"/>
-                <w:szCs w:val="16"/>
-                <w:lang w:eastAsia="pt-BR"/>
-              </w:rPr>
-            </w:pPr>
-            <w:r>
-              <w:rPr>
-                <w:rFonts w:ascii="Arial" w:eastAsia="Times New Roman" w:hAnsi="Arial" w:cs="Arial"/>
-                <w:color w:val="000000"/>
-                <w:sz w:val="16"/>
-                <w:szCs w:val="16"/>
-                <w:lang w:eastAsia="pt-BR"/>
-              </w:rPr>
-              <w:t xml:space="preserve">- </w:t>
-            </w:r>
-            <w:r>
-              <w:rPr>
-                <w:rFonts w:ascii="Arial" w:eastAsia="Times New Roman" w:hAnsi="Arial" w:cs="Arial"/>
-                <w:color w:val="000000"/>
-                <w:sz w:val="16"/>
-                <w:szCs w:val="16"/>
-                <w:lang w:eastAsia="pt-BR"/>
-              </w:rPr>
-              <w:t>Disponibilização de bacias de contenção em obra para reservatórios, equipamentos e/ou materiais, quando necessário;</w:t>
+              <w:t/>
             </w:r>
           </w:p>
         </w:tc>
@@ -8213,1937 +5161,8 @@
               </w:rPr>
             </w:pPr>
             <w:r>
-              <w:rPr>
-                <w:rFonts w:ascii="Arial" w:eastAsia="Times New Roman" w:hAnsi="Arial" w:cs="Arial"/>
-                <w:color w:val="000000"/>
-                <w:sz w:val="16"/>
-                <w:szCs w:val="16"/>
-                <w:lang w:eastAsia="pt-BR"/>
-              </w:rPr>
-              <w:t>Os equipamentos possuem contenções para pequenos vazamentos</w:t>
+              <w:t xml:space="preserve">{{nota_contratante}}</w:t>
             </w:r>
-          </w:p>
-        </w:tc>
-      </w:tr>
-      <w:tr>
-        <w:trPr>
-          <w:trHeight w:val="312"/>
-          <w:jc w:val="center"/>
-        </w:trPr>
-        <w:tc>
-          <w:tcPr>
-            <w:tcW w:w="846" w:type="dxa"/>
-            <w:tcBorders>
-              <w:top w:val="single" w:sz="4" w:space="0" w:color="auto"/>
-              <w:left w:val="single" w:sz="4" w:space="0" w:color="auto"/>
-              <w:bottom w:val="single" w:sz="4" w:space="0" w:color="auto"/>
-              <w:right w:val="single" w:sz="4" w:space="0" w:color="auto"/>
-            </w:tcBorders>
-            <w:noWrap/>
-            <w:vAlign w:val="center"/>
-            <w:hideMark/>
-          </w:tcPr>
-          <w:p>
-            <w:pPr>
-              <w:pStyle w:val="PargrafodaLista"/>
-              <w:numPr>
-                <w:ilvl w:val="0"/>
-                <w:numId w:val="37"/>
-              </w:numPr>
-              <w:spacing w:before="120" w:after="0" w:line="240" w:lineRule="auto"/>
-              <w:jc w:val="center"/>
-              <w:rPr>
-                <w:rFonts w:ascii="Arial" w:eastAsia="Times New Roman" w:hAnsi="Arial" w:cs="Arial"/>
-                <w:color w:val="000000"/>
-                <w:sz w:val="16"/>
-                <w:szCs w:val="16"/>
-                <w:lang w:eastAsia="pt-BR"/>
-              </w:rPr>
-            </w:pPr>
-          </w:p>
-        </w:tc>
-        <w:tc>
-          <w:tcPr>
-            <w:tcW w:w="7796" w:type="dxa"/>
-            <w:tcBorders>
-              <w:top w:val="single" w:sz="4" w:space="0" w:color="auto"/>
-              <w:left w:val="nil"/>
-              <w:bottom w:val="single" w:sz="4" w:space="0" w:color="auto"/>
-              <w:right w:val="single" w:sz="4" w:space="0" w:color="auto"/>
-            </w:tcBorders>
-            <w:vAlign w:val="center"/>
-            <w:hideMark/>
-          </w:tcPr>
-          <w:p>
-            <w:pPr>
-              <w:spacing w:before="120" w:after="0" w:line="360" w:lineRule="auto"/>
-              <w:rPr>
-                <w:rFonts w:ascii="Arial" w:eastAsia="Times New Roman" w:hAnsi="Arial" w:cs="Arial"/>
-                <w:color w:val="000000"/>
-                <w:sz w:val="16"/>
-                <w:szCs w:val="16"/>
-                <w:lang w:eastAsia="pt-BR"/>
-              </w:rPr>
-            </w:pPr>
-            <w:r>
-              <w:rPr>
-                <w:rFonts w:ascii="Arial" w:eastAsia="Times New Roman" w:hAnsi="Arial" w:cs="Arial"/>
-                <w:color w:val="000000"/>
-                <w:sz w:val="16"/>
-                <w:szCs w:val="16"/>
-                <w:lang w:eastAsia="pt-BR"/>
-              </w:rPr>
-              <w:t xml:space="preserve">- </w:t>
-            </w:r>
-            <w:r>
-              <w:rPr>
-                <w:rFonts w:ascii="Arial" w:eastAsia="Times New Roman" w:hAnsi="Arial" w:cs="Arial"/>
-                <w:color w:val="000000"/>
-                <w:sz w:val="16"/>
-                <w:szCs w:val="16"/>
-                <w:lang w:eastAsia="pt-BR"/>
-              </w:rPr>
-              <w:t>Disponibilização de extensões elétricas para alimentação dos equipamentos, quando necessário</w:t>
-            </w:r>
-            <w:r>
-              <w:rPr>
-                <w:rFonts w:ascii="Arial" w:eastAsia="Times New Roman" w:hAnsi="Arial" w:cs="Arial"/>
-                <w:color w:val="000000"/>
-                <w:sz w:val="16"/>
-                <w:szCs w:val="16"/>
-                <w:lang w:eastAsia="pt-BR"/>
-              </w:rPr>
-              <w:t>;</w:t>
-            </w:r>
-          </w:p>
-        </w:tc>
-        <w:tc>
-          <w:tcPr>
-            <w:tcW w:w="2576" w:type="dxa"/>
-            <w:tcBorders>
-              <w:top w:val="single" w:sz="4" w:space="0" w:color="auto"/>
-              <w:left w:val="single" w:sz="4" w:space="0" w:color="auto"/>
-              <w:bottom w:val="single" w:sz="4" w:space="0" w:color="auto"/>
-              <w:right w:val="single" w:sz="4" w:space="0" w:color="auto"/>
-            </w:tcBorders>
-            <w:noWrap/>
-            <w:vAlign w:val="bottom"/>
-          </w:tcPr>
-          <w:p>
-            <w:pPr>
-              <w:spacing w:before="120" w:after="0" w:line="240" w:lineRule="auto"/>
-              <w:jc w:val="both"/>
-              <w:rPr>
-                <w:rFonts w:ascii="Arial" w:eastAsia="Times New Roman" w:hAnsi="Arial" w:cs="Arial"/>
-                <w:color w:val="000000"/>
-                <w:sz w:val="16"/>
-                <w:szCs w:val="16"/>
-                <w:lang w:eastAsia="pt-BR"/>
-              </w:rPr>
-            </w:pPr>
-            <w:r>
-              <w:rPr>
-                <w:rFonts w:ascii="Arial" w:eastAsia="Times New Roman" w:hAnsi="Arial" w:cs="Arial"/>
-                <w:color w:val="000000"/>
-                <w:sz w:val="16"/>
-                <w:szCs w:val="16"/>
-                <w:lang w:eastAsia="pt-BR"/>
-              </w:rPr>
-              <w:t>Os equipamentos possuem cabos com aproximadamente 20 metros</w:t>
-            </w:r>
-          </w:p>
-        </w:tc>
-      </w:tr>
-      <w:tr>
-        <w:trPr>
-          <w:trHeight w:val="312"/>
-          <w:jc w:val="center"/>
-        </w:trPr>
-        <w:tc>
-          <w:tcPr>
-            <w:tcW w:w="846" w:type="dxa"/>
-            <w:tcBorders>
-              <w:top w:val="single" w:sz="4" w:space="0" w:color="auto"/>
-              <w:left w:val="single" w:sz="4" w:space="0" w:color="auto"/>
-              <w:bottom w:val="single" w:sz="4" w:space="0" w:color="auto"/>
-              <w:right w:val="single" w:sz="4" w:space="0" w:color="auto"/>
-            </w:tcBorders>
-            <w:noWrap/>
-            <w:vAlign w:val="center"/>
-            <w:hideMark/>
-          </w:tcPr>
-          <w:p>
-            <w:pPr>
-              <w:pStyle w:val="PargrafodaLista"/>
-              <w:numPr>
-                <w:ilvl w:val="0"/>
-                <w:numId w:val="37"/>
-              </w:numPr>
-              <w:spacing w:before="120" w:after="0" w:line="240" w:lineRule="auto"/>
-              <w:jc w:val="center"/>
-              <w:rPr>
-                <w:rFonts w:ascii="Arial" w:eastAsia="Times New Roman" w:hAnsi="Arial" w:cs="Arial"/>
-                <w:color w:val="000000"/>
-                <w:sz w:val="16"/>
-                <w:szCs w:val="16"/>
-                <w:lang w:eastAsia="pt-BR"/>
-              </w:rPr>
-            </w:pPr>
-          </w:p>
-        </w:tc>
-        <w:tc>
-          <w:tcPr>
-            <w:tcW w:w="7796" w:type="dxa"/>
-            <w:tcBorders>
-              <w:top w:val="single" w:sz="4" w:space="0" w:color="auto"/>
-              <w:left w:val="nil"/>
-              <w:bottom w:val="single" w:sz="4" w:space="0" w:color="auto"/>
-              <w:right w:val="single" w:sz="4" w:space="0" w:color="auto"/>
-            </w:tcBorders>
-            <w:vAlign w:val="center"/>
-            <w:hideMark/>
-          </w:tcPr>
-          <w:p>
-            <w:pPr>
-              <w:spacing w:before="120" w:after="0" w:line="360" w:lineRule="auto"/>
-              <w:rPr>
-                <w:rFonts w:ascii="Arial" w:eastAsia="Times New Roman" w:hAnsi="Arial" w:cs="Arial"/>
-                <w:color w:val="000000"/>
-                <w:sz w:val="16"/>
-                <w:szCs w:val="16"/>
-                <w:lang w:eastAsia="pt-BR"/>
-              </w:rPr>
-            </w:pPr>
-            <w:r>
-              <w:rPr>
-                <w:rFonts w:ascii="Arial" w:eastAsia="Times New Roman" w:hAnsi="Arial" w:cs="Arial"/>
-                <w:color w:val="000000"/>
-                <w:sz w:val="16"/>
-                <w:szCs w:val="16"/>
-                <w:lang w:eastAsia="pt-BR"/>
-              </w:rPr>
-              <w:t xml:space="preserve">- </w:t>
-            </w:r>
-            <w:r>
-              <w:rPr>
-                <w:rFonts w:ascii="Arial" w:eastAsia="Times New Roman" w:hAnsi="Arial" w:cs="Arial"/>
-                <w:color w:val="000000"/>
-                <w:sz w:val="16"/>
-                <w:szCs w:val="16"/>
-                <w:lang w:eastAsia="pt-BR"/>
-              </w:rPr>
-              <w:t>Disponibilização de sala e/ou contêiner próximo à frente de trabalho, com estrutura mínima para utilização como escritório/laboratório de apoio às análises e elaboração documental;</w:t>
-            </w:r>
-          </w:p>
-        </w:tc>
-        <w:tc>
-          <w:tcPr>
-            <w:tcW w:w="2576" w:type="dxa"/>
-            <w:tcBorders>
-              <w:top w:val="single" w:sz="4" w:space="0" w:color="auto"/>
-              <w:left w:val="single" w:sz="4" w:space="0" w:color="auto"/>
-              <w:bottom w:val="single" w:sz="4" w:space="0" w:color="auto"/>
-              <w:right w:val="single" w:sz="4" w:space="0" w:color="auto"/>
-            </w:tcBorders>
-            <w:noWrap/>
-            <w:vAlign w:val="bottom"/>
-          </w:tcPr>
-          <w:p>
-            <w:pPr>
-              <w:spacing w:before="120" w:after="0" w:line="240" w:lineRule="auto"/>
-              <w:jc w:val="both"/>
-              <w:rPr>
-                <w:rFonts w:ascii="Arial" w:eastAsia="Times New Roman" w:hAnsi="Arial" w:cs="Arial"/>
-                <w:color w:val="000000"/>
-                <w:sz w:val="16"/>
-                <w:szCs w:val="16"/>
-                <w:lang w:eastAsia="pt-BR"/>
-              </w:rPr>
-            </w:pPr>
-          </w:p>
-        </w:tc>
-      </w:tr>
-      <w:tr>
-        <w:trPr>
-          <w:trHeight w:val="312"/>
-          <w:jc w:val="center"/>
-        </w:trPr>
-        <w:tc>
-          <w:tcPr>
-            <w:tcW w:w="11218" w:type="dxa"/>
-            <w:gridSpan w:val="3"/>
-            <w:tcBorders>
-              <w:top w:val="single" w:sz="4" w:space="0" w:color="auto"/>
-              <w:left w:val="single" w:sz="4" w:space="0" w:color="auto"/>
-              <w:bottom w:val="single" w:sz="4" w:space="0" w:color="auto"/>
-              <w:right w:val="single" w:sz="4" w:space="0" w:color="auto"/>
-            </w:tcBorders>
-            <w:shd w:val="clear" w:color="auto" w:fill="9CC2E5" w:themeFill="accent1" w:themeFillTint="99"/>
-            <w:noWrap/>
-            <w:vAlign w:val="center"/>
-          </w:tcPr>
-          <w:p>
-            <w:pPr>
-              <w:spacing w:before="120" w:after="0" w:line="240" w:lineRule="auto"/>
-              <w:jc w:val="both"/>
-              <w:rPr>
-                <w:rFonts w:ascii="Arial" w:eastAsia="Times New Roman" w:hAnsi="Arial" w:cs="Arial"/>
-                <w:color w:val="000000"/>
-                <w:sz w:val="16"/>
-                <w:szCs w:val="16"/>
-                <w:lang w:eastAsia="pt-BR"/>
-              </w:rPr>
-            </w:pPr>
-            <w:r>
-              <w:rPr>
-                <w:rFonts w:ascii="Arial" w:eastAsia="Times New Roman" w:hAnsi="Arial" w:cs="Arial"/>
-                <w:b/>
-                <w:color w:val="000000"/>
-                <w:sz w:val="16"/>
-                <w:szCs w:val="16"/>
-                <w:lang w:eastAsia="pt-BR"/>
-              </w:rPr>
-              <w:t>UTILIDADES</w:t>
-            </w:r>
-          </w:p>
-        </w:tc>
-      </w:tr>
-      <w:tr>
-        <w:trPr>
-          <w:trHeight w:val="312"/>
-          <w:jc w:val="center"/>
-        </w:trPr>
-        <w:tc>
-          <w:tcPr>
-            <w:tcW w:w="846" w:type="dxa"/>
-            <w:tcBorders>
-              <w:top w:val="single" w:sz="4" w:space="0" w:color="auto"/>
-              <w:left w:val="single" w:sz="4" w:space="0" w:color="auto"/>
-              <w:bottom w:val="single" w:sz="4" w:space="0" w:color="auto"/>
-              <w:right w:val="single" w:sz="4" w:space="0" w:color="auto"/>
-            </w:tcBorders>
-            <w:noWrap/>
-            <w:vAlign w:val="center"/>
-            <w:hideMark/>
-          </w:tcPr>
-          <w:p>
-            <w:pPr>
-              <w:pStyle w:val="PargrafodaLista"/>
-              <w:numPr>
-                <w:ilvl w:val="0"/>
-                <w:numId w:val="37"/>
-              </w:numPr>
-              <w:spacing w:before="120" w:after="0" w:line="240" w:lineRule="auto"/>
-              <w:jc w:val="center"/>
-              <w:rPr>
-                <w:rFonts w:ascii="Arial" w:eastAsia="Times New Roman" w:hAnsi="Arial" w:cs="Arial"/>
-                <w:color w:val="000000"/>
-                <w:sz w:val="16"/>
-                <w:szCs w:val="16"/>
-                <w:lang w:eastAsia="pt-BR"/>
-              </w:rPr>
-            </w:pPr>
-          </w:p>
-        </w:tc>
-        <w:tc>
-          <w:tcPr>
-            <w:tcW w:w="7796" w:type="dxa"/>
-            <w:tcBorders>
-              <w:top w:val="single" w:sz="4" w:space="0" w:color="auto"/>
-              <w:left w:val="nil"/>
-              <w:bottom w:val="single" w:sz="4" w:space="0" w:color="auto"/>
-              <w:right w:val="single" w:sz="4" w:space="0" w:color="auto"/>
-            </w:tcBorders>
-            <w:vAlign w:val="center"/>
-            <w:hideMark/>
-          </w:tcPr>
-          <w:p>
-            <w:pPr>
-              <w:spacing w:before="120" w:after="0" w:line="360" w:lineRule="auto"/>
-              <w:rPr>
-                <w:rFonts w:ascii="Arial" w:eastAsia="Times New Roman" w:hAnsi="Arial" w:cs="Arial"/>
-                <w:color w:val="000000"/>
-                <w:sz w:val="16"/>
-                <w:szCs w:val="16"/>
-                <w:lang w:eastAsia="pt-BR"/>
-              </w:rPr>
-            </w:pPr>
-            <w:r>
-              <w:rPr>
-                <w:rFonts w:ascii="Arial" w:eastAsia="Times New Roman" w:hAnsi="Arial" w:cs="Arial"/>
-                <w:color w:val="000000"/>
-                <w:sz w:val="16"/>
-                <w:szCs w:val="16"/>
-                <w:lang w:eastAsia="pt-BR"/>
-              </w:rPr>
-              <w:t xml:space="preserve">- </w:t>
-            </w:r>
-            <w:r>
-              <w:rPr>
-                <w:rFonts w:ascii="Arial" w:eastAsia="Times New Roman" w:hAnsi="Arial" w:cs="Arial"/>
-                <w:color w:val="000000"/>
-                <w:sz w:val="16"/>
-                <w:szCs w:val="16"/>
-                <w:lang w:eastAsia="pt-BR"/>
-              </w:rPr>
-              <w:t>Fornecimento de água limpa, visualmente translúcida, em volume suficiente para execução dos serviços;</w:t>
-            </w:r>
-          </w:p>
-        </w:tc>
-        <w:tc>
-          <w:tcPr>
-            <w:tcW w:w="2576" w:type="dxa"/>
-            <w:tcBorders>
-              <w:top w:val="single" w:sz="4" w:space="0" w:color="auto"/>
-              <w:left w:val="single" w:sz="4" w:space="0" w:color="auto"/>
-              <w:bottom w:val="single" w:sz="4" w:space="0" w:color="auto"/>
-              <w:right w:val="single" w:sz="4" w:space="0" w:color="auto"/>
-            </w:tcBorders>
-            <w:noWrap/>
-            <w:vAlign w:val="bottom"/>
-          </w:tcPr>
-          <w:p>
-            <w:pPr>
-              <w:spacing w:before="120" w:after="0" w:line="240" w:lineRule="auto"/>
-              <w:jc w:val="both"/>
-              <w:rPr>
-                <w:rFonts w:ascii="Arial" w:eastAsia="Times New Roman" w:hAnsi="Arial" w:cs="Arial"/>
-                <w:color w:val="000000"/>
-                <w:sz w:val="16"/>
-                <w:szCs w:val="16"/>
-                <w:lang w:eastAsia="pt-BR"/>
-              </w:rPr>
-            </w:pPr>
-          </w:p>
-        </w:tc>
-      </w:tr>
-      <w:tr>
-        <w:trPr>
-          <w:trHeight w:val="312"/>
-          <w:jc w:val="center"/>
-        </w:trPr>
-        <w:tc>
-          <w:tcPr>
-            <w:tcW w:w="846" w:type="dxa"/>
-            <w:tcBorders>
-              <w:top w:val="single" w:sz="4" w:space="0" w:color="auto"/>
-              <w:left w:val="single" w:sz="4" w:space="0" w:color="auto"/>
-              <w:bottom w:val="single" w:sz="4" w:space="0" w:color="auto"/>
-              <w:right w:val="single" w:sz="4" w:space="0" w:color="auto"/>
-            </w:tcBorders>
-            <w:noWrap/>
-            <w:vAlign w:val="center"/>
-            <w:hideMark/>
-          </w:tcPr>
-          <w:p>
-            <w:pPr>
-              <w:pStyle w:val="PargrafodaLista"/>
-              <w:numPr>
-                <w:ilvl w:val="0"/>
-                <w:numId w:val="37"/>
-              </w:numPr>
-              <w:spacing w:before="120" w:after="0" w:line="240" w:lineRule="auto"/>
-              <w:jc w:val="center"/>
-              <w:rPr>
-                <w:rFonts w:ascii="Arial" w:eastAsia="Times New Roman" w:hAnsi="Arial" w:cs="Arial"/>
-                <w:color w:val="000000"/>
-                <w:sz w:val="16"/>
-                <w:szCs w:val="16"/>
-                <w:lang w:eastAsia="pt-BR"/>
-              </w:rPr>
-            </w:pPr>
-          </w:p>
-        </w:tc>
-        <w:tc>
-          <w:tcPr>
-            <w:tcW w:w="7796" w:type="dxa"/>
-            <w:tcBorders>
-              <w:top w:val="single" w:sz="4" w:space="0" w:color="auto"/>
-              <w:left w:val="nil"/>
-              <w:bottom w:val="single" w:sz="4" w:space="0" w:color="auto"/>
-              <w:right w:val="single" w:sz="4" w:space="0" w:color="auto"/>
-            </w:tcBorders>
-            <w:vAlign w:val="center"/>
-            <w:hideMark/>
-          </w:tcPr>
-          <w:p>
-            <w:pPr>
-              <w:spacing w:before="120" w:after="0" w:line="360" w:lineRule="auto"/>
-              <w:rPr>
-                <w:rFonts w:ascii="Arial" w:eastAsia="Times New Roman" w:hAnsi="Arial" w:cs="Arial"/>
-                <w:color w:val="000000"/>
-                <w:sz w:val="16"/>
-                <w:szCs w:val="16"/>
-                <w:lang w:eastAsia="pt-BR"/>
-              </w:rPr>
-            </w:pPr>
-            <w:r>
-              <w:rPr>
-                <w:rFonts w:ascii="Arial" w:eastAsia="Times New Roman" w:hAnsi="Arial" w:cs="Arial"/>
-                <w:color w:val="000000"/>
-                <w:sz w:val="16"/>
-                <w:szCs w:val="16"/>
-                <w:lang w:eastAsia="pt-BR"/>
-              </w:rPr>
-              <w:t xml:space="preserve">- </w:t>
-            </w:r>
-            <w:r>
-              <w:rPr>
-                <w:rFonts w:ascii="Arial" w:eastAsia="Times New Roman" w:hAnsi="Arial" w:cs="Arial"/>
-                <w:color w:val="000000"/>
-                <w:sz w:val="16"/>
-                <w:szCs w:val="16"/>
-                <w:lang w:eastAsia="pt-BR"/>
-              </w:rPr>
-              <w:t>Fornecimento de todo o óleo necessário à execução do flushing primário, isento de água e em condições adequadas de uso;</w:t>
-            </w:r>
-          </w:p>
-        </w:tc>
-        <w:tc>
-          <w:tcPr>
-            <w:tcW w:w="2576" w:type="dxa"/>
-            <w:tcBorders>
-              <w:top w:val="single" w:sz="4" w:space="0" w:color="auto"/>
-              <w:left w:val="single" w:sz="4" w:space="0" w:color="auto"/>
-              <w:bottom w:val="single" w:sz="4" w:space="0" w:color="auto"/>
-              <w:right w:val="single" w:sz="4" w:space="0" w:color="auto"/>
-            </w:tcBorders>
-            <w:noWrap/>
-            <w:vAlign w:val="bottom"/>
-          </w:tcPr>
-          <w:p>
-            <w:pPr>
-              <w:spacing w:before="120" w:after="0" w:line="240" w:lineRule="auto"/>
-              <w:jc w:val="both"/>
-              <w:rPr>
-                <w:rFonts w:ascii="Arial" w:eastAsia="Times New Roman" w:hAnsi="Arial" w:cs="Arial"/>
-                <w:color w:val="000000"/>
-                <w:sz w:val="16"/>
-                <w:szCs w:val="16"/>
-                <w:lang w:eastAsia="pt-BR"/>
-              </w:rPr>
-            </w:pPr>
-            <w:r>
-              <w:rPr>
-                <w:rFonts w:ascii="Arial" w:eastAsia="Times New Roman" w:hAnsi="Arial" w:cs="Arial"/>
-                <w:color w:val="000000"/>
-                <w:sz w:val="16"/>
-                <w:szCs w:val="16"/>
-                <w:lang w:eastAsia="pt-BR"/>
-              </w:rPr>
-              <w:t>O volume de óleo terá que preencher a tubulação e o reservatório da unidade hidráulica até o nível seguro para operação</w:t>
-            </w:r>
-          </w:p>
-        </w:tc>
-      </w:tr>
-      <w:tr>
-        <w:trPr>
-          <w:trHeight w:val="312"/>
-          <w:jc w:val="center"/>
-        </w:trPr>
-        <w:tc>
-          <w:tcPr>
-            <w:tcW w:w="846" w:type="dxa"/>
-            <w:tcBorders>
-              <w:top w:val="single" w:sz="4" w:space="0" w:color="auto"/>
-              <w:left w:val="single" w:sz="4" w:space="0" w:color="auto"/>
-              <w:bottom w:val="single" w:sz="4" w:space="0" w:color="auto"/>
-              <w:right w:val="single" w:sz="4" w:space="0" w:color="auto"/>
-            </w:tcBorders>
-            <w:noWrap/>
-            <w:vAlign w:val="center"/>
-            <w:hideMark/>
-          </w:tcPr>
-          <w:p>
-            <w:pPr>
-              <w:pStyle w:val="PargrafodaLista"/>
-              <w:numPr>
-                <w:ilvl w:val="0"/>
-                <w:numId w:val="37"/>
-              </w:numPr>
-              <w:spacing w:before="120" w:after="0" w:line="240" w:lineRule="auto"/>
-              <w:jc w:val="center"/>
-              <w:rPr>
-                <w:rFonts w:ascii="Arial" w:eastAsia="Times New Roman" w:hAnsi="Arial" w:cs="Arial"/>
-                <w:color w:val="000000"/>
-                <w:sz w:val="16"/>
-                <w:szCs w:val="16"/>
-                <w:lang w:eastAsia="pt-BR"/>
-              </w:rPr>
-            </w:pPr>
-          </w:p>
-        </w:tc>
-        <w:tc>
-          <w:tcPr>
-            <w:tcW w:w="7796" w:type="dxa"/>
-            <w:tcBorders>
-              <w:top w:val="single" w:sz="4" w:space="0" w:color="auto"/>
-              <w:left w:val="nil"/>
-              <w:bottom w:val="single" w:sz="4" w:space="0" w:color="auto"/>
-              <w:right w:val="single" w:sz="4" w:space="0" w:color="auto"/>
-            </w:tcBorders>
-            <w:vAlign w:val="center"/>
-          </w:tcPr>
-          <w:p>
-            <w:pPr>
-              <w:spacing w:before="120" w:after="0" w:line="360" w:lineRule="auto"/>
-              <w:rPr>
-                <w:rFonts w:ascii="Arial" w:eastAsia="Times New Roman" w:hAnsi="Arial" w:cs="Arial"/>
-                <w:color w:val="000000"/>
-                <w:sz w:val="16"/>
-                <w:szCs w:val="16"/>
-                <w:lang w:eastAsia="pt-BR"/>
-              </w:rPr>
-            </w:pPr>
-            <w:r>
-              <w:rPr>
-                <w:rFonts w:ascii="Arial" w:eastAsia="Times New Roman" w:hAnsi="Arial" w:cs="Arial"/>
-                <w:color w:val="000000"/>
-                <w:sz w:val="16"/>
-                <w:szCs w:val="16"/>
-                <w:lang w:eastAsia="pt-BR"/>
-              </w:rPr>
-              <w:t xml:space="preserve">- </w:t>
-            </w:r>
-            <w:r>
-              <w:rPr>
-                <w:rFonts w:ascii="Arial" w:eastAsia="Times New Roman" w:hAnsi="Arial" w:cs="Arial"/>
-                <w:color w:val="000000"/>
-                <w:sz w:val="16"/>
-                <w:szCs w:val="16"/>
-                <w:lang w:eastAsia="pt-BR"/>
-              </w:rPr>
-              <w:t>Disponibilização de iluminação adequada para execução de atividades em período noturno, quando aplicável;</w:t>
-            </w:r>
-          </w:p>
-        </w:tc>
-        <w:tc>
-          <w:tcPr>
-            <w:tcW w:w="2576" w:type="dxa"/>
-            <w:tcBorders>
-              <w:top w:val="single" w:sz="4" w:space="0" w:color="auto"/>
-              <w:left w:val="single" w:sz="4" w:space="0" w:color="auto"/>
-              <w:bottom w:val="single" w:sz="4" w:space="0" w:color="auto"/>
-              <w:right w:val="single" w:sz="4" w:space="0" w:color="auto"/>
-            </w:tcBorders>
-            <w:noWrap/>
-            <w:vAlign w:val="bottom"/>
-          </w:tcPr>
-          <w:p>
-            <w:pPr>
-              <w:spacing w:before="120" w:after="0" w:line="240" w:lineRule="auto"/>
-              <w:jc w:val="both"/>
-              <w:rPr>
-                <w:rFonts w:ascii="Arial" w:eastAsia="Times New Roman" w:hAnsi="Arial" w:cs="Arial"/>
-                <w:color w:val="000000"/>
-                <w:sz w:val="16"/>
-                <w:szCs w:val="16"/>
-                <w:lang w:eastAsia="pt-BR"/>
-              </w:rPr>
-            </w:pPr>
-          </w:p>
-        </w:tc>
-      </w:tr>
-      <w:tr>
-        <w:trPr>
-          <w:trHeight w:val="312"/>
-          <w:jc w:val="center"/>
-        </w:trPr>
-        <w:tc>
-          <w:tcPr>
-            <w:tcW w:w="846" w:type="dxa"/>
-            <w:tcBorders>
-              <w:top w:val="single" w:sz="4" w:space="0" w:color="auto"/>
-              <w:left w:val="single" w:sz="4" w:space="0" w:color="auto"/>
-              <w:bottom w:val="single" w:sz="4" w:space="0" w:color="auto"/>
-              <w:right w:val="single" w:sz="4" w:space="0" w:color="auto"/>
-            </w:tcBorders>
-            <w:noWrap/>
-            <w:vAlign w:val="center"/>
-          </w:tcPr>
-          <w:p>
-            <w:pPr>
-              <w:pStyle w:val="PargrafodaLista"/>
-              <w:numPr>
-                <w:ilvl w:val="0"/>
-                <w:numId w:val="37"/>
-              </w:numPr>
-              <w:spacing w:before="120" w:after="0" w:line="240" w:lineRule="auto"/>
-              <w:jc w:val="center"/>
-              <w:rPr>
-                <w:rFonts w:ascii="Arial" w:eastAsia="Times New Roman" w:hAnsi="Arial" w:cs="Arial"/>
-                <w:color w:val="000000"/>
-                <w:sz w:val="16"/>
-                <w:szCs w:val="16"/>
-                <w:lang w:eastAsia="pt-BR"/>
-              </w:rPr>
-            </w:pPr>
-          </w:p>
-        </w:tc>
-        <w:tc>
-          <w:tcPr>
-            <w:tcW w:w="7796" w:type="dxa"/>
-            <w:tcBorders>
-              <w:top w:val="single" w:sz="4" w:space="0" w:color="auto"/>
-              <w:left w:val="nil"/>
-              <w:bottom w:val="single" w:sz="4" w:space="0" w:color="auto"/>
-              <w:right w:val="single" w:sz="4" w:space="0" w:color="auto"/>
-            </w:tcBorders>
-            <w:vAlign w:val="center"/>
-          </w:tcPr>
-          <w:p>
-            <w:pPr>
-              <w:spacing w:before="120" w:after="0" w:line="360" w:lineRule="auto"/>
-              <w:rPr>
-                <w:rFonts w:ascii="Arial" w:eastAsia="Times New Roman" w:hAnsi="Arial" w:cs="Arial"/>
-                <w:color w:val="000000"/>
-                <w:sz w:val="16"/>
-                <w:szCs w:val="16"/>
-                <w:lang w:eastAsia="pt-BR"/>
-              </w:rPr>
-            </w:pPr>
-            <w:r>
-              <w:rPr>
-                <w:rFonts w:ascii="Arial" w:eastAsia="Times New Roman" w:hAnsi="Arial" w:cs="Arial"/>
-                <w:color w:val="000000"/>
-                <w:sz w:val="16"/>
-                <w:szCs w:val="16"/>
-                <w:lang w:eastAsia="pt-BR"/>
-              </w:rPr>
-              <w:t xml:space="preserve">- </w:t>
-            </w:r>
-            <w:r>
-              <w:rPr>
-                <w:rFonts w:ascii="Arial" w:eastAsia="Times New Roman" w:hAnsi="Arial" w:cs="Arial"/>
-                <w:color w:val="000000"/>
-                <w:sz w:val="16"/>
-                <w:szCs w:val="16"/>
-                <w:lang w:eastAsia="pt-BR"/>
-              </w:rPr>
-              <w:t>Disponibilização de energia elétrica compatível com os equipamentos a serem utilizados, sendo 220V monofásico e 380V trifásico, com capacidade mínima de 110 amperes;</w:t>
-            </w:r>
-          </w:p>
-        </w:tc>
-        <w:tc>
-          <w:tcPr>
-            <w:tcW w:w="2576" w:type="dxa"/>
-            <w:tcBorders>
-              <w:top w:val="single" w:sz="4" w:space="0" w:color="auto"/>
-              <w:left w:val="single" w:sz="4" w:space="0" w:color="auto"/>
-              <w:bottom w:val="single" w:sz="4" w:space="0" w:color="auto"/>
-              <w:right w:val="single" w:sz="4" w:space="0" w:color="auto"/>
-            </w:tcBorders>
-            <w:noWrap/>
-            <w:vAlign w:val="bottom"/>
-          </w:tcPr>
-          <w:p>
-            <w:pPr>
-              <w:spacing w:before="120" w:after="0" w:line="240" w:lineRule="auto"/>
-              <w:jc w:val="both"/>
-              <w:rPr>
-                <w:rFonts w:ascii="Arial" w:eastAsia="Times New Roman" w:hAnsi="Arial" w:cs="Arial"/>
-                <w:color w:val="000000"/>
-                <w:sz w:val="16"/>
-                <w:szCs w:val="16"/>
-                <w:lang w:eastAsia="pt-BR"/>
-              </w:rPr>
-            </w:pPr>
-          </w:p>
-        </w:tc>
-      </w:tr>
-      <w:tr>
-        <w:trPr>
-          <w:trHeight w:val="312"/>
-          <w:jc w:val="center"/>
-        </w:trPr>
-        <w:tc>
-          <w:tcPr>
-            <w:tcW w:w="846" w:type="dxa"/>
-            <w:tcBorders>
-              <w:top w:val="single" w:sz="4" w:space="0" w:color="auto"/>
-              <w:left w:val="single" w:sz="4" w:space="0" w:color="auto"/>
-              <w:bottom w:val="single" w:sz="4" w:space="0" w:color="auto"/>
-              <w:right w:val="single" w:sz="4" w:space="0" w:color="auto"/>
-            </w:tcBorders>
-            <w:noWrap/>
-            <w:vAlign w:val="center"/>
-            <w:hideMark/>
-          </w:tcPr>
-          <w:p>
-            <w:pPr>
-              <w:pStyle w:val="PargrafodaLista"/>
-              <w:numPr>
-                <w:ilvl w:val="0"/>
-                <w:numId w:val="37"/>
-              </w:numPr>
-              <w:spacing w:before="120" w:after="0" w:line="240" w:lineRule="auto"/>
-              <w:jc w:val="center"/>
-              <w:rPr>
-                <w:rFonts w:ascii="Arial" w:eastAsia="Times New Roman" w:hAnsi="Arial" w:cs="Arial"/>
-                <w:color w:val="000000"/>
-                <w:sz w:val="16"/>
-                <w:szCs w:val="16"/>
-                <w:lang w:eastAsia="pt-BR"/>
-              </w:rPr>
-            </w:pPr>
-          </w:p>
-        </w:tc>
-        <w:tc>
-          <w:tcPr>
-            <w:tcW w:w="7796" w:type="dxa"/>
-            <w:tcBorders>
-              <w:top w:val="single" w:sz="4" w:space="0" w:color="auto"/>
-              <w:left w:val="nil"/>
-              <w:bottom w:val="single" w:sz="4" w:space="0" w:color="auto"/>
-              <w:right w:val="single" w:sz="4" w:space="0" w:color="auto"/>
-            </w:tcBorders>
-            <w:vAlign w:val="center"/>
-            <w:hideMark/>
-          </w:tcPr>
-          <w:p>
-            <w:pPr>
-              <w:spacing w:before="120" w:after="0" w:line="360" w:lineRule="auto"/>
-              <w:rPr>
-                <w:rFonts w:ascii="Arial" w:eastAsia="Times New Roman" w:hAnsi="Arial" w:cs="Arial"/>
-                <w:color w:val="000000"/>
-                <w:sz w:val="16"/>
-                <w:szCs w:val="16"/>
-                <w:lang w:eastAsia="pt-BR"/>
-              </w:rPr>
-            </w:pPr>
-            <w:r>
-              <w:rPr>
-                <w:rFonts w:ascii="Arial" w:eastAsia="Times New Roman" w:hAnsi="Arial" w:cs="Arial"/>
-                <w:color w:val="000000"/>
-                <w:sz w:val="16"/>
-                <w:szCs w:val="16"/>
-                <w:lang w:eastAsia="pt-BR"/>
-              </w:rPr>
-              <w:t xml:space="preserve">- </w:t>
-            </w:r>
-            <w:r>
-              <w:rPr>
-                <w:rFonts w:ascii="Arial" w:eastAsia="Times New Roman" w:hAnsi="Arial" w:cs="Arial"/>
-                <w:color w:val="000000"/>
-                <w:sz w:val="16"/>
-                <w:szCs w:val="16"/>
-                <w:lang w:eastAsia="pt-BR"/>
-              </w:rPr>
-              <w:t>Fornecimento de ar comprimido limpo e seco em quantidade suficiente para execução dos serviços;</w:t>
-            </w:r>
-          </w:p>
-        </w:tc>
-        <w:tc>
-          <w:tcPr>
-            <w:tcW w:w="2576" w:type="dxa"/>
-            <w:tcBorders>
-              <w:top w:val="single" w:sz="4" w:space="0" w:color="auto"/>
-              <w:left w:val="single" w:sz="4" w:space="0" w:color="auto"/>
-              <w:bottom w:val="single" w:sz="4" w:space="0" w:color="auto"/>
-              <w:right w:val="single" w:sz="4" w:space="0" w:color="auto"/>
-            </w:tcBorders>
-            <w:noWrap/>
-            <w:vAlign w:val="bottom"/>
-          </w:tcPr>
-          <w:p>
-            <w:pPr>
-              <w:spacing w:before="120" w:after="0" w:line="240" w:lineRule="auto"/>
-              <w:jc w:val="both"/>
-              <w:rPr>
-                <w:rFonts w:ascii="Arial" w:eastAsia="Times New Roman" w:hAnsi="Arial" w:cs="Arial"/>
-                <w:color w:val="000000"/>
-                <w:sz w:val="16"/>
-                <w:szCs w:val="16"/>
-                <w:lang w:eastAsia="pt-BR"/>
-              </w:rPr>
-            </w:pPr>
-          </w:p>
-        </w:tc>
-      </w:tr>
-      <w:tr>
-        <w:trPr>
-          <w:trHeight w:val="312"/>
-          <w:jc w:val="center"/>
-        </w:trPr>
-        <w:tc>
-          <w:tcPr>
-            <w:tcW w:w="846" w:type="dxa"/>
-            <w:tcBorders>
-              <w:top w:val="single" w:sz="4" w:space="0" w:color="auto"/>
-              <w:left w:val="single" w:sz="4" w:space="0" w:color="auto"/>
-              <w:bottom w:val="single" w:sz="4" w:space="0" w:color="auto"/>
-              <w:right w:val="single" w:sz="4" w:space="0" w:color="auto"/>
-            </w:tcBorders>
-            <w:noWrap/>
-            <w:vAlign w:val="center"/>
-          </w:tcPr>
-          <w:p>
-            <w:pPr>
-              <w:pStyle w:val="PargrafodaLista"/>
-              <w:numPr>
-                <w:ilvl w:val="0"/>
-                <w:numId w:val="37"/>
-              </w:numPr>
-              <w:spacing w:before="120" w:after="0" w:line="240" w:lineRule="auto"/>
-              <w:jc w:val="center"/>
-              <w:rPr>
-                <w:rFonts w:ascii="Arial" w:eastAsia="Times New Roman" w:hAnsi="Arial" w:cs="Arial"/>
-                <w:color w:val="000000"/>
-                <w:sz w:val="16"/>
-                <w:szCs w:val="16"/>
-                <w:lang w:eastAsia="pt-BR"/>
-              </w:rPr>
-            </w:pPr>
-          </w:p>
-        </w:tc>
-        <w:tc>
-          <w:tcPr>
-            <w:tcW w:w="7796" w:type="dxa"/>
-            <w:tcBorders>
-              <w:top w:val="single" w:sz="4" w:space="0" w:color="auto"/>
-              <w:left w:val="nil"/>
-              <w:bottom w:val="single" w:sz="4" w:space="0" w:color="auto"/>
-              <w:right w:val="single" w:sz="4" w:space="0" w:color="auto"/>
-            </w:tcBorders>
-            <w:vAlign w:val="center"/>
-          </w:tcPr>
-          <w:p>
-            <w:pPr>
-              <w:spacing w:before="120" w:after="0" w:line="360" w:lineRule="auto"/>
-              <w:rPr>
-                <w:rFonts w:ascii="Arial" w:eastAsia="Times New Roman" w:hAnsi="Arial" w:cs="Arial"/>
-                <w:color w:val="000000"/>
-                <w:sz w:val="16"/>
-                <w:szCs w:val="16"/>
-                <w:lang w:eastAsia="pt-BR"/>
-              </w:rPr>
-            </w:pPr>
-            <w:r>
-              <w:rPr>
-                <w:rFonts w:ascii="Arial" w:eastAsia="Times New Roman" w:hAnsi="Arial" w:cs="Arial"/>
-                <w:color w:val="000000"/>
-                <w:sz w:val="16"/>
-                <w:szCs w:val="16"/>
-                <w:lang w:eastAsia="pt-BR"/>
-              </w:rPr>
-              <w:t>- Fornecimento de diesel para equipamentos Filtrovali;</w:t>
-            </w:r>
-          </w:p>
-        </w:tc>
-        <w:tc>
-          <w:tcPr>
-            <w:tcW w:w="2576" w:type="dxa"/>
-            <w:tcBorders>
-              <w:top w:val="single" w:sz="4" w:space="0" w:color="auto"/>
-              <w:left w:val="single" w:sz="4" w:space="0" w:color="auto"/>
-              <w:bottom w:val="single" w:sz="4" w:space="0" w:color="auto"/>
-              <w:right w:val="single" w:sz="4" w:space="0" w:color="auto"/>
-            </w:tcBorders>
-            <w:noWrap/>
-            <w:vAlign w:val="bottom"/>
-          </w:tcPr>
-          <w:p>
-            <w:pPr>
-              <w:spacing w:before="120" w:after="0" w:line="240" w:lineRule="auto"/>
-              <w:jc w:val="both"/>
-              <w:rPr>
-                <w:rFonts w:ascii="Arial" w:eastAsia="Times New Roman" w:hAnsi="Arial" w:cs="Arial"/>
-                <w:color w:val="000000"/>
-                <w:sz w:val="16"/>
-                <w:szCs w:val="16"/>
-                <w:lang w:eastAsia="pt-BR"/>
-              </w:rPr>
-            </w:pPr>
-          </w:p>
-        </w:tc>
-      </w:tr>
-      <w:tr>
-        <w:trPr>
-          <w:trHeight w:val="312"/>
-          <w:jc w:val="center"/>
-        </w:trPr>
-        <w:tc>
-          <w:tcPr>
-            <w:tcW w:w="11218" w:type="dxa"/>
-            <w:gridSpan w:val="3"/>
-            <w:tcBorders>
-              <w:top w:val="single" w:sz="4" w:space="0" w:color="auto"/>
-              <w:left w:val="single" w:sz="4" w:space="0" w:color="auto"/>
-              <w:bottom w:val="single" w:sz="4" w:space="0" w:color="auto"/>
-              <w:right w:val="single" w:sz="4" w:space="0" w:color="auto"/>
-            </w:tcBorders>
-            <w:shd w:val="clear" w:color="auto" w:fill="9CC2E5" w:themeFill="accent1" w:themeFillTint="99"/>
-            <w:noWrap/>
-            <w:vAlign w:val="center"/>
-          </w:tcPr>
-          <w:p>
-            <w:pPr>
-              <w:spacing w:before="120" w:after="0" w:line="240" w:lineRule="auto"/>
-              <w:jc w:val="both"/>
-              <w:rPr>
-                <w:rFonts w:ascii="Arial" w:eastAsia="Times New Roman" w:hAnsi="Arial" w:cs="Arial"/>
-                <w:color w:val="000000"/>
-                <w:sz w:val="16"/>
-                <w:szCs w:val="16"/>
-                <w:lang w:eastAsia="pt-BR"/>
-              </w:rPr>
-            </w:pPr>
-            <w:r>
-              <w:rPr>
-                <w:rFonts w:ascii="Arial" w:eastAsia="Times New Roman" w:hAnsi="Arial" w:cs="Arial"/>
-                <w:b/>
-                <w:color w:val="000000"/>
-                <w:sz w:val="16"/>
-                <w:szCs w:val="16"/>
-                <w:lang w:eastAsia="pt-BR"/>
-              </w:rPr>
-              <w:t>ACESSIBILIDADE E APOIO DE CAMPO</w:t>
-            </w:r>
-          </w:p>
-        </w:tc>
-      </w:tr>
-      <w:tr>
-        <w:trPr>
-          <w:trHeight w:val="312"/>
-          <w:jc w:val="center"/>
-        </w:trPr>
-        <w:tc>
-          <w:tcPr>
-            <w:tcW w:w="846" w:type="dxa"/>
-            <w:tcBorders>
-              <w:top w:val="single" w:sz="4" w:space="0" w:color="auto"/>
-              <w:left w:val="single" w:sz="4" w:space="0" w:color="auto"/>
-              <w:bottom w:val="single" w:sz="4" w:space="0" w:color="auto"/>
-              <w:right w:val="single" w:sz="4" w:space="0" w:color="auto"/>
-            </w:tcBorders>
-            <w:noWrap/>
-            <w:vAlign w:val="center"/>
-            <w:hideMark/>
-          </w:tcPr>
-          <w:p>
-            <w:pPr>
-              <w:pStyle w:val="PargrafodaLista"/>
-              <w:numPr>
-                <w:ilvl w:val="0"/>
-                <w:numId w:val="37"/>
-              </w:numPr>
-              <w:spacing w:before="120" w:after="0" w:line="240" w:lineRule="auto"/>
-              <w:jc w:val="center"/>
-              <w:rPr>
-                <w:rFonts w:ascii="Arial" w:eastAsia="Times New Roman" w:hAnsi="Arial" w:cs="Arial"/>
-                <w:color w:val="000000"/>
-                <w:sz w:val="16"/>
-                <w:szCs w:val="16"/>
-                <w:lang w:eastAsia="pt-BR"/>
-              </w:rPr>
-            </w:pPr>
-          </w:p>
-        </w:tc>
-        <w:tc>
-          <w:tcPr>
-            <w:tcW w:w="7796" w:type="dxa"/>
-            <w:tcBorders>
-              <w:top w:val="single" w:sz="4" w:space="0" w:color="auto"/>
-              <w:left w:val="nil"/>
-              <w:bottom w:val="single" w:sz="4" w:space="0" w:color="auto"/>
-              <w:right w:val="single" w:sz="4" w:space="0" w:color="auto"/>
-            </w:tcBorders>
-            <w:vAlign w:val="center"/>
-            <w:hideMark/>
-          </w:tcPr>
-          <w:p>
-            <w:pPr>
-              <w:spacing w:before="120" w:after="0" w:line="360" w:lineRule="auto"/>
-              <w:rPr>
-                <w:rFonts w:ascii="Arial" w:eastAsia="Times New Roman" w:hAnsi="Arial" w:cs="Arial"/>
-                <w:color w:val="000000"/>
-                <w:sz w:val="16"/>
-                <w:szCs w:val="16"/>
-                <w:lang w:eastAsia="pt-BR"/>
-              </w:rPr>
-            </w:pPr>
-            <w:r>
-              <w:rPr>
-                <w:rFonts w:ascii="Arial" w:eastAsia="Times New Roman" w:hAnsi="Arial" w:cs="Arial"/>
-                <w:color w:val="000000"/>
-                <w:sz w:val="16"/>
-                <w:szCs w:val="16"/>
-                <w:lang w:eastAsia="pt-BR"/>
-              </w:rPr>
-              <w:t xml:space="preserve">- </w:t>
-            </w:r>
-            <w:r>
-              <w:rPr>
-                <w:rFonts w:ascii="Arial" w:eastAsia="Times New Roman" w:hAnsi="Arial" w:cs="Arial"/>
-                <w:color w:val="000000"/>
-                <w:sz w:val="16"/>
-                <w:szCs w:val="16"/>
-                <w:lang w:eastAsia="pt-BR"/>
-              </w:rPr>
-              <w:t>Disponibilização de andaimes, plataformas e passarelas, devidamente aterrados e em conformidade com os padrões de segurança exigidos na obra, quando necessário</w:t>
-            </w:r>
-            <w:r>
-              <w:rPr>
-                <w:rFonts w:ascii="Arial" w:eastAsia="Times New Roman" w:hAnsi="Arial" w:cs="Arial"/>
-                <w:color w:val="000000"/>
-                <w:sz w:val="16"/>
-                <w:szCs w:val="16"/>
-                <w:lang w:eastAsia="pt-BR"/>
-              </w:rPr>
-              <w:t>;</w:t>
-            </w:r>
-          </w:p>
-        </w:tc>
-        <w:tc>
-          <w:tcPr>
-            <w:tcW w:w="2576" w:type="dxa"/>
-            <w:tcBorders>
-              <w:top w:val="single" w:sz="4" w:space="0" w:color="auto"/>
-              <w:left w:val="single" w:sz="4" w:space="0" w:color="auto"/>
-              <w:bottom w:val="single" w:sz="4" w:space="0" w:color="auto"/>
-              <w:right w:val="single" w:sz="4" w:space="0" w:color="auto"/>
-            </w:tcBorders>
-            <w:noWrap/>
-            <w:vAlign w:val="bottom"/>
-          </w:tcPr>
-          <w:p>
-            <w:pPr>
-              <w:spacing w:before="120" w:after="0" w:line="240" w:lineRule="auto"/>
-              <w:jc w:val="both"/>
-              <w:rPr>
-                <w:rFonts w:ascii="Arial" w:eastAsia="Times New Roman" w:hAnsi="Arial" w:cs="Arial"/>
-                <w:color w:val="000000"/>
-                <w:sz w:val="16"/>
-                <w:szCs w:val="16"/>
-                <w:lang w:eastAsia="pt-BR"/>
-              </w:rPr>
-            </w:pPr>
-          </w:p>
-        </w:tc>
-      </w:tr>
-      <w:tr>
-        <w:trPr>
-          <w:trHeight w:val="312"/>
-          <w:jc w:val="center"/>
-        </w:trPr>
-        <w:tc>
-          <w:tcPr>
-            <w:tcW w:w="846" w:type="dxa"/>
-            <w:tcBorders>
-              <w:top w:val="single" w:sz="4" w:space="0" w:color="auto"/>
-              <w:left w:val="single" w:sz="4" w:space="0" w:color="auto"/>
-              <w:bottom w:val="single" w:sz="4" w:space="0" w:color="auto"/>
-              <w:right w:val="single" w:sz="4" w:space="0" w:color="auto"/>
-            </w:tcBorders>
-            <w:noWrap/>
-            <w:vAlign w:val="center"/>
-            <w:hideMark/>
-          </w:tcPr>
-          <w:p>
-            <w:pPr>
-              <w:pStyle w:val="PargrafodaLista"/>
-              <w:numPr>
-                <w:ilvl w:val="0"/>
-                <w:numId w:val="37"/>
-              </w:numPr>
-              <w:spacing w:before="120" w:after="0" w:line="240" w:lineRule="auto"/>
-              <w:jc w:val="center"/>
-              <w:rPr>
-                <w:rFonts w:ascii="Arial" w:eastAsia="Times New Roman" w:hAnsi="Arial" w:cs="Arial"/>
-                <w:color w:val="000000"/>
-                <w:sz w:val="16"/>
-                <w:szCs w:val="16"/>
-                <w:lang w:eastAsia="pt-BR"/>
-              </w:rPr>
-            </w:pPr>
-          </w:p>
-        </w:tc>
-        <w:tc>
-          <w:tcPr>
-            <w:tcW w:w="7796" w:type="dxa"/>
-            <w:tcBorders>
-              <w:top w:val="single" w:sz="4" w:space="0" w:color="auto"/>
-              <w:left w:val="nil"/>
-              <w:bottom w:val="single" w:sz="4" w:space="0" w:color="auto"/>
-              <w:right w:val="single" w:sz="4" w:space="0" w:color="auto"/>
-            </w:tcBorders>
-            <w:vAlign w:val="center"/>
-            <w:hideMark/>
-          </w:tcPr>
-          <w:p>
-            <w:pPr>
-              <w:spacing w:before="120" w:after="0" w:line="360" w:lineRule="auto"/>
-              <w:rPr>
-                <w:rFonts w:ascii="Arial" w:eastAsia="Times New Roman" w:hAnsi="Arial" w:cs="Arial"/>
-                <w:color w:val="000000"/>
-                <w:sz w:val="16"/>
-                <w:szCs w:val="16"/>
-                <w:lang w:eastAsia="pt-BR"/>
-              </w:rPr>
-            </w:pPr>
-            <w:r>
-              <w:rPr>
-                <w:rFonts w:ascii="Arial" w:eastAsia="Times New Roman" w:hAnsi="Arial" w:cs="Arial"/>
-                <w:color w:val="000000"/>
-                <w:sz w:val="16"/>
-                <w:szCs w:val="16"/>
-                <w:lang w:eastAsia="pt-BR"/>
-              </w:rPr>
-              <w:t xml:space="preserve">- </w:t>
-            </w:r>
-            <w:r>
-              <w:rPr>
-                <w:rFonts w:ascii="Arial" w:eastAsia="Times New Roman" w:hAnsi="Arial" w:cs="Arial"/>
-                <w:color w:val="000000"/>
-                <w:sz w:val="16"/>
-                <w:szCs w:val="16"/>
-                <w:lang w:eastAsia="pt-BR"/>
-              </w:rPr>
-              <w:t>Garantia de liberação, acessibilidade e disponibilidade integral das frentes de serviço para execução das atividades pela Filtrovali, conforme cronograma previamente acordado entre as partes;</w:t>
-            </w:r>
-          </w:p>
-        </w:tc>
-        <w:tc>
-          <w:tcPr>
-            <w:tcW w:w="2576" w:type="dxa"/>
-            <w:tcBorders>
-              <w:top w:val="single" w:sz="4" w:space="0" w:color="auto"/>
-              <w:left w:val="single" w:sz="4" w:space="0" w:color="auto"/>
-              <w:bottom w:val="single" w:sz="4" w:space="0" w:color="auto"/>
-              <w:right w:val="single" w:sz="4" w:space="0" w:color="auto"/>
-            </w:tcBorders>
-            <w:noWrap/>
-            <w:vAlign w:val="bottom"/>
-          </w:tcPr>
-          <w:p>
-            <w:pPr>
-              <w:spacing w:before="120" w:after="0" w:line="240" w:lineRule="auto"/>
-              <w:jc w:val="both"/>
-              <w:rPr>
-                <w:rFonts w:ascii="Arial" w:eastAsia="Times New Roman" w:hAnsi="Arial" w:cs="Arial"/>
-                <w:color w:val="000000"/>
-                <w:sz w:val="16"/>
-                <w:szCs w:val="16"/>
-                <w:lang w:eastAsia="pt-BR"/>
-              </w:rPr>
-            </w:pPr>
-          </w:p>
-        </w:tc>
-      </w:tr>
-      <w:tr>
-        <w:trPr>
-          <w:trHeight w:val="312"/>
-          <w:jc w:val="center"/>
-        </w:trPr>
-        <w:tc>
-          <w:tcPr>
-            <w:tcW w:w="846" w:type="dxa"/>
-            <w:tcBorders>
-              <w:top w:val="single" w:sz="4" w:space="0" w:color="auto"/>
-              <w:left w:val="single" w:sz="4" w:space="0" w:color="auto"/>
-              <w:bottom w:val="single" w:sz="4" w:space="0" w:color="auto"/>
-              <w:right w:val="single" w:sz="4" w:space="0" w:color="auto"/>
-            </w:tcBorders>
-            <w:noWrap/>
-            <w:vAlign w:val="center"/>
-          </w:tcPr>
-          <w:p>
-            <w:pPr>
-              <w:pStyle w:val="PargrafodaLista"/>
-              <w:numPr>
-                <w:ilvl w:val="0"/>
-                <w:numId w:val="37"/>
-              </w:numPr>
-              <w:spacing w:before="120" w:after="0" w:line="240" w:lineRule="auto"/>
-              <w:jc w:val="center"/>
-              <w:rPr>
-                <w:rFonts w:ascii="Arial" w:eastAsia="Times New Roman" w:hAnsi="Arial" w:cs="Arial"/>
-                <w:color w:val="000000"/>
-                <w:sz w:val="16"/>
-                <w:szCs w:val="16"/>
-                <w:lang w:eastAsia="pt-BR"/>
-              </w:rPr>
-            </w:pPr>
-          </w:p>
-        </w:tc>
-        <w:tc>
-          <w:tcPr>
-            <w:tcW w:w="7796" w:type="dxa"/>
-            <w:tcBorders>
-              <w:top w:val="single" w:sz="4" w:space="0" w:color="auto"/>
-              <w:left w:val="nil"/>
-              <w:bottom w:val="single" w:sz="4" w:space="0" w:color="auto"/>
-              <w:right w:val="single" w:sz="4" w:space="0" w:color="auto"/>
-            </w:tcBorders>
-            <w:vAlign w:val="center"/>
-          </w:tcPr>
-          <w:p>
-            <w:pPr>
-              <w:spacing w:after="0" w:line="360" w:lineRule="auto"/>
-              <w:rPr>
-                <w:rFonts w:ascii="Arial" w:eastAsia="Times New Roman" w:hAnsi="Arial" w:cs="Arial"/>
-                <w:color w:val="000000"/>
-                <w:sz w:val="16"/>
-                <w:szCs w:val="16"/>
-                <w:lang w:eastAsia="pt-BR"/>
-              </w:rPr>
-            </w:pPr>
-            <w:r>
-              <w:rPr>
-                <w:rFonts w:ascii="Arial" w:eastAsia="Times New Roman" w:hAnsi="Arial" w:cs="Arial"/>
-                <w:color w:val="000000"/>
-                <w:sz w:val="16"/>
-                <w:szCs w:val="16"/>
-                <w:lang w:eastAsia="pt-BR"/>
-              </w:rPr>
-              <w:t>- Fornec</w:t>
-            </w:r>
-            <w:r>
-              <w:rPr>
-                <w:rFonts w:ascii="Arial" w:eastAsia="Times New Roman" w:hAnsi="Arial" w:cs="Arial"/>
-                <w:color w:val="000000"/>
-                <w:sz w:val="16"/>
-                <w:szCs w:val="16"/>
-                <w:lang w:eastAsia="pt-BR"/>
-              </w:rPr>
-              <w:t>i</w:t>
-            </w:r>
-            <w:r>
-              <w:rPr>
-                <w:rFonts w:ascii="Arial" w:eastAsia="Times New Roman" w:hAnsi="Arial" w:cs="Arial"/>
-                <w:color w:val="000000"/>
-                <w:sz w:val="16"/>
-                <w:szCs w:val="16"/>
-                <w:lang w:eastAsia="pt-BR"/>
-              </w:rPr>
-              <w:t xml:space="preserve">mento de área apropriada para armazenamento de produtos e realização dos serviços de limpeza química com contenção e cobertura para os processos de enchimento, pulverização e </w:t>
-            </w:r>
-          </w:p>
-          <w:p>
-            <w:pPr>
-              <w:spacing w:after="0" w:line="360" w:lineRule="auto"/>
-              <w:rPr>
-                <w:rFonts w:ascii="Arial" w:eastAsia="Times New Roman" w:hAnsi="Arial" w:cs="Arial"/>
-                <w:color w:val="000000"/>
-                <w:sz w:val="16"/>
-                <w:szCs w:val="16"/>
-                <w:lang w:eastAsia="pt-BR"/>
-              </w:rPr>
-            </w:pPr>
-            <w:r>
-              <w:rPr>
-                <w:rFonts w:ascii="Arial" w:eastAsia="Times New Roman" w:hAnsi="Arial" w:cs="Arial"/>
-                <w:color w:val="000000"/>
-                <w:sz w:val="16"/>
-                <w:szCs w:val="16"/>
-                <w:lang w:eastAsia="pt-BR"/>
-              </w:rPr>
-              <w:t>circulação pressurizada;</w:t>
-            </w:r>
-          </w:p>
-        </w:tc>
-        <w:tc>
-          <w:tcPr>
-            <w:tcW w:w="2576" w:type="dxa"/>
-            <w:tcBorders>
-              <w:top w:val="single" w:sz="4" w:space="0" w:color="auto"/>
-              <w:left w:val="single" w:sz="4" w:space="0" w:color="auto"/>
-              <w:bottom w:val="single" w:sz="4" w:space="0" w:color="auto"/>
-              <w:right w:val="single" w:sz="4" w:space="0" w:color="auto"/>
-            </w:tcBorders>
-            <w:noWrap/>
-            <w:vAlign w:val="bottom"/>
-          </w:tcPr>
-          <w:p>
-            <w:pPr>
-              <w:spacing w:before="120" w:after="0" w:line="240" w:lineRule="auto"/>
-              <w:jc w:val="both"/>
-              <w:rPr>
-                <w:rFonts w:ascii="Arial" w:eastAsia="Times New Roman" w:hAnsi="Arial" w:cs="Arial"/>
-                <w:color w:val="000000"/>
-                <w:sz w:val="16"/>
-                <w:szCs w:val="16"/>
-                <w:lang w:eastAsia="pt-BR"/>
-              </w:rPr>
-            </w:pPr>
-          </w:p>
-        </w:tc>
-      </w:tr>
-      <w:tr>
-        <w:trPr>
-          <w:trHeight w:val="312"/>
-          <w:jc w:val="center"/>
-        </w:trPr>
-        <w:tc>
-          <w:tcPr>
-            <w:tcW w:w="11218" w:type="dxa"/>
-            <w:gridSpan w:val="3"/>
-            <w:tcBorders>
-              <w:top w:val="single" w:sz="4" w:space="0" w:color="auto"/>
-              <w:left w:val="single" w:sz="4" w:space="0" w:color="auto"/>
-              <w:bottom w:val="single" w:sz="4" w:space="0" w:color="auto"/>
-              <w:right w:val="single" w:sz="4" w:space="0" w:color="auto"/>
-            </w:tcBorders>
-            <w:shd w:val="clear" w:color="auto" w:fill="9CC2E5" w:themeFill="accent1" w:themeFillTint="99"/>
-            <w:noWrap/>
-            <w:vAlign w:val="center"/>
-          </w:tcPr>
-          <w:p>
-            <w:pPr>
-              <w:spacing w:before="120" w:after="0" w:line="240" w:lineRule="auto"/>
-              <w:jc w:val="both"/>
-              <w:rPr>
-                <w:rFonts w:ascii="Arial" w:eastAsia="Times New Roman" w:hAnsi="Arial" w:cs="Arial"/>
-                <w:color w:val="000000"/>
-                <w:sz w:val="16"/>
-                <w:szCs w:val="16"/>
-                <w:lang w:eastAsia="pt-BR"/>
-              </w:rPr>
-            </w:pPr>
-            <w:r>
-              <w:rPr>
-                <w:rFonts w:ascii="Arial" w:eastAsia="Times New Roman" w:hAnsi="Arial" w:cs="Arial"/>
-                <w:b/>
-                <w:color w:val="000000"/>
-                <w:sz w:val="16"/>
-                <w:szCs w:val="16"/>
-                <w:lang w:eastAsia="pt-BR"/>
-              </w:rPr>
-              <w:t>SEGURANÇA, DOCUMENTAÇÃO E CONFORMIDADE</w:t>
-            </w:r>
-          </w:p>
-        </w:tc>
-      </w:tr>
-      <w:tr>
-        <w:trPr>
-          <w:trHeight w:val="312"/>
-          <w:jc w:val="center"/>
-        </w:trPr>
-        <w:tc>
-          <w:tcPr>
-            <w:tcW w:w="846" w:type="dxa"/>
-            <w:tcBorders>
-              <w:top w:val="single" w:sz="4" w:space="0" w:color="auto"/>
-              <w:left w:val="single" w:sz="4" w:space="0" w:color="auto"/>
-              <w:bottom w:val="single" w:sz="4" w:space="0" w:color="auto"/>
-              <w:right w:val="single" w:sz="4" w:space="0" w:color="auto"/>
-            </w:tcBorders>
-            <w:noWrap/>
-            <w:vAlign w:val="center"/>
-            <w:hideMark/>
-          </w:tcPr>
-          <w:p>
-            <w:pPr>
-              <w:pStyle w:val="PargrafodaLista"/>
-              <w:numPr>
-                <w:ilvl w:val="0"/>
-                <w:numId w:val="37"/>
-              </w:numPr>
-              <w:spacing w:before="120" w:after="0" w:line="240" w:lineRule="auto"/>
-              <w:jc w:val="center"/>
-              <w:rPr>
-                <w:rFonts w:ascii="Arial" w:eastAsia="Times New Roman" w:hAnsi="Arial" w:cs="Arial"/>
-                <w:color w:val="000000"/>
-                <w:sz w:val="16"/>
-                <w:szCs w:val="16"/>
-                <w:lang w:eastAsia="pt-BR"/>
-              </w:rPr>
-            </w:pPr>
-          </w:p>
-        </w:tc>
-        <w:tc>
-          <w:tcPr>
-            <w:tcW w:w="7796" w:type="dxa"/>
-            <w:tcBorders>
-              <w:top w:val="single" w:sz="4" w:space="0" w:color="auto"/>
-              <w:left w:val="nil"/>
-              <w:bottom w:val="single" w:sz="4" w:space="0" w:color="auto"/>
-              <w:right w:val="single" w:sz="4" w:space="0" w:color="auto"/>
-            </w:tcBorders>
-            <w:vAlign w:val="center"/>
-            <w:hideMark/>
-          </w:tcPr>
-          <w:p>
-            <w:pPr>
-              <w:spacing w:before="120" w:after="0" w:line="360" w:lineRule="auto"/>
-              <w:rPr>
-                <w:rFonts w:ascii="Arial" w:eastAsia="Times New Roman" w:hAnsi="Arial" w:cs="Arial"/>
-                <w:color w:val="000000"/>
-                <w:sz w:val="16"/>
-                <w:szCs w:val="16"/>
-                <w:lang w:eastAsia="pt-BR"/>
-              </w:rPr>
-            </w:pPr>
-            <w:r>
-              <w:rPr>
-                <w:rFonts w:ascii="Arial" w:eastAsia="Times New Roman" w:hAnsi="Arial" w:cs="Arial"/>
-                <w:color w:val="000000"/>
-                <w:sz w:val="16"/>
-                <w:szCs w:val="16"/>
-                <w:lang w:eastAsia="pt-BR"/>
-              </w:rPr>
-              <w:t xml:space="preserve">- </w:t>
-            </w:r>
-            <w:r>
-              <w:rPr>
-                <w:rFonts w:ascii="Arial" w:eastAsia="Times New Roman" w:hAnsi="Arial" w:cs="Arial"/>
-                <w:color w:val="000000"/>
-                <w:sz w:val="16"/>
-                <w:szCs w:val="16"/>
-                <w:lang w:eastAsia="pt-BR"/>
-              </w:rPr>
-              <w:t>Elaboração e liberação da Análise Preliminar de Risco (APR) e da Permissão de Trabalho (PT), conforme exigências da obra;</w:t>
-            </w:r>
-          </w:p>
-        </w:tc>
-        <w:tc>
-          <w:tcPr>
-            <w:tcW w:w="2576" w:type="dxa"/>
-            <w:tcBorders>
-              <w:top w:val="single" w:sz="4" w:space="0" w:color="auto"/>
-              <w:left w:val="single" w:sz="4" w:space="0" w:color="auto"/>
-              <w:bottom w:val="single" w:sz="4" w:space="0" w:color="auto"/>
-              <w:right w:val="single" w:sz="4" w:space="0" w:color="auto"/>
-            </w:tcBorders>
-            <w:noWrap/>
-            <w:vAlign w:val="bottom"/>
-            <w:hideMark/>
-          </w:tcPr>
-          <w:p>
-            <w:pPr>
-              <w:spacing w:before="120" w:after="0" w:line="240" w:lineRule="auto"/>
-              <w:jc w:val="both"/>
-              <w:rPr>
-                <w:rFonts w:ascii="Arial" w:eastAsia="Times New Roman" w:hAnsi="Arial" w:cs="Arial"/>
-                <w:color w:val="000000"/>
-                <w:sz w:val="16"/>
-                <w:szCs w:val="16"/>
-                <w:lang w:eastAsia="pt-BR"/>
-              </w:rPr>
-            </w:pPr>
-          </w:p>
-        </w:tc>
-      </w:tr>
-      <w:tr>
-        <w:trPr>
-          <w:trHeight w:val="312"/>
-          <w:jc w:val="center"/>
-        </w:trPr>
-        <w:tc>
-          <w:tcPr>
-            <w:tcW w:w="846" w:type="dxa"/>
-            <w:tcBorders>
-              <w:top w:val="single" w:sz="4" w:space="0" w:color="auto"/>
-              <w:left w:val="single" w:sz="4" w:space="0" w:color="auto"/>
-              <w:bottom w:val="single" w:sz="4" w:space="0" w:color="auto"/>
-              <w:right w:val="single" w:sz="4" w:space="0" w:color="auto"/>
-            </w:tcBorders>
-            <w:noWrap/>
-            <w:vAlign w:val="center"/>
-          </w:tcPr>
-          <w:p>
-            <w:pPr>
-              <w:pStyle w:val="PargrafodaLista"/>
-              <w:numPr>
-                <w:ilvl w:val="0"/>
-                <w:numId w:val="37"/>
-              </w:numPr>
-              <w:spacing w:before="120" w:after="0" w:line="240" w:lineRule="auto"/>
-              <w:jc w:val="center"/>
-              <w:rPr>
-                <w:rFonts w:ascii="Arial" w:eastAsia="Times New Roman" w:hAnsi="Arial" w:cs="Arial"/>
-                <w:color w:val="000000"/>
-                <w:sz w:val="16"/>
-                <w:szCs w:val="16"/>
-                <w:lang w:eastAsia="pt-BR"/>
-              </w:rPr>
-            </w:pPr>
-          </w:p>
-        </w:tc>
-        <w:tc>
-          <w:tcPr>
-            <w:tcW w:w="7796" w:type="dxa"/>
-            <w:tcBorders>
-              <w:top w:val="single" w:sz="4" w:space="0" w:color="auto"/>
-              <w:left w:val="nil"/>
-              <w:bottom w:val="single" w:sz="4" w:space="0" w:color="auto"/>
-              <w:right w:val="single" w:sz="4" w:space="0" w:color="auto"/>
-            </w:tcBorders>
-            <w:vAlign w:val="center"/>
-            <w:hideMark/>
-          </w:tcPr>
-          <w:p>
-            <w:pPr>
-              <w:spacing w:before="120" w:after="0" w:line="360" w:lineRule="auto"/>
-              <w:rPr>
-                <w:rFonts w:ascii="Arial" w:eastAsia="Times New Roman" w:hAnsi="Arial" w:cs="Arial"/>
-                <w:color w:val="000000"/>
-                <w:sz w:val="16"/>
-                <w:szCs w:val="16"/>
-                <w:lang w:eastAsia="pt-BR"/>
-              </w:rPr>
-            </w:pPr>
-            <w:r>
-              <w:rPr>
-                <w:rFonts w:ascii="Arial" w:eastAsia="Times New Roman" w:hAnsi="Arial" w:cs="Arial"/>
-                <w:color w:val="000000"/>
-                <w:sz w:val="16"/>
-                <w:szCs w:val="16"/>
-                <w:lang w:eastAsia="pt-BR"/>
-              </w:rPr>
-              <w:t xml:space="preserve">- </w:t>
-            </w:r>
-            <w:r>
-              <w:rPr>
-                <w:rFonts w:ascii="Arial" w:eastAsia="Times New Roman" w:hAnsi="Arial" w:cs="Arial"/>
-                <w:color w:val="000000"/>
-                <w:sz w:val="16"/>
-                <w:szCs w:val="16"/>
-                <w:lang w:eastAsia="pt-BR"/>
-              </w:rPr>
-              <w:t>Aprovação e liberação dos Boletins de Medição no prazo máximo de 48 (quarenta e oito) horas após seu envio. Na ausência de manifestação dentro deste prazo, os boletins serão considerados automaticamente aprovados para fins de faturamento;</w:t>
-            </w:r>
-          </w:p>
-        </w:tc>
-        <w:tc>
-          <w:tcPr>
-            <w:tcW w:w="2576" w:type="dxa"/>
-            <w:tcBorders>
-              <w:top w:val="single" w:sz="4" w:space="0" w:color="auto"/>
-              <w:left w:val="single" w:sz="4" w:space="0" w:color="auto"/>
-              <w:bottom w:val="single" w:sz="4" w:space="0" w:color="auto"/>
-              <w:right w:val="single" w:sz="4" w:space="0" w:color="auto"/>
-            </w:tcBorders>
-            <w:noWrap/>
-            <w:vAlign w:val="bottom"/>
-            <w:hideMark/>
-          </w:tcPr>
-          <w:p>
-            <w:pPr>
-              <w:spacing w:before="120" w:after="0" w:line="240" w:lineRule="auto"/>
-              <w:jc w:val="both"/>
-              <w:rPr>
-                <w:rFonts w:ascii="Arial" w:eastAsia="Times New Roman" w:hAnsi="Arial" w:cs="Arial"/>
-                <w:color w:val="000000"/>
-                <w:sz w:val="16"/>
-                <w:szCs w:val="16"/>
-                <w:lang w:eastAsia="pt-BR"/>
-              </w:rPr>
-            </w:pPr>
-          </w:p>
-        </w:tc>
-      </w:tr>
-      <w:tr>
-        <w:trPr>
-          <w:trHeight w:val="312"/>
-          <w:jc w:val="center"/>
-        </w:trPr>
-        <w:tc>
-          <w:tcPr>
-            <w:tcW w:w="846" w:type="dxa"/>
-            <w:tcBorders>
-              <w:top w:val="single" w:sz="4" w:space="0" w:color="auto"/>
-              <w:left w:val="single" w:sz="4" w:space="0" w:color="auto"/>
-              <w:bottom w:val="single" w:sz="4" w:space="0" w:color="auto"/>
-              <w:right w:val="single" w:sz="4" w:space="0" w:color="auto"/>
-            </w:tcBorders>
-            <w:noWrap/>
-            <w:vAlign w:val="center"/>
-            <w:hideMark/>
-          </w:tcPr>
-          <w:p>
-            <w:pPr>
-              <w:pStyle w:val="PargrafodaLista"/>
-              <w:numPr>
-                <w:ilvl w:val="0"/>
-                <w:numId w:val="37"/>
-              </w:numPr>
-              <w:spacing w:before="120" w:after="0" w:line="240" w:lineRule="auto"/>
-              <w:jc w:val="center"/>
-              <w:rPr>
-                <w:rFonts w:ascii="Arial" w:eastAsia="Times New Roman" w:hAnsi="Arial" w:cs="Arial"/>
-                <w:color w:val="000000"/>
-                <w:sz w:val="16"/>
-                <w:szCs w:val="16"/>
-                <w:lang w:eastAsia="pt-BR"/>
-              </w:rPr>
-            </w:pPr>
-          </w:p>
-        </w:tc>
-        <w:tc>
-          <w:tcPr>
-            <w:tcW w:w="7796" w:type="dxa"/>
-            <w:tcBorders>
-              <w:top w:val="single" w:sz="4" w:space="0" w:color="auto"/>
-              <w:left w:val="nil"/>
-              <w:bottom w:val="single" w:sz="4" w:space="0" w:color="auto"/>
-              <w:right w:val="single" w:sz="4" w:space="0" w:color="auto"/>
-            </w:tcBorders>
-            <w:vAlign w:val="center"/>
-            <w:hideMark/>
-          </w:tcPr>
-          <w:p>
-            <w:pPr>
-              <w:spacing w:before="120" w:after="0" w:line="360" w:lineRule="auto"/>
-              <w:rPr>
-                <w:rFonts w:ascii="Arial" w:eastAsia="Times New Roman" w:hAnsi="Arial" w:cs="Arial"/>
-                <w:color w:val="000000"/>
-                <w:sz w:val="16"/>
-                <w:szCs w:val="16"/>
-                <w:lang w:eastAsia="pt-BR"/>
-              </w:rPr>
-            </w:pPr>
-            <w:r>
-              <w:rPr>
-                <w:rFonts w:ascii="Arial" w:eastAsia="Times New Roman" w:hAnsi="Arial" w:cs="Arial"/>
-                <w:color w:val="000000"/>
-                <w:sz w:val="16"/>
-                <w:szCs w:val="16"/>
-                <w:lang w:eastAsia="pt-BR"/>
-              </w:rPr>
-              <w:t xml:space="preserve">- </w:t>
-            </w:r>
-            <w:r>
-              <w:rPr>
-                <w:rFonts w:ascii="Arial" w:eastAsia="Times New Roman" w:hAnsi="Arial" w:cs="Arial"/>
-                <w:color w:val="000000"/>
-                <w:sz w:val="16"/>
-                <w:szCs w:val="16"/>
-                <w:lang w:eastAsia="pt-BR"/>
-              </w:rPr>
-              <w:t>Emissão de atestado de capacidade técnica ao término da execução contratual, como registro formal da prestação dos serviços realizados;</w:t>
-            </w:r>
-          </w:p>
-        </w:tc>
-        <w:tc>
-          <w:tcPr>
-            <w:tcW w:w="2576" w:type="dxa"/>
-            <w:tcBorders>
-              <w:top w:val="single" w:sz="4" w:space="0" w:color="auto"/>
-              <w:left w:val="single" w:sz="4" w:space="0" w:color="auto"/>
-              <w:bottom w:val="single" w:sz="4" w:space="0" w:color="auto"/>
-              <w:right w:val="single" w:sz="4" w:space="0" w:color="auto"/>
-            </w:tcBorders>
-            <w:noWrap/>
-            <w:vAlign w:val="bottom"/>
-          </w:tcPr>
-          <w:p>
-            <w:pPr>
-              <w:spacing w:before="120" w:after="0" w:line="240" w:lineRule="auto"/>
-              <w:jc w:val="both"/>
-              <w:rPr>
-                <w:rFonts w:ascii="Arial" w:eastAsia="Times New Roman" w:hAnsi="Arial" w:cs="Arial"/>
-                <w:color w:val="000000"/>
-                <w:sz w:val="16"/>
-                <w:szCs w:val="16"/>
-                <w:lang w:eastAsia="pt-BR"/>
-              </w:rPr>
-            </w:pPr>
-          </w:p>
-        </w:tc>
-      </w:tr>
-      <w:tr>
-        <w:trPr>
-          <w:trHeight w:val="312"/>
-          <w:jc w:val="center"/>
-        </w:trPr>
-        <w:tc>
-          <w:tcPr>
-            <w:tcW w:w="11218" w:type="dxa"/>
-            <w:gridSpan w:val="3"/>
-            <w:tcBorders>
-              <w:top w:val="single" w:sz="4" w:space="0" w:color="auto"/>
-              <w:left w:val="single" w:sz="4" w:space="0" w:color="auto"/>
-              <w:bottom w:val="single" w:sz="4" w:space="0" w:color="auto"/>
-              <w:right w:val="single" w:sz="4" w:space="0" w:color="auto"/>
-            </w:tcBorders>
-            <w:shd w:val="clear" w:color="auto" w:fill="9CC2E5" w:themeFill="accent1" w:themeFillTint="99"/>
-            <w:noWrap/>
-            <w:vAlign w:val="center"/>
-            <w:hideMark/>
-          </w:tcPr>
-          <w:p>
-            <w:pPr>
-              <w:spacing w:before="120" w:after="0" w:line="240" w:lineRule="auto"/>
-              <w:jc w:val="both"/>
-              <w:rPr>
-                <w:rFonts w:ascii="Arial" w:eastAsia="Times New Roman" w:hAnsi="Arial" w:cs="Arial"/>
-                <w:color w:val="000000"/>
-                <w:sz w:val="16"/>
-                <w:szCs w:val="16"/>
-                <w:lang w:eastAsia="pt-BR"/>
-              </w:rPr>
-            </w:pPr>
-            <w:r>
-              <w:rPr>
-                <w:rFonts w:ascii="Arial" w:eastAsia="Times New Roman" w:hAnsi="Arial" w:cs="Arial"/>
-                <w:b/>
-                <w:color w:val="000000"/>
-                <w:sz w:val="16"/>
-                <w:szCs w:val="16"/>
-                <w:lang w:eastAsia="pt-BR"/>
-              </w:rPr>
-              <w:t>MEIO AMBIENTE</w:t>
-            </w:r>
-          </w:p>
-        </w:tc>
-      </w:tr>
-      <w:tr>
-        <w:trPr>
-          <w:trHeight w:val="312"/>
-          <w:jc w:val="center"/>
-        </w:trPr>
-        <w:tc>
-          <w:tcPr>
-            <w:tcW w:w="846" w:type="dxa"/>
-            <w:tcBorders>
-              <w:top w:val="single" w:sz="4" w:space="0" w:color="auto"/>
-              <w:left w:val="single" w:sz="4" w:space="0" w:color="auto"/>
-              <w:bottom w:val="single" w:sz="4" w:space="0" w:color="auto"/>
-              <w:right w:val="single" w:sz="4" w:space="0" w:color="auto"/>
-            </w:tcBorders>
-            <w:noWrap/>
-            <w:vAlign w:val="center"/>
-            <w:hideMark/>
-          </w:tcPr>
-          <w:p>
-            <w:pPr>
-              <w:pStyle w:val="PargrafodaLista"/>
-              <w:numPr>
-                <w:ilvl w:val="0"/>
-                <w:numId w:val="37"/>
-              </w:numPr>
-              <w:spacing w:before="120" w:after="0" w:line="240" w:lineRule="auto"/>
-              <w:jc w:val="center"/>
-              <w:rPr>
-                <w:rFonts w:ascii="Arial" w:eastAsia="Times New Roman" w:hAnsi="Arial" w:cs="Arial"/>
-                <w:color w:val="000000"/>
-                <w:sz w:val="16"/>
-                <w:szCs w:val="16"/>
-                <w:lang w:eastAsia="pt-BR"/>
-              </w:rPr>
-            </w:pPr>
-          </w:p>
-        </w:tc>
-        <w:tc>
-          <w:tcPr>
-            <w:tcW w:w="7796" w:type="dxa"/>
-            <w:tcBorders>
-              <w:top w:val="single" w:sz="4" w:space="0" w:color="auto"/>
-              <w:left w:val="nil"/>
-              <w:bottom w:val="single" w:sz="4" w:space="0" w:color="auto"/>
-              <w:right w:val="single" w:sz="4" w:space="0" w:color="auto"/>
-            </w:tcBorders>
-            <w:vAlign w:val="center"/>
-            <w:hideMark/>
-          </w:tcPr>
-          <w:p>
-            <w:pPr>
-              <w:spacing w:before="120" w:after="0" w:line="360" w:lineRule="auto"/>
-              <w:rPr>
-                <w:rFonts w:ascii="Arial" w:eastAsia="Times New Roman" w:hAnsi="Arial" w:cs="Arial"/>
-                <w:color w:val="000000"/>
-                <w:sz w:val="16"/>
-                <w:szCs w:val="16"/>
-                <w:lang w:eastAsia="pt-BR"/>
-              </w:rPr>
-            </w:pPr>
-            <w:r>
-              <w:rPr>
-                <w:rFonts w:ascii="Arial" w:eastAsia="Times New Roman" w:hAnsi="Arial" w:cs="Arial"/>
-                <w:color w:val="000000"/>
-                <w:sz w:val="16"/>
-                <w:szCs w:val="16"/>
-                <w:lang w:eastAsia="pt-BR"/>
-              </w:rPr>
-              <w:t xml:space="preserve">- </w:t>
-            </w:r>
-            <w:r>
-              <w:rPr>
-                <w:rFonts w:ascii="Arial" w:eastAsia="Times New Roman" w:hAnsi="Arial" w:cs="Arial"/>
-                <w:color w:val="000000"/>
-                <w:sz w:val="16"/>
-                <w:szCs w:val="16"/>
-                <w:lang w:eastAsia="pt-BR"/>
-              </w:rPr>
-              <w:t>Responsabilidade pelo gerenciamento, transporte</w:t>
-            </w:r>
-            <w:r>
-              <w:rPr>
-                <w:rFonts w:ascii="Arial" w:eastAsia="Times New Roman" w:hAnsi="Arial" w:cs="Arial"/>
-                <w:color w:val="000000"/>
-                <w:sz w:val="16"/>
-                <w:szCs w:val="16"/>
-                <w:lang w:eastAsia="pt-BR"/>
-              </w:rPr>
-              <w:t xml:space="preserve"> </w:t>
-            </w:r>
-            <w:r>
-              <w:rPr>
-                <w:rFonts w:ascii="Arial" w:eastAsia="Times New Roman" w:hAnsi="Arial" w:cs="Arial"/>
-                <w:color w:val="000000"/>
-                <w:sz w:val="16"/>
-                <w:szCs w:val="16"/>
-                <w:lang w:eastAsia="pt-BR"/>
-              </w:rPr>
-              <w:t>e destinação final</w:t>
-            </w:r>
-            <w:r>
-              <w:rPr>
-                <w:rFonts w:ascii="Arial" w:eastAsia="Times New Roman" w:hAnsi="Arial" w:cs="Arial"/>
-                <w:color w:val="000000"/>
-                <w:sz w:val="16"/>
-                <w:szCs w:val="16"/>
-                <w:lang w:eastAsia="pt-BR"/>
-              </w:rPr>
-              <w:t xml:space="preserve"> adequada </w:t>
-            </w:r>
-            <w:r>
-              <w:rPr>
-                <w:rFonts w:ascii="Arial" w:eastAsia="Times New Roman" w:hAnsi="Arial" w:cs="Arial"/>
-                <w:color w:val="000000"/>
-                <w:sz w:val="16"/>
-                <w:szCs w:val="16"/>
-                <w:lang w:eastAsia="pt-BR"/>
-              </w:rPr>
-              <w:t>dos efluentes e demais resíduos gerados durante a execução dos serviços</w:t>
-            </w:r>
-            <w:r>
-              <w:rPr>
-                <w:rFonts w:ascii="Arial" w:eastAsia="Times New Roman" w:hAnsi="Arial" w:cs="Arial"/>
-                <w:color w:val="000000"/>
-                <w:sz w:val="16"/>
-                <w:szCs w:val="16"/>
-                <w:lang w:eastAsia="pt-BR"/>
-              </w:rPr>
-              <w:t>.</w:t>
-            </w:r>
-          </w:p>
-        </w:tc>
-        <w:tc>
-          <w:tcPr>
-            <w:tcW w:w="2576" w:type="dxa"/>
-            <w:tcBorders>
-              <w:top w:val="single" w:sz="4" w:space="0" w:color="auto"/>
-              <w:left w:val="single" w:sz="4" w:space="0" w:color="auto"/>
-              <w:bottom w:val="single" w:sz="4" w:space="0" w:color="auto"/>
-              <w:right w:val="single" w:sz="4" w:space="0" w:color="auto"/>
-            </w:tcBorders>
-            <w:noWrap/>
-            <w:vAlign w:val="bottom"/>
-          </w:tcPr>
-          <w:p>
-            <w:pPr>
-              <w:spacing w:before="120" w:after="0" w:line="240" w:lineRule="auto"/>
-              <w:jc w:val="both"/>
-              <w:rPr>
-                <w:rFonts w:ascii="Arial" w:eastAsia="Times New Roman" w:hAnsi="Arial" w:cs="Arial"/>
-                <w:color w:val="000000"/>
-                <w:sz w:val="16"/>
-                <w:szCs w:val="16"/>
-                <w:lang w:eastAsia="pt-BR"/>
-              </w:rPr>
-            </w:pPr>
           </w:p>
         </w:tc>
       </w:tr>
@@ -11136,6 +6155,9 @@
                 <w:szCs w:val="20"/>
               </w:rPr>
             </w:pPr>
+            <w:r>
+              <w:t xml:space="preserve">{{descricao_a}}</w:t>
+            </w:r>
           </w:p>
         </w:tc>
         <w:tc>
@@ -11158,7 +6180,7 @@
                 <w:sz w:val="20"/>
                 <w:szCs w:val="20"/>
               </w:rPr>
-              <w:t>R$</w:t>
+              <w:t xml:space="preserve">{{unitario_a}}</w:t>
             </w:r>
             <w:r>
               <w:rPr>
@@ -11166,7 +6188,7 @@
                 <w:sz w:val="20"/>
                 <w:szCs w:val="20"/>
               </w:rPr>
-              <w:t xml:space="preserve"> </w:t>
+              <w:t xml:space="preserve"/>
             </w:r>
           </w:p>
         </w:tc>
@@ -11184,6 +6206,9 @@
                 <w:szCs w:val="20"/>
               </w:rPr>
             </w:pPr>
+            <w:r>
+              <w:t xml:space="preserve">{{quantidade_a}}</w:t>
+            </w:r>
           </w:p>
         </w:tc>
         <w:tc>
@@ -11206,31 +6231,7 @@
                 <w:sz w:val="20"/>
                 <w:szCs w:val="20"/>
               </w:rPr>
-              <w:t xml:space="preserve">R$ </w:t>
-            </w:r>
-            <w:r>
-              <w:rPr>
-                <w:rFonts w:ascii="Arial" w:eastAsia="Arial" w:hAnsi="Arial"/>
-                <w:sz w:val="20"/>
-                <w:szCs w:val="20"/>
-              </w:rPr>
-              <w:fldChar w:fldCharType="begin"/>
-            </w:r>
-            <w:r>
-              <w:rPr>
-                <w:rFonts w:ascii="Arial" w:eastAsia="Arial" w:hAnsi="Arial"/>
-                <w:sz w:val="20"/>
-                <w:szCs w:val="20"/>
-              </w:rPr>
-              <w:instrText xml:space="preserve"> =PRODUCT(LEFT) \# "#.##0,00" </w:instrText>
-            </w:r>
-            <w:r>
-              <w:rPr>
-                <w:rFonts w:ascii="Arial" w:eastAsia="Arial" w:hAnsi="Arial"/>
-                <w:sz w:val="20"/>
-                <w:szCs w:val="20"/>
-              </w:rPr>
-              <w:fldChar w:fldCharType="separate"/>
+              <w:t xml:space="preserve">{{valor_a}}</w:t>
             </w:r>
             <w:r>
               <w:rPr>
@@ -11239,602 +6240,7 @@
                 <w:sz w:val="20"/>
                 <w:szCs w:val="20"/>
               </w:rPr>
-              <w:t xml:space="preserve">   0,00</w:t>
-            </w:r>
-            <w:r>
-              <w:rPr>
-                <w:rFonts w:ascii="Arial" w:eastAsia="Arial" w:hAnsi="Arial"/>
-                <w:sz w:val="20"/>
-                <w:szCs w:val="20"/>
-              </w:rPr>
-              <w:fldChar w:fldCharType="end"/>
-            </w:r>
-          </w:p>
-        </w:tc>
-      </w:tr>
-      <w:tr>
-        <w:tc>
-          <w:tcPr>
-            <w:tcW w:w="605" w:type="dxa"/>
-          </w:tcPr>
-          <w:p>
-            <w:pPr>
-              <w:pStyle w:val="PargrafodaLista"/>
-              <w:numPr>
-                <w:ilvl w:val="0"/>
-                <w:numId w:val="44"/>
-              </w:numPr>
-              <w:spacing w:before="120" w:after="120"/>
-              <w:ind w:right="-10"/>
-              <w:jc w:val="both"/>
-              <w:rPr>
-                <w:rFonts w:ascii="Arial" w:eastAsia="Arial" w:hAnsi="Arial"/>
-                <w:sz w:val="20"/>
-                <w:szCs w:val="20"/>
-              </w:rPr>
-            </w:pPr>
-          </w:p>
-        </w:tc>
-        <w:tc>
-          <w:tcPr>
-            <w:tcW w:w="6732" w:type="dxa"/>
-          </w:tcPr>
-          <w:p>
-            <w:pPr>
-              <w:spacing w:before="120" w:after="120"/>
-              <w:jc w:val="both"/>
-              <w:rPr>
-                <w:rFonts w:ascii="Arial" w:eastAsia="Arial" w:hAnsi="Arial"/>
-                <w:sz w:val="20"/>
-                <w:szCs w:val="20"/>
-              </w:rPr>
-            </w:pPr>
-          </w:p>
-        </w:tc>
-        <w:tc>
-          <w:tcPr>
-            <w:tcW w:w="1243" w:type="dxa"/>
-          </w:tcPr>
-          <w:p>
-            <w:pPr>
-              <w:spacing w:before="120" w:after="120"/>
-              <w:jc w:val="center"/>
-              <w:rPr>
-                <w:rFonts w:ascii="Arial" w:eastAsia="Arial" w:hAnsi="Arial"/>
-                <w:sz w:val="20"/>
-                <w:szCs w:val="20"/>
-              </w:rPr>
-            </w:pPr>
-            <w:r>
-              <w:rPr>
-                <w:rFonts w:ascii="Arial" w:eastAsia="Arial" w:hAnsi="Arial"/>
-                <w:sz w:val="20"/>
-                <w:szCs w:val="20"/>
-              </w:rPr>
-              <w:t>R$</w:t>
-            </w:r>
-            <w:r>
-              <w:rPr>
-                <w:rFonts w:ascii="Arial" w:eastAsia="Arial" w:hAnsi="Arial"/>
-                <w:sz w:val="20"/>
-                <w:szCs w:val="20"/>
-              </w:rPr>
-              <w:t xml:space="preserve"> </w:t>
-            </w:r>
-          </w:p>
-        </w:tc>
-        <w:tc>
-          <w:tcPr>
-            <w:tcW w:w="487" w:type="dxa"/>
-          </w:tcPr>
-          <w:p>
-            <w:pPr>
-              <w:spacing w:before="120" w:after="120"/>
-              <w:rPr>
-                <w:rFonts w:ascii="Arial" w:eastAsia="Arial" w:hAnsi="Arial"/>
-                <w:sz w:val="20"/>
-                <w:szCs w:val="20"/>
-              </w:rPr>
-            </w:pPr>
-          </w:p>
-        </w:tc>
-        <w:tc>
-          <w:tcPr>
-            <w:tcW w:w="1707" w:type="dxa"/>
-          </w:tcPr>
-          <w:p>
-            <w:pPr>
-              <w:spacing w:before="120" w:after="120"/>
-              <w:jc w:val="center"/>
-              <w:rPr>
-                <w:rFonts w:ascii="Arial" w:eastAsia="Arial" w:hAnsi="Arial"/>
-                <w:sz w:val="20"/>
-                <w:szCs w:val="20"/>
-              </w:rPr>
-            </w:pPr>
-            <w:r>
-              <w:rPr>
-                <w:rFonts w:ascii="Arial" w:eastAsia="Arial" w:hAnsi="Arial"/>
-                <w:sz w:val="20"/>
-                <w:szCs w:val="20"/>
-              </w:rPr>
-              <w:t xml:space="preserve">R$ </w:t>
-            </w:r>
-            <w:r>
-              <w:rPr>
-                <w:rFonts w:ascii="Arial" w:eastAsia="Arial" w:hAnsi="Arial"/>
-                <w:sz w:val="20"/>
-                <w:szCs w:val="20"/>
-              </w:rPr>
-              <w:fldChar w:fldCharType="begin"/>
-            </w:r>
-            <w:r>
-              <w:rPr>
-                <w:rFonts w:ascii="Arial" w:eastAsia="Arial" w:hAnsi="Arial"/>
-                <w:sz w:val="20"/>
-                <w:szCs w:val="20"/>
-              </w:rPr>
-              <w:instrText xml:space="preserve"> =PRODUCT(LEFT) \# "#.##0,00" </w:instrText>
-            </w:r>
-            <w:r>
-              <w:rPr>
-                <w:rFonts w:ascii="Arial" w:eastAsia="Arial" w:hAnsi="Arial"/>
-                <w:sz w:val="20"/>
-                <w:szCs w:val="20"/>
-              </w:rPr>
-              <w:fldChar w:fldCharType="separate"/>
-            </w:r>
-            <w:r>
-              <w:rPr>
-                <w:rFonts w:ascii="Arial" w:eastAsia="Arial" w:hAnsi="Arial"/>
-                <w:noProof/>
-                <w:sz w:val="20"/>
-                <w:szCs w:val="20"/>
-              </w:rPr>
-              <w:t xml:space="preserve">   0,00</w:t>
-            </w:r>
-            <w:r>
-              <w:rPr>
-                <w:rFonts w:ascii="Arial" w:eastAsia="Arial" w:hAnsi="Arial"/>
-                <w:sz w:val="20"/>
-                <w:szCs w:val="20"/>
-              </w:rPr>
-              <w:fldChar w:fldCharType="end"/>
-            </w:r>
-          </w:p>
-        </w:tc>
-      </w:tr>
-      <w:tr>
-        <w:tc>
-          <w:tcPr>
-            <w:tcW w:w="605" w:type="dxa"/>
-          </w:tcPr>
-          <w:p>
-            <w:pPr>
-              <w:pStyle w:val="PargrafodaLista"/>
-              <w:numPr>
-                <w:ilvl w:val="0"/>
-                <w:numId w:val="44"/>
-              </w:numPr>
-              <w:spacing w:before="120" w:after="120"/>
-              <w:ind w:right="-10"/>
-              <w:jc w:val="both"/>
-              <w:rPr>
-                <w:rFonts w:ascii="Arial" w:eastAsia="Arial" w:hAnsi="Arial"/>
-                <w:sz w:val="20"/>
-                <w:szCs w:val="20"/>
-              </w:rPr>
-            </w:pPr>
-          </w:p>
-        </w:tc>
-        <w:tc>
-          <w:tcPr>
-            <w:tcW w:w="6732" w:type="dxa"/>
-          </w:tcPr>
-          <w:p>
-            <w:pPr>
-              <w:spacing w:before="120" w:after="120"/>
-              <w:jc w:val="both"/>
-              <w:rPr>
-                <w:rFonts w:ascii="Arial" w:eastAsia="Arial" w:hAnsi="Arial"/>
-                <w:sz w:val="20"/>
-                <w:szCs w:val="20"/>
-              </w:rPr>
-            </w:pPr>
-          </w:p>
-        </w:tc>
-        <w:tc>
-          <w:tcPr>
-            <w:tcW w:w="1243" w:type="dxa"/>
-          </w:tcPr>
-          <w:p>
-            <w:pPr>
-              <w:spacing w:before="120" w:after="120"/>
-              <w:jc w:val="center"/>
-              <w:rPr>
-                <w:rFonts w:ascii="Arial" w:eastAsia="Arial" w:hAnsi="Arial"/>
-                <w:sz w:val="20"/>
-                <w:szCs w:val="20"/>
-              </w:rPr>
-            </w:pPr>
-            <w:r>
-              <w:rPr>
-                <w:rFonts w:ascii="Arial" w:eastAsia="Arial" w:hAnsi="Arial"/>
-                <w:sz w:val="20"/>
-                <w:szCs w:val="20"/>
-              </w:rPr>
-              <w:t>R$</w:t>
-            </w:r>
-          </w:p>
-        </w:tc>
-        <w:tc>
-          <w:tcPr>
-            <w:tcW w:w="487" w:type="dxa"/>
-          </w:tcPr>
-          <w:p>
-            <w:pPr>
-              <w:spacing w:before="120" w:after="120"/>
-              <w:jc w:val="center"/>
-              <w:rPr>
-                <w:rFonts w:ascii="Arial" w:eastAsia="Arial" w:hAnsi="Arial"/>
-                <w:sz w:val="20"/>
-                <w:szCs w:val="20"/>
-              </w:rPr>
-            </w:pPr>
-          </w:p>
-        </w:tc>
-        <w:tc>
-          <w:tcPr>
-            <w:tcW w:w="1707" w:type="dxa"/>
-          </w:tcPr>
-          <w:p>
-            <w:pPr>
-              <w:spacing w:before="120" w:after="120"/>
-              <w:jc w:val="center"/>
-              <w:rPr>
-                <w:rFonts w:ascii="Arial" w:eastAsia="Arial" w:hAnsi="Arial"/>
-                <w:sz w:val="20"/>
-                <w:szCs w:val="20"/>
-              </w:rPr>
-            </w:pPr>
-            <w:r>
-              <w:rPr>
-                <w:rFonts w:ascii="Arial" w:eastAsia="Arial" w:hAnsi="Arial"/>
-                <w:sz w:val="20"/>
-                <w:szCs w:val="20"/>
-              </w:rPr>
-              <w:t xml:space="preserve">R$ </w:t>
-            </w:r>
-            <w:r>
-              <w:rPr>
-                <w:rFonts w:ascii="Arial" w:eastAsia="Arial" w:hAnsi="Arial"/>
-                <w:sz w:val="20"/>
-                <w:szCs w:val="20"/>
-              </w:rPr>
-              <w:fldChar w:fldCharType="begin"/>
-            </w:r>
-            <w:r>
-              <w:rPr>
-                <w:rFonts w:ascii="Arial" w:eastAsia="Arial" w:hAnsi="Arial"/>
-                <w:sz w:val="20"/>
-                <w:szCs w:val="20"/>
-              </w:rPr>
-              <w:instrText xml:space="preserve"> =PRODUCT(LEFT) \# "#.##0,00" </w:instrText>
-            </w:r>
-            <w:r>
-              <w:rPr>
-                <w:rFonts w:ascii="Arial" w:eastAsia="Arial" w:hAnsi="Arial"/>
-                <w:sz w:val="20"/>
-                <w:szCs w:val="20"/>
-              </w:rPr>
-              <w:fldChar w:fldCharType="separate"/>
-            </w:r>
-            <w:r>
-              <w:rPr>
-                <w:rFonts w:ascii="Arial" w:eastAsia="Arial" w:hAnsi="Arial"/>
-                <w:noProof/>
-                <w:sz w:val="20"/>
-                <w:szCs w:val="20"/>
-              </w:rPr>
-              <w:t xml:space="preserve">   0,00</w:t>
-            </w:r>
-            <w:r>
-              <w:rPr>
-                <w:rFonts w:ascii="Arial" w:eastAsia="Arial" w:hAnsi="Arial"/>
-                <w:sz w:val="20"/>
-                <w:szCs w:val="20"/>
-              </w:rPr>
-              <w:fldChar w:fldCharType="end"/>
-            </w:r>
-          </w:p>
-        </w:tc>
-      </w:tr>
-      <w:tr>
-        <w:tc>
-          <w:tcPr>
-            <w:tcW w:w="605" w:type="dxa"/>
-          </w:tcPr>
-          <w:p>
-            <w:pPr>
-              <w:pStyle w:val="PargrafodaLista"/>
-              <w:numPr>
-                <w:ilvl w:val="0"/>
-                <w:numId w:val="44"/>
-              </w:numPr>
-              <w:spacing w:before="120" w:after="120"/>
-              <w:ind w:right="-10"/>
-              <w:jc w:val="both"/>
-              <w:rPr>
-                <w:rFonts w:ascii="Arial" w:eastAsia="Arial" w:hAnsi="Arial"/>
-                <w:sz w:val="20"/>
-                <w:szCs w:val="20"/>
-              </w:rPr>
-            </w:pPr>
-          </w:p>
-        </w:tc>
-        <w:tc>
-          <w:tcPr>
-            <w:tcW w:w="6732" w:type="dxa"/>
-          </w:tcPr>
-          <w:p>
-            <w:pPr>
-              <w:spacing w:before="120" w:after="120"/>
-              <w:jc w:val="both"/>
-              <w:rPr>
-                <w:rFonts w:ascii="Arial" w:eastAsia="Arial" w:hAnsi="Arial"/>
-                <w:sz w:val="20"/>
-                <w:szCs w:val="20"/>
-              </w:rPr>
-            </w:pPr>
-          </w:p>
-        </w:tc>
-        <w:tc>
-          <w:tcPr>
-            <w:tcW w:w="1243" w:type="dxa"/>
-          </w:tcPr>
-          <w:p>
-            <w:pPr>
-              <w:spacing w:before="120" w:after="120"/>
-              <w:jc w:val="center"/>
-              <w:rPr>
-                <w:rFonts w:ascii="Arial" w:eastAsia="Arial" w:hAnsi="Arial"/>
-                <w:sz w:val="20"/>
-                <w:szCs w:val="20"/>
-              </w:rPr>
-            </w:pPr>
-            <w:r>
-              <w:rPr>
-                <w:rFonts w:ascii="Arial" w:eastAsia="Arial" w:hAnsi="Arial"/>
-                <w:sz w:val="20"/>
-                <w:szCs w:val="20"/>
-              </w:rPr>
-              <w:t>R$</w:t>
-            </w:r>
-          </w:p>
-        </w:tc>
-        <w:tc>
-          <w:tcPr>
-            <w:tcW w:w="487" w:type="dxa"/>
-          </w:tcPr>
-          <w:p>
-            <w:pPr>
-              <w:spacing w:before="120" w:after="120"/>
-              <w:jc w:val="center"/>
-              <w:rPr>
-                <w:rFonts w:ascii="Arial" w:eastAsia="Arial" w:hAnsi="Arial"/>
-                <w:sz w:val="20"/>
-                <w:szCs w:val="20"/>
-              </w:rPr>
-            </w:pPr>
-          </w:p>
-        </w:tc>
-        <w:tc>
-          <w:tcPr>
-            <w:tcW w:w="1707" w:type="dxa"/>
-          </w:tcPr>
-          <w:p>
-            <w:pPr>
-              <w:spacing w:before="120" w:after="120"/>
-              <w:jc w:val="center"/>
-              <w:rPr>
-                <w:rFonts w:ascii="Arial" w:eastAsia="Arial" w:hAnsi="Arial"/>
-                <w:sz w:val="20"/>
-                <w:szCs w:val="20"/>
-              </w:rPr>
-            </w:pPr>
-            <w:r>
-              <w:rPr>
-                <w:rFonts w:ascii="Arial" w:eastAsia="Arial" w:hAnsi="Arial"/>
-                <w:sz w:val="20"/>
-                <w:szCs w:val="20"/>
-              </w:rPr>
-              <w:t xml:space="preserve">R$ </w:t>
-            </w:r>
-            <w:r>
-              <w:rPr>
-                <w:rFonts w:ascii="Arial" w:eastAsia="Arial" w:hAnsi="Arial"/>
-                <w:sz w:val="20"/>
-                <w:szCs w:val="20"/>
-              </w:rPr>
-              <w:fldChar w:fldCharType="begin"/>
-            </w:r>
-            <w:r>
-              <w:rPr>
-                <w:rFonts w:ascii="Arial" w:eastAsia="Arial" w:hAnsi="Arial"/>
-                <w:sz w:val="20"/>
-                <w:szCs w:val="20"/>
-              </w:rPr>
-              <w:instrText xml:space="preserve"> =PRODUCT(LEFT) \# "#.##0,00" </w:instrText>
-            </w:r>
-            <w:r>
-              <w:rPr>
-                <w:rFonts w:ascii="Arial" w:eastAsia="Arial" w:hAnsi="Arial"/>
-                <w:sz w:val="20"/>
-                <w:szCs w:val="20"/>
-              </w:rPr>
-              <w:fldChar w:fldCharType="separate"/>
-            </w:r>
-            <w:r>
-              <w:rPr>
-                <w:rFonts w:ascii="Arial" w:eastAsia="Arial" w:hAnsi="Arial"/>
-                <w:noProof/>
-                <w:sz w:val="20"/>
-                <w:szCs w:val="20"/>
-              </w:rPr>
-              <w:t xml:space="preserve">   0,00</w:t>
-            </w:r>
-            <w:r>
-              <w:rPr>
-                <w:rFonts w:ascii="Arial" w:eastAsia="Arial" w:hAnsi="Arial"/>
-                <w:sz w:val="20"/>
-                <w:szCs w:val="20"/>
-              </w:rPr>
-              <w:fldChar w:fldCharType="end"/>
-            </w:r>
-          </w:p>
-        </w:tc>
-      </w:tr>
-      <w:tr>
-        <w:tc>
-          <w:tcPr>
-            <w:tcW w:w="605" w:type="dxa"/>
-          </w:tcPr>
-          <w:p>
-            <w:pPr>
-              <w:pStyle w:val="PargrafodaLista"/>
-              <w:numPr>
-                <w:ilvl w:val="0"/>
-                <w:numId w:val="44"/>
-              </w:numPr>
-              <w:spacing w:before="120" w:after="120"/>
-              <w:ind w:right="-10"/>
-              <w:jc w:val="both"/>
-              <w:rPr>
-                <w:rFonts w:ascii="Arial" w:eastAsia="Arial" w:hAnsi="Arial"/>
-                <w:sz w:val="20"/>
-                <w:szCs w:val="20"/>
-              </w:rPr>
-            </w:pPr>
-          </w:p>
-        </w:tc>
-        <w:tc>
-          <w:tcPr>
-            <w:tcW w:w="6732" w:type="dxa"/>
-          </w:tcPr>
-          <w:p>
-            <w:pPr>
-              <w:spacing w:before="120" w:after="120"/>
-              <w:jc w:val="both"/>
-              <w:rPr>
-                <w:rFonts w:ascii="Arial" w:eastAsia="Arial" w:hAnsi="Arial"/>
-                <w:sz w:val="20"/>
-                <w:szCs w:val="20"/>
-              </w:rPr>
-            </w:pPr>
-          </w:p>
-        </w:tc>
-        <w:tc>
-          <w:tcPr>
-            <w:tcW w:w="1243" w:type="dxa"/>
-          </w:tcPr>
-          <w:p>
-            <w:pPr>
-              <w:spacing w:before="120" w:after="120"/>
-              <w:jc w:val="center"/>
-              <w:rPr>
-                <w:rFonts w:ascii="Arial" w:eastAsia="Arial" w:hAnsi="Arial"/>
-                <w:sz w:val="20"/>
-                <w:szCs w:val="20"/>
-              </w:rPr>
-            </w:pPr>
-            <w:r>
-              <w:rPr>
-                <w:rFonts w:ascii="Arial" w:eastAsia="Arial" w:hAnsi="Arial"/>
-                <w:sz w:val="20"/>
-                <w:szCs w:val="20"/>
-              </w:rPr>
-              <w:t>R$</w:t>
-            </w:r>
-          </w:p>
-        </w:tc>
-        <w:tc>
-          <w:tcPr>
-            <w:tcW w:w="487" w:type="dxa"/>
-          </w:tcPr>
-          <w:p>
-            <w:pPr>
-              <w:spacing w:before="120" w:after="120"/>
-              <w:jc w:val="center"/>
-              <w:rPr>
-                <w:rFonts w:ascii="Arial" w:eastAsia="Arial" w:hAnsi="Arial"/>
-                <w:sz w:val="20"/>
-                <w:szCs w:val="20"/>
-              </w:rPr>
-            </w:pPr>
-          </w:p>
-        </w:tc>
-        <w:tc>
-          <w:tcPr>
-            <w:tcW w:w="1707" w:type="dxa"/>
-          </w:tcPr>
-          <w:p>
-            <w:pPr>
-              <w:spacing w:before="120" w:after="120"/>
-              <w:jc w:val="center"/>
-              <w:rPr>
-                <w:rFonts w:ascii="Arial" w:eastAsia="Arial" w:hAnsi="Arial"/>
-                <w:sz w:val="20"/>
-                <w:szCs w:val="20"/>
-              </w:rPr>
-            </w:pPr>
-            <w:r>
-              <w:rPr>
-                <w:rFonts w:ascii="Arial" w:eastAsia="Arial" w:hAnsi="Arial"/>
-                <w:sz w:val="20"/>
-                <w:szCs w:val="20"/>
-              </w:rPr>
-              <w:t xml:space="preserve">R$ </w:t>
-            </w:r>
-            <w:r>
-              <w:rPr>
-                <w:rFonts w:ascii="Arial" w:eastAsia="Arial" w:hAnsi="Arial"/>
-                <w:sz w:val="20"/>
-                <w:szCs w:val="20"/>
-              </w:rPr>
-              <w:fldChar w:fldCharType="begin"/>
-            </w:r>
-            <w:r>
-              <w:rPr>
-                <w:rFonts w:ascii="Arial" w:eastAsia="Arial" w:hAnsi="Arial"/>
-                <w:sz w:val="20"/>
-                <w:szCs w:val="20"/>
-              </w:rPr>
-              <w:instrText xml:space="preserve"> =PRODUCT(LEFT) \# "#.##0,00" </w:instrText>
-            </w:r>
-            <w:r>
-              <w:rPr>
-                <w:rFonts w:ascii="Arial" w:eastAsia="Arial" w:hAnsi="Arial"/>
-                <w:sz w:val="20"/>
-                <w:szCs w:val="20"/>
-              </w:rPr>
-              <w:fldChar w:fldCharType="separate"/>
-            </w:r>
-            <w:r>
-              <w:rPr>
-                <w:rFonts w:ascii="Arial" w:eastAsia="Arial" w:hAnsi="Arial"/>
-                <w:noProof/>
-                <w:sz w:val="20"/>
-                <w:szCs w:val="20"/>
-              </w:rPr>
-              <w:t xml:space="preserve">   0,00</w:t>
-            </w:r>
-            <w:r>
-              <w:rPr>
-                <w:rFonts w:ascii="Arial" w:eastAsia="Arial" w:hAnsi="Arial"/>
-                <w:sz w:val="20"/>
-                <w:szCs w:val="20"/>
-              </w:rPr>
-              <w:fldChar w:fldCharType="end"/>
+              <w:t xml:space="preserve"/>
             </w:r>
           </w:p>
         </w:tc>
@@ -11893,37 +6299,7 @@
                 <w:sz w:val="20"/>
                 <w:szCs w:val="20"/>
               </w:rPr>
-              <w:t xml:space="preserve">R$ </w:t>
-            </w:r>
-            <w:r>
-              <w:rPr>
-                <w:rFonts w:ascii="Arial" w:eastAsia="Arial" w:hAnsi="Arial"/>
-                <w:b/>
-                <w:bCs/>
-                <w:sz w:val="20"/>
-                <w:szCs w:val="20"/>
-              </w:rPr>
-              <w:fldChar w:fldCharType="begin"/>
-            </w:r>
-            <w:r>
-              <w:rPr>
-                <w:rFonts w:ascii="Arial" w:eastAsia="Arial" w:hAnsi="Arial"/>
-                <w:b/>
-                <w:bCs/>
-                <w:sz w:val="20"/>
-                <w:szCs w:val="20"/>
-              </w:rPr>
-              <w:instrText xml:space="preserve"> =SUM(ABOVE) \# "#.##0,00" </w:instrText>
-            </w:r>
-            <w:r>
-              <w:rPr>
-                <w:rFonts w:ascii="Arial" w:eastAsia="Arial" w:hAnsi="Arial"/>
-                <w:b/>
-                <w:bCs/>
-                <w:sz w:val="20"/>
-                <w:szCs w:val="20"/>
-              </w:rPr>
-              <w:fldChar w:fldCharType="separate"/>
+              <w:t xml:space="preserve">{{total_a}}</w:t>
             </w:r>
             <w:r>
               <w:rPr>
@@ -11934,17 +6310,7 @@
                 <w:sz w:val="20"/>
                 <w:szCs w:val="20"/>
               </w:rPr>
-              <w:t xml:space="preserve">   0,00</w:t>
-            </w:r>
-            <w:r>
-              <w:rPr>
-                <w:rFonts w:ascii="Arial" w:eastAsia="Arial" w:hAnsi="Arial"/>
-                <w:b/>
-                <w:bCs/>
-                <w:sz w:val="20"/>
-                <w:szCs w:val="20"/>
-              </w:rPr>
-              <w:fldChar w:fldCharType="end"/>
+              <w:t xml:space="preserve"/>
             </w:r>
           </w:p>
         </w:tc>

--- a/Modelos/definitivos/Comercial/modelos/Proposta Comercial.docx
+++ b/Modelos/definitivos/Comercial/modelos/Proposta Comercial.docx
@@ -3951,7 +3951,7 @@
           <w:sz w:val="20"/>
           <w:szCs w:val="20"/>
         </w:rPr>
-        <w:t>Serviço especializado em mão de obra e execução técnica na manutenção e visita técnica.</w:t>
+        <w:t xml:space="preserve">{{servico}}</w:t>
       </w:r>
     </w:p>
     <w:p>
@@ -3965,48 +3965,30 @@
     <w:p>
       <w:pPr>
         <w:pStyle w:val="PargrafodaLista"/>
-        <w:numPr>
-          <w:ilvl w:val="1"/>
-          <w:numId w:val="31"/>
-        </w:numPr>
-        <w:spacing w:after="0" w:line="240" w:lineRule="auto"/>
-        <w:jc w:val="both"/>
-      </w:pPr>
-      <w:r>
-        <w:rPr>
-          <w:rFonts w:ascii="Arial" w:hAnsi="Arial" w:cs="Arial"/>
-          <w:sz w:val="20"/>
-          <w:szCs w:val="20"/>
-        </w:rPr>
-        <w:t>Serviço especializado em mão de obra e execução técnica na manutenção, limpeza química em regime pressurizado e flushing primário em tubulações de sistemas hidráulico e lubrificante, com as respectivas medidas</w:t>
-      </w:r>
+        <w:spacing w:after="0" w:line="240" w:lineRule="auto"/>
+        <w:ind w:left="1068"/>
+        <w:jc w:val="both"/>
+      </w:pPr>
     </w:p>
     <w:p>
       <w:pPr>
         <w:pStyle w:val="PargrafodaLista"/>
-        <w:spacing w:after="0" w:line="240" w:lineRule="auto"/>
-        <w:ind w:left="1068"/>
-        <w:jc w:val="both"/>
+        <w:rPr>
+          <w:rFonts w:ascii="Arial" w:hAnsi="Arial" w:cs="Arial"/>
+          <w:sz w:val="20"/>
+          <w:szCs w:val="20"/>
+        </w:rPr>
       </w:pPr>
     </w:p>
     <w:p>
       <w:pPr>
         <w:pStyle w:val="PargrafodaLista"/>
-        <w:numPr>
-          <w:ilvl w:val="1"/>
-          <w:numId w:val="31"/>
-        </w:numPr>
-        <w:spacing w:after="0" w:line="240" w:lineRule="auto"/>
-        <w:jc w:val="both"/>
-      </w:pPr>
-      <w:r>
-        <w:rPr>
-          <w:rFonts w:ascii="Arial" w:hAnsi="Arial" w:cs="Arial"/>
-          <w:sz w:val="20"/>
-          <w:szCs w:val="20"/>
-        </w:rPr>
-        <w:t>Serviço especializado em mão de obra e execução técnica na manutenção e flushing secundário em aproximadamente litros de óleo;</w:t>
-      </w:r>
+        <w:rPr>
+          <w:rFonts w:ascii="Arial" w:hAnsi="Arial" w:cs="Arial"/>
+          <w:sz w:val="20"/>
+          <w:szCs w:val="20"/>
+        </w:rPr>
+      </w:pPr>
     </w:p>
     <w:p>
       <w:pPr>
@@ -4021,21 +4003,12 @@
     <w:p>
       <w:pPr>
         <w:pStyle w:val="PargrafodaLista"/>
-        <w:numPr>
-          <w:ilvl w:val="1"/>
-          <w:numId w:val="31"/>
-        </w:numPr>
-        <w:spacing w:after="0" w:line="240" w:lineRule="auto"/>
-        <w:jc w:val="both"/>
-      </w:pPr>
-      <w:r>
-        <w:rPr>
-          <w:rFonts w:ascii="Arial" w:hAnsi="Arial" w:cs="Arial"/>
-          <w:sz w:val="20"/>
-          <w:szCs w:val="20"/>
-        </w:rPr>
-        <w:t xml:space="preserve"> Serviço especializado em mão de obra e execução técnica na manutenção e filtragem absoluta em aproximadamente litros de óleo;</w:t>
-      </w:r>
+        <w:rPr>
+          <w:rFonts w:ascii="Arial" w:hAnsi="Arial" w:cs="Arial"/>
+          <w:sz w:val="20"/>
+          <w:szCs w:val="20"/>
+        </w:rPr>
+      </w:pPr>
     </w:p>
     <w:p>
       <w:pPr>
@@ -4050,21 +4023,12 @@
     <w:p>
       <w:pPr>
         <w:pStyle w:val="PargrafodaLista"/>
-        <w:numPr>
-          <w:ilvl w:val="1"/>
-          <w:numId w:val="31"/>
-        </w:numPr>
-        <w:spacing w:after="0" w:line="240" w:lineRule="auto"/>
-        <w:jc w:val="both"/>
-      </w:pPr>
-      <w:r>
-        <w:rPr>
-          <w:rFonts w:ascii="Arial" w:hAnsi="Arial" w:cs="Arial"/>
-          <w:sz w:val="20"/>
-          <w:szCs w:val="20"/>
-        </w:rPr>
-        <w:t>Serviço especializado em mão de obra e execução técnica na manutenção e desidratação em aproximadamente litros de óleo;</w:t>
-      </w:r>
+        <w:rPr>
+          <w:rFonts w:ascii="Arial" w:hAnsi="Arial" w:cs="Arial"/>
+          <w:sz w:val="20"/>
+          <w:szCs w:val="20"/>
+        </w:rPr>
+      </w:pPr>
     </w:p>
     <w:p>
       <w:pPr>
@@ -4079,270 +4043,7 @@
     <w:p>
       <w:pPr>
         <w:pStyle w:val="PargrafodaLista"/>
-        <w:numPr>
-          <w:ilvl w:val="1"/>
-          <w:numId w:val="31"/>
-        </w:numPr>
-        <w:spacing w:after="0" w:line="240" w:lineRule="auto"/>
-        <w:jc w:val="both"/>
-      </w:pPr>
-      <w:r>
-        <w:rPr>
-          <w:rFonts w:ascii="Arial" w:hAnsi="Arial" w:cs="Arial"/>
-          <w:sz w:val="20"/>
-          <w:szCs w:val="20"/>
-        </w:rPr>
-        <w:t>Serviço especializado em mão de obra e execução técnica na manutenção e teste hidrostático;</w:t>
-      </w:r>
-    </w:p>
-    <w:p>
-      <w:pPr>
-        <w:pStyle w:val="PargrafodaLista"/>
-        <w:rPr>
-          <w:rFonts w:ascii="Arial" w:hAnsi="Arial" w:cs="Arial"/>
-          <w:sz w:val="20"/>
-          <w:szCs w:val="20"/>
-        </w:rPr>
-      </w:pPr>
-    </w:p>
-    <w:p>
-      <w:pPr>
-        <w:pStyle w:val="PargrafodaLista"/>
-        <w:numPr>
-          <w:ilvl w:val="1"/>
-          <w:numId w:val="31"/>
-        </w:numPr>
-        <w:spacing w:after="0" w:line="240" w:lineRule="auto"/>
-        <w:jc w:val="both"/>
-      </w:pPr>
-      <w:r>
-        <w:rPr>
-          <w:rFonts w:ascii="Arial" w:hAnsi="Arial" w:cs="Arial"/>
-          <w:sz w:val="20"/>
-          <w:szCs w:val="20"/>
-        </w:rPr>
-        <w:t>Serviço especializado em mão de obra e execução técnica na manutenção e limpeza interna de reservatório;</w:t>
-      </w:r>
-    </w:p>
-    <w:p>
-      <w:pPr>
-        <w:pStyle w:val="PargrafodaLista"/>
-        <w:rPr>
-          <w:rFonts w:ascii="Arial" w:hAnsi="Arial" w:cs="Arial"/>
-          <w:sz w:val="20"/>
-          <w:szCs w:val="20"/>
-        </w:rPr>
-      </w:pPr>
-    </w:p>
-    <w:p>
-      <w:pPr>
-        <w:pStyle w:val="PargrafodaLista"/>
-        <w:numPr>
-          <w:ilvl w:val="1"/>
-          <w:numId w:val="31"/>
-        </w:numPr>
-        <w:spacing w:after="0" w:line="240" w:lineRule="auto"/>
-        <w:jc w:val="both"/>
-      </w:pPr>
-      <w:r>
-        <w:rPr>
-          <w:rFonts w:ascii="Arial" w:hAnsi="Arial" w:cs="Arial"/>
-          <w:sz w:val="20"/>
-          <w:szCs w:val="20"/>
-        </w:rPr>
-        <w:t>Serviço especializado em mão de obra e execução técnica na manutenção, drenagem e abastecimento de óleo;</w:t>
-      </w:r>
-    </w:p>
-    <w:p>
-      <w:pPr>
-        <w:pStyle w:val="PargrafodaLista"/>
-        <w:rPr>
-          <w:rFonts w:ascii="Arial" w:hAnsi="Arial" w:cs="Arial"/>
-          <w:sz w:val="20"/>
-          <w:szCs w:val="20"/>
-        </w:rPr>
-      </w:pPr>
-    </w:p>
-    <w:p>
-      <w:pPr>
-        <w:pStyle w:val="PargrafodaLista"/>
-        <w:numPr>
-          <w:ilvl w:val="1"/>
-          <w:numId w:val="31"/>
-        </w:numPr>
-        <w:spacing w:after="0" w:line="240" w:lineRule="auto"/>
-        <w:jc w:val="both"/>
-      </w:pPr>
-      <w:r>
-        <w:rPr>
-          <w:rFonts w:ascii="Arial" w:hAnsi="Arial" w:cs="Arial"/>
-          <w:sz w:val="20"/>
-          <w:szCs w:val="20"/>
-        </w:rPr>
-        <w:t>Serviço especializado em mão de obra e execução técnica na manutenção</w:t>
-      </w:r>
-      <w:r>
-        <w:rPr>
-          <w:rFonts w:ascii="Arial" w:hAnsi="Arial" w:cs="Arial"/>
-          <w:sz w:val="20"/>
-          <w:szCs w:val="20"/>
-        </w:rPr>
-        <w:t xml:space="preserve"> e desgaseificação em...</w:t>
-      </w:r>
-    </w:p>
-    <w:p>
-      <w:pPr>
-        <w:pStyle w:val="PargrafodaLista"/>
-        <w:rPr>
-          <w:rFonts w:ascii="Arial" w:hAnsi="Arial" w:cs="Arial"/>
-          <w:sz w:val="20"/>
-          <w:szCs w:val="20"/>
-        </w:rPr>
-      </w:pPr>
-    </w:p>
-    <w:p>
-      <w:pPr>
-        <w:pStyle w:val="PargrafodaLista"/>
-        <w:numPr>
-          <w:ilvl w:val="1"/>
-          <w:numId w:val="31"/>
-        </w:numPr>
-        <w:spacing w:after="0" w:line="240" w:lineRule="auto"/>
-        <w:jc w:val="both"/>
-      </w:pPr>
-      <w:r>
-        <w:rPr>
-          <w:rFonts w:ascii="Arial" w:hAnsi="Arial" w:cs="Arial"/>
-          <w:sz w:val="20"/>
-          <w:szCs w:val="20"/>
-        </w:rPr>
-        <w:t>Serviço especializado em mão de obra e execução técnica na manutenção e serviço de pré engenharia – Estudo detalhado antes da execução:</w:t>
-      </w:r>
-    </w:p>
-    <w:p>
-      <w:pPr>
-        <w:pStyle w:val="PargrafodaLista"/>
-      </w:pPr>
-    </w:p>
-    <w:p>
-      <w:pPr>
-        <w:pStyle w:val="PargrafodaLista"/>
-        <w:numPr>
-          <w:ilvl w:val="2"/>
-          <w:numId w:val="31"/>
-        </w:numPr>
-        <w:spacing w:after="0" w:line="360" w:lineRule="auto"/>
-        <w:jc w:val="both"/>
-        <w:rPr>
-          <w:rFonts w:ascii="Arial" w:hAnsi="Arial" w:cs="Arial"/>
-          <w:sz w:val="20"/>
-          <w:szCs w:val="20"/>
-        </w:rPr>
-      </w:pPr>
-      <w:r>
-        <w:rPr>
-          <w:rFonts w:ascii="Arial" w:hAnsi="Arial" w:cs="Arial"/>
-          <w:sz w:val="20"/>
-          <w:szCs w:val="20"/>
-        </w:rPr>
-        <w:t>Levantamento de dados e necessidade do cliente;</w:t>
-      </w:r>
-    </w:p>
-    <w:p>
-      <w:pPr>
-        <w:pStyle w:val="PargrafodaLista"/>
-        <w:numPr>
-          <w:ilvl w:val="2"/>
-          <w:numId w:val="31"/>
-        </w:numPr>
-        <w:spacing w:after="0" w:line="360" w:lineRule="auto"/>
-        <w:jc w:val="both"/>
-        <w:rPr>
-          <w:rFonts w:ascii="Arial" w:hAnsi="Arial" w:cs="Arial"/>
-          <w:sz w:val="20"/>
-          <w:szCs w:val="20"/>
-        </w:rPr>
-      </w:pPr>
-      <w:r>
-        <w:rPr>
-          <w:rFonts w:ascii="Arial" w:hAnsi="Arial" w:cs="Arial"/>
-          <w:sz w:val="20"/>
-          <w:szCs w:val="20"/>
-        </w:rPr>
-        <w:t>Levantamento de desenhos e elaboração de fluxogramas do processo a ser realizado;</w:t>
-      </w:r>
-    </w:p>
-    <w:p>
-      <w:pPr>
-        <w:pStyle w:val="PargrafodaLista"/>
-        <w:numPr>
-          <w:ilvl w:val="2"/>
-          <w:numId w:val="31"/>
-        </w:numPr>
-        <w:spacing w:after="0" w:line="360" w:lineRule="auto"/>
-        <w:jc w:val="both"/>
-        <w:rPr>
-          <w:rFonts w:ascii="Arial" w:hAnsi="Arial" w:cs="Arial"/>
-          <w:sz w:val="20"/>
-          <w:szCs w:val="20"/>
-        </w:rPr>
-      </w:pPr>
-      <w:r>
-        <w:rPr>
-          <w:rFonts w:ascii="Arial" w:hAnsi="Arial" w:cs="Arial"/>
-          <w:sz w:val="20"/>
-          <w:szCs w:val="20"/>
-        </w:rPr>
-        <w:t>Levantamento e identificação de utilidades necessárias;</w:t>
-      </w:r>
-    </w:p>
-    <w:p>
-      <w:pPr>
-        <w:pStyle w:val="PargrafodaLista"/>
-        <w:numPr>
-          <w:ilvl w:val="2"/>
-          <w:numId w:val="31"/>
-        </w:numPr>
-        <w:spacing w:after="0" w:line="360" w:lineRule="auto"/>
-        <w:jc w:val="both"/>
-        <w:rPr>
-          <w:rFonts w:ascii="Arial" w:hAnsi="Arial" w:cs="Arial"/>
-          <w:sz w:val="20"/>
-          <w:szCs w:val="20"/>
-        </w:rPr>
-      </w:pPr>
-      <w:r>
-        <w:rPr>
-          <w:rFonts w:ascii="Arial" w:hAnsi="Arial" w:cs="Arial"/>
-          <w:sz w:val="20"/>
-          <w:szCs w:val="20"/>
-        </w:rPr>
-        <w:t>Se necessário, definição de fabricação de provisórios necessários com antecedência;</w:t>
-      </w:r>
-    </w:p>
-    <w:p>
-      <w:pPr>
-        <w:pStyle w:val="PargrafodaLista"/>
-        <w:numPr>
-          <w:ilvl w:val="2"/>
-          <w:numId w:val="31"/>
-        </w:numPr>
-        <w:spacing w:after="0" w:line="360" w:lineRule="auto"/>
-        <w:jc w:val="both"/>
-        <w:rPr>
-          <w:rFonts w:ascii="Arial" w:hAnsi="Arial" w:cs="Arial"/>
-          <w:sz w:val="20"/>
-          <w:szCs w:val="20"/>
-        </w:rPr>
-      </w:pPr>
-      <w:r>
-        <w:rPr>
-          <w:rFonts w:ascii="Arial" w:hAnsi="Arial" w:cs="Arial"/>
-          <w:sz w:val="20"/>
-          <w:szCs w:val="20"/>
-        </w:rPr>
-        <w:t>Identificação e preparação quanto aos processos internos e as documentações, ambientais, segurança, meio ambiente e qualidade.</w:t>
-      </w:r>
+      </w:pPr>
     </w:p>
     <w:p>
       <w:pPr>

--- a/Modelos/definitivos/Comercial/modelos/Proposta Comercial.docx
+++ b/Modelos/definitivos/Comercial/modelos/Proposta Comercial.docx
@@ -4512,6 +4512,13 @@
               </w:rPr>
             </w:pPr>
             <w:r>
+              <w:rPr>
+                <w:rFonts w:ascii="Arial" w:eastAsia="Times New Roman" w:hAnsi="Arial" w:cs="Arial"/>
+                <w:color w:val="000000"/>
+                <w:sz w:val="16"/>
+                <w:szCs w:val="16"/>
+                <w:lang w:eastAsia="pt-BR"/>
+              </w:rPr>
               <w:t xml:space="preserve">{{nota_filtrovali}}</w:t>
             </w:r>
           </w:p>
@@ -4862,6 +4869,13 @@
               </w:rPr>
             </w:pPr>
             <w:r>
+              <w:rPr>
+                <w:rFonts w:ascii="Arial" w:eastAsia="Times New Roman" w:hAnsi="Arial" w:cs="Arial"/>
+                <w:color w:val="000000"/>
+                <w:sz w:val="16"/>
+                <w:szCs w:val="16"/>
+                <w:lang w:eastAsia="pt-BR"/>
+              </w:rPr>
               <w:t xml:space="preserve">{{nota_contratante}}</w:t>
             </w:r>
           </w:p>
@@ -5857,6 +5871,11 @@
               </w:rPr>
             </w:pPr>
             <w:r>
+              <w:rPr>
+                <w:rFonts w:ascii="Arial" w:eastAsia="Arial" w:hAnsi="Arial"/>
+                <w:sz w:val="20"/>
+                <w:szCs w:val="20"/>
+              </w:rPr>
               <w:t xml:space="preserve">{{descricao_a}}</w:t>
             </w:r>
           </w:p>
@@ -5908,6 +5927,11 @@
               </w:rPr>
             </w:pPr>
             <w:r>
+              <w:rPr>
+                <w:rFonts w:ascii="Arial" w:eastAsia="Arial" w:hAnsi="Arial"/>
+                <w:sz w:val="20"/>
+                <w:szCs w:val="20"/>
+              </w:rPr>
               <w:t xml:space="preserve">{{quantidade_a}}</w:t>
             </w:r>
           </w:p>
@@ -8567,90 +8591,8 @@
         <w:sz w:val="20"/>
         <w:szCs w:val="20"/>
       </w:rPr>
+      <w:jc w:val="right"/>
     </w:pPr>
-    <w:r>
-      <w:rPr>
-        <w:rFonts w:ascii="Arial" w:hAnsi="Arial" w:cs="Arial"/>
-        <w:b/>
-        <w:noProof/>
-        <w:sz w:val="26"/>
-        <w:szCs w:val="26"/>
-        <w:lang w:eastAsia="pt-BR"/>
-      </w:rPr>
-      <w:drawing>
-        <wp:anchor distT="0" distB="0" distL="114300" distR="114300" simplePos="0" relativeHeight="251669504" behindDoc="1" locked="0" layoutInCell="1" allowOverlap="1" wp14:anchorId="629A2877" wp14:editId="2A79AD0B">
-          <wp:simplePos x="0" y="0"/>
-          <wp:positionH relativeFrom="page">
-            <wp:posOffset>-5080</wp:posOffset>
-          </wp:positionH>
-          <wp:positionV relativeFrom="paragraph">
-            <wp:posOffset>-450411</wp:posOffset>
-          </wp:positionV>
-          <wp:extent cx="7568026" cy="10704421"/>
-          <wp:effectExtent l="0" t="0" r="0" b="1905"/>
-          <wp:wrapNone/>
-          <wp:docPr id="1253906856" name="Imagem 9"/>
-          <wp:cNvGraphicFramePr>
-            <a:graphicFrameLocks xmlns:a="http://schemas.openxmlformats.org/drawingml/2006/main" noChangeAspect="1"/>
-          </wp:cNvGraphicFramePr>
-          <a:graphic xmlns:a="http://schemas.openxmlformats.org/drawingml/2006/main">
-            <a:graphicData uri="http://schemas.openxmlformats.org/drawingml/2006/picture">
-              <pic:pic xmlns:pic="http://schemas.openxmlformats.org/drawingml/2006/picture">
-                <pic:nvPicPr>
-                  <pic:cNvPr id="6" name="Imagem 9"/>
-                  <pic:cNvPicPr/>
-                </pic:nvPicPr>
-                <pic:blipFill>
-                  <a:blip r:embed="rId1">
-                    <a:extLst>
-                      <a:ext uri="{28A0092B-C50C-407E-A947-70E740481C1C}">
-                        <a14:useLocalDpi xmlns:a14="http://schemas.microsoft.com/office/drawing/2010/main" val="0"/>
-                      </a:ext>
-                    </a:extLst>
-                  </a:blip>
-                  <a:stretch>
-                    <a:fillRect/>
-                  </a:stretch>
-                </pic:blipFill>
-                <pic:spPr>
-                  <a:xfrm>
-                    <a:off x="0" y="0"/>
-                    <a:ext cx="7568026" cy="10704421"/>
-                  </a:xfrm>
-                  <a:prstGeom prst="rect">
-                    <a:avLst/>
-                  </a:prstGeom>
-                </pic:spPr>
-              </pic:pic>
-            </a:graphicData>
-          </a:graphic>
-          <wp14:sizeRelH relativeFrom="page">
-            <wp14:pctWidth>0</wp14:pctWidth>
-          </wp14:sizeRelH>
-          <wp14:sizeRelV relativeFrom="page">
-            <wp14:pctHeight>0</wp14:pctHeight>
-          </wp14:sizeRelV>
-        </wp:anchor>
-      </w:drawing>
-    </w:r>
-    <w:r>
-      <w:rPr>
-        <w:rFonts w:ascii="Arial" w:hAnsi="Arial" w:cs="Arial"/>
-        <w:b/>
-        <w:sz w:val="26"/>
-        <w:szCs w:val="26"/>
-      </w:rPr>
-      <w:t xml:space="preserve">                                                                                                        </w:t>
-    </w:r>
-    <w:r>
-      <w:rPr>
-        <w:rFonts w:ascii="Arial" w:hAnsi="Arial" w:cs="Arial"/>
-        <w:b/>
-        <w:sz w:val="26"/>
-        <w:szCs w:val="26"/>
-      </w:rPr>
-      <w:t xml:space="preserve">     </w:t>
-    </w:r>
     <w:r>
       <w:rPr>
         <w:rFonts w:ascii="Arial" w:hAnsi="Arial" w:cs="Arial"/>

--- a/Modelos/definitivos/Comercial/modelos/Proposta Comercial.docx
+++ b/Modelos/definitivos/Comercial/modelos/Proposta Comercial.docx
@@ -8593,6 +8593,71 @@
       </w:rPr>
       <w:jc w:val="right"/>
     </w:pPr>
+    <w:r>
+      <w:rPr>
+        <w:rFonts w:ascii="Arial" w:hAnsi="Arial" w:cs="Arial"/>
+        <w:b/>
+        <w:noProof/>
+        <w:sz w:val="26"/>
+        <w:szCs w:val="26"/>
+        <w:lang w:eastAsia="pt-BR"/>
+      </w:rPr>
+      <w:drawing>
+        <wp:anchor distT="0" distB="0" distL="114300" distR="114300" simplePos="0" relativeHeight="251669504" behindDoc="1" locked="0" layoutInCell="1" allowOverlap="1" wp14:anchorId="629A2877" wp14:editId="2A79AD0B">
+          <wp:simplePos x="0" y="0"/>
+          <wp:positionH relativeFrom="page">
+            <wp:posOffset>-5080</wp:posOffset>
+          </wp:positionH>
+          <wp:positionV relativeFrom="paragraph">
+            <wp:posOffset>-450411</wp:posOffset>
+          </wp:positionV>
+          <wp:extent cx="7568026" cy="10704421"/>
+          <wp:effectExtent l="0" t="0" r="0" b="1905"/>
+          <wp:wrapNone/>
+          <wp:docPr id="1253906856" name="Imagem 9"/>
+          <wp:cNvGraphicFramePr>
+            <a:graphicFrameLocks xmlns:a="http://schemas.openxmlformats.org/drawingml/2006/main" noChangeAspect="1"/>
+          </wp:cNvGraphicFramePr>
+          <a:graphic xmlns:a="http://schemas.openxmlformats.org/drawingml/2006/main">
+            <a:graphicData uri="http://schemas.openxmlformats.org/drawingml/2006/picture">
+              <pic:pic xmlns:pic="http://schemas.openxmlformats.org/drawingml/2006/picture">
+                <pic:nvPicPr>
+                  <pic:cNvPr id="6" name="Imagem 9"/>
+                  <pic:cNvPicPr/>
+                </pic:nvPicPr>
+                <pic:blipFill>
+                  <a:blip r:embed="rId1">
+                    <a:extLst>
+                      <a:ext uri="{28A0092B-C50C-407E-A947-70E740481C1C}">
+                        <a14:useLocalDpi xmlns:a14="http://schemas.microsoft.com/office/drawing/2010/main" val="0"/>
+                      </a:ext>
+                    </a:extLst>
+                  </a:blip>
+                  <a:stretch>
+                    <a:fillRect/>
+                  </a:stretch>
+                </pic:blipFill>
+                <pic:spPr>
+                  <a:xfrm>
+                    <a:off x="0" y="0"/>
+                    <a:ext cx="7568026" cy="10704421"/>
+                  </a:xfrm>
+                  <a:prstGeom prst="rect">
+                    <a:avLst/>
+                  </a:prstGeom>
+                </pic:spPr>
+              </pic:pic>
+            </a:graphicData>
+          </a:graphic>
+          <wp14:sizeRelH relativeFrom="page">
+            <wp14:pctWidth>0</wp14:pctWidth>
+          </wp14:sizeRelH>
+          <wp14:sizeRelV relativeFrom="page">
+            <wp14:pctHeight>0</wp14:pctHeight>
+          </wp14:sizeRelV>
+        </wp:anchor>
+      </w:drawing>
+    </w:r>
     <w:r>
       <w:rPr>
         <w:rFonts w:ascii="Arial" w:hAnsi="Arial" w:cs="Arial"/>

--- a/Modelos/definitivos/Comercial/modelos/Proposta Comercial.docx
+++ b/Modelos/definitivos/Comercial/modelos/Proposta Comercial.docx
@@ -4051,7 +4051,7 @@
         <w:ind w:firstLine="708"/>
         <w:jc w:val="both"/>
         <w:rPr>
-          <w:rFonts w:ascii="Calibri" w:eastAsia="Calibri" w:hAnsi="Calibri"/>
+          <w:rFonts w:ascii="Arial" w:eastAsia="Arial" w:hAnsi="Arial"/>
           <w:sz w:val="20"/>
           <w:szCs w:val="20"/>
         </w:rPr>
@@ -4240,23 +4240,23 @@
               <w:spacing w:after="0" w:line="240" w:lineRule="auto"/>
               <w:jc w:val="center"/>
               <w:rPr>
-                <w:rFonts w:ascii="Calibri" w:eastAsia="Times New Roman" w:hAnsi="Calibri" w:cs="Calibri"/>
+                <w:rFonts w:ascii="Arial" w:eastAsia="Arial" w:hAnsi="Arial" w:cs="Arial"/>
                 <w:b/>
                 <w:bCs/>
                 <w:color w:val="FFFFFF" w:themeColor="background1"/>
-                <w:sz w:val="16"/>
-                <w:szCs w:val="16"/>
+                <w:sz w:val="20"/>
+                <w:szCs w:val="20"/>
                 <w:lang w:eastAsia="pt-BR"/>
               </w:rPr>
             </w:pPr>
             <w:r>
               <w:rPr>
-                <w:rFonts w:ascii="Calibri" w:eastAsia="Times New Roman" w:hAnsi="Calibri" w:cs="Calibri"/>
+                <w:rFonts w:ascii="Arial" w:eastAsia="Arial" w:hAnsi="Arial" w:cs="Arial"/>
                 <w:b/>
                 <w:bCs/>
                 <w:color w:val="FFFFFF" w:themeColor="background1"/>
-                <w:sz w:val="16"/>
-                <w:szCs w:val="16"/>
+                <w:sz w:val="20"/>
+                <w:szCs w:val="20"/>
                 <w:lang w:eastAsia="pt-BR"/>
               </w:rPr>
               <w:t>Item</w:t>
@@ -4282,23 +4282,23 @@
               <w:spacing w:after="0" w:line="240" w:lineRule="auto"/>
               <w:jc w:val="center"/>
               <w:rPr>
-                <w:rFonts w:ascii="Calibri" w:eastAsia="Times New Roman" w:hAnsi="Calibri" w:cs="Calibri"/>
+                <w:rFonts w:ascii="Arial" w:eastAsia="Arial" w:hAnsi="Arial" w:cs="Arial"/>
                 <w:b/>
                 <w:bCs/>
                 <w:color w:val="FFFFFF" w:themeColor="background1"/>
-                <w:sz w:val="18"/>
-                <w:szCs w:val="18"/>
+                <w:sz w:val="20"/>
+                <w:szCs w:val="20"/>
                 <w:lang w:eastAsia="pt-BR"/>
               </w:rPr>
             </w:pPr>
             <w:r>
               <w:rPr>
-                <w:rFonts w:ascii="Calibri" w:eastAsia="Times New Roman" w:hAnsi="Calibri" w:cs="Calibri"/>
+                <w:rFonts w:ascii="Arial" w:eastAsia="Arial" w:hAnsi="Arial" w:cs="Arial"/>
                 <w:b/>
                 <w:bCs/>
                 <w:color w:val="FFFFFF" w:themeColor="background1"/>
-                <w:sz w:val="18"/>
-                <w:szCs w:val="18"/>
+                <w:sz w:val="20"/>
+                <w:szCs w:val="20"/>
                 <w:lang w:eastAsia="pt-BR"/>
               </w:rPr>
               <w:t>ESCOPO</w:t>
@@ -4324,23 +4324,23 @@
               <w:spacing w:after="0" w:line="240" w:lineRule="auto"/>
               <w:jc w:val="center"/>
               <w:rPr>
-                <w:rFonts w:ascii="Calibri" w:eastAsia="Times New Roman" w:hAnsi="Calibri" w:cs="Calibri"/>
+                <w:rFonts w:ascii="Arial" w:eastAsia="Arial" w:hAnsi="Arial" w:cs="Arial"/>
                 <w:b/>
                 <w:bCs/>
                 <w:color w:val="FFFFFF" w:themeColor="background1"/>
-                <w:sz w:val="16"/>
-                <w:szCs w:val="16"/>
+                <w:sz w:val="20"/>
+                <w:szCs w:val="20"/>
                 <w:lang w:eastAsia="pt-BR"/>
               </w:rPr>
             </w:pPr>
             <w:r>
               <w:rPr>
-                <w:rFonts w:ascii="Calibri" w:eastAsia="Times New Roman" w:hAnsi="Calibri" w:cs="Calibri"/>
+                <w:rFonts w:ascii="Arial" w:eastAsia="Arial" w:hAnsi="Arial" w:cs="Arial"/>
                 <w:b/>
                 <w:bCs/>
                 <w:color w:val="FFFFFF" w:themeColor="background1"/>
-                <w:sz w:val="16"/>
-                <w:szCs w:val="16"/>
+                <w:sz w:val="20"/>
+                <w:szCs w:val="20"/>
                 <w:lang w:eastAsia="pt-BR"/>
               </w:rPr>
               <w:t>NOTA</w:t>
@@ -4371,7 +4371,7 @@
             <w:pPr>
               <w:spacing w:before="120" w:after="0" w:line="240" w:lineRule="auto"/>
               <w:rPr>
-                <w:rFonts w:ascii="Arial" w:eastAsia="Times New Roman" w:hAnsi="Arial" w:cs="Arial"/>
+                <w:rFonts w:ascii="Arial" w:eastAsia="Arial" w:hAnsi="Arial" w:cs="Arial"/>
                 <w:b/>
                 <w:bCs/>
                 <w:color w:val="000000"/>
@@ -4382,7 +4382,7 @@
             </w:pPr>
             <w:r>
               <w:rPr>
-                <w:rFonts w:ascii="Arial" w:eastAsia="Times New Roman" w:hAnsi="Arial" w:cs="Arial"/>
+                <w:rFonts w:ascii="Arial" w:eastAsia="Arial" w:hAnsi="Arial" w:cs="Arial"/>
                 <w:b/>
                 <w:bCs/>
                 <w:color w:val="000000"/>
@@ -4423,7 +4423,7 @@
               <w:spacing w:before="120" w:after="0" w:line="240" w:lineRule="auto"/>
               <w:jc w:val="center"/>
               <w:rPr>
-                <w:rFonts w:ascii="Arial" w:eastAsia="Times New Roman" w:hAnsi="Arial" w:cs="Arial"/>
+                <w:rFonts w:ascii="Arial" w:eastAsia="Arial" w:hAnsi="Arial" w:cs="Arial"/>
                 <w:color w:val="000000"/>
                 <w:sz w:val="16"/>
                 <w:szCs w:val="16"/>
@@ -4448,7 +4448,7 @@
             <w:pPr>
               <w:spacing w:before="120" w:after="0" w:line="360" w:lineRule="auto"/>
               <w:rPr>
-                <w:rFonts w:ascii="Arial" w:eastAsia="Times New Roman" w:hAnsi="Arial" w:cs="Arial"/>
+                <w:rFonts w:ascii="Arial" w:eastAsia="Arial" w:hAnsi="Arial" w:cs="Arial"/>
                 <w:color w:val="000000"/>
                 <w:sz w:val="16"/>
                 <w:szCs w:val="16"/>
@@ -4457,7 +4457,7 @@
             </w:pPr>
             <w:r>
               <w:rPr>
-                <w:rFonts w:ascii="Arial" w:eastAsia="Times New Roman" w:hAnsi="Arial" w:cs="Arial"/>
+                <w:rFonts w:ascii="Arial" w:eastAsia="Arial" w:hAnsi="Arial" w:cs="Arial"/>
                 <w:color w:val="000000"/>
                 <w:sz w:val="16"/>
                 <w:szCs w:val="16"/>
@@ -4467,7 +4467,7 @@
             </w:r>
             <w:r>
               <w:rPr>
-                <w:rFonts w:ascii="Arial" w:eastAsia="Times New Roman" w:hAnsi="Arial" w:cs="Arial"/>
+                <w:rFonts w:ascii="Arial" w:eastAsia="Arial" w:hAnsi="Arial" w:cs="Arial"/>
                 <w:color w:val="000000"/>
                 <w:sz w:val="16"/>
                 <w:szCs w:val="16"/>
@@ -4477,7 +4477,7 @@
             </w:r>
             <w:r>
               <w:rPr>
-                <w:rFonts w:ascii="Arial" w:eastAsia="Times New Roman" w:hAnsi="Arial" w:cs="Arial"/>
+                <w:rFonts w:ascii="Arial" w:eastAsia="Arial" w:hAnsi="Arial" w:cs="Arial"/>
                 <w:color w:val="000000"/>
                 <w:sz w:val="16"/>
                 <w:szCs w:val="16"/>
@@ -4504,7 +4504,7 @@
               <w:spacing w:before="120" w:after="0" w:line="240" w:lineRule="auto"/>
               <w:jc w:val="both"/>
               <w:rPr>
-                <w:rFonts w:ascii="Arial" w:eastAsia="Times New Roman" w:hAnsi="Arial" w:cs="Arial"/>
+                <w:rFonts w:ascii="Arial" w:eastAsia="Arial" w:hAnsi="Arial" w:cs="Arial"/>
                 <w:color w:val="000000"/>
                 <w:sz w:val="16"/>
                 <w:szCs w:val="16"/>
@@ -4513,7 +4513,7 @@
             </w:pPr>
             <w:r>
               <w:rPr>
-                <w:rFonts w:ascii="Arial" w:eastAsia="Times New Roman" w:hAnsi="Arial" w:cs="Arial"/>
+                <w:rFonts w:ascii="Arial" w:eastAsia="Arial" w:hAnsi="Arial" w:cs="Arial"/>
                 <w:color w:val="000000"/>
                 <w:sz w:val="16"/>
                 <w:szCs w:val="16"/>
@@ -4612,23 +4612,23 @@
               <w:spacing w:after="0" w:line="240" w:lineRule="auto"/>
               <w:jc w:val="center"/>
               <w:rPr>
-                <w:rFonts w:ascii="Calibri" w:eastAsia="Times New Roman" w:hAnsi="Calibri" w:cs="Calibri"/>
+                <w:rFonts w:ascii="Arial" w:eastAsia="Arial" w:hAnsi="Arial" w:cs="Arial"/>
                 <w:b/>
                 <w:bCs/>
                 <w:color w:val="FFFFFF" w:themeColor="background1"/>
-                <w:sz w:val="16"/>
-                <w:szCs w:val="16"/>
+                <w:sz w:val="20"/>
+                <w:szCs w:val="20"/>
                 <w:lang w:eastAsia="pt-BR"/>
               </w:rPr>
             </w:pPr>
             <w:r>
               <w:rPr>
-                <w:rFonts w:ascii="Calibri" w:eastAsia="Times New Roman" w:hAnsi="Calibri" w:cs="Calibri"/>
+                <w:rFonts w:ascii="Arial" w:eastAsia="Arial" w:hAnsi="Arial" w:cs="Arial"/>
                 <w:b/>
                 <w:bCs/>
                 <w:color w:val="FFFFFF" w:themeColor="background1"/>
-                <w:sz w:val="16"/>
-                <w:szCs w:val="16"/>
+                <w:sz w:val="20"/>
+                <w:szCs w:val="20"/>
                 <w:lang w:eastAsia="pt-BR"/>
               </w:rPr>
               <w:t>Item</w:t>
@@ -4654,23 +4654,23 @@
               <w:spacing w:after="0" w:line="240" w:lineRule="auto"/>
               <w:jc w:val="center"/>
               <w:rPr>
-                <w:rFonts w:ascii="Calibri" w:eastAsia="Times New Roman" w:hAnsi="Calibri" w:cs="Calibri"/>
+                <w:rFonts w:ascii="Arial" w:eastAsia="Arial" w:hAnsi="Arial" w:cs="Arial"/>
                 <w:b/>
                 <w:bCs/>
                 <w:color w:val="FFFFFF" w:themeColor="background1"/>
-                <w:sz w:val="18"/>
-                <w:szCs w:val="18"/>
+                <w:sz w:val="20"/>
+                <w:szCs w:val="20"/>
                 <w:lang w:eastAsia="pt-BR"/>
               </w:rPr>
             </w:pPr>
             <w:r>
               <w:rPr>
-                <w:rFonts w:ascii="Calibri" w:eastAsia="Times New Roman" w:hAnsi="Calibri" w:cs="Calibri"/>
+                <w:rFonts w:ascii="Arial" w:eastAsia="Arial" w:hAnsi="Arial" w:cs="Arial"/>
                 <w:b/>
                 <w:bCs/>
                 <w:color w:val="FFFFFF" w:themeColor="background1"/>
-                <w:sz w:val="18"/>
-                <w:szCs w:val="18"/>
+                <w:sz w:val="20"/>
+                <w:szCs w:val="20"/>
                 <w:lang w:eastAsia="pt-BR"/>
               </w:rPr>
               <w:t>ESCOPO</w:t>
@@ -4696,23 +4696,23 @@
               <w:spacing w:after="0" w:line="240" w:lineRule="auto"/>
               <w:jc w:val="center"/>
               <w:rPr>
-                <w:rFonts w:ascii="Calibri" w:eastAsia="Times New Roman" w:hAnsi="Calibri" w:cs="Calibri"/>
+                <w:rFonts w:ascii="Arial" w:eastAsia="Arial" w:hAnsi="Arial" w:cs="Arial"/>
                 <w:b/>
                 <w:bCs/>
                 <w:color w:val="FFFFFF" w:themeColor="background1"/>
-                <w:sz w:val="16"/>
-                <w:szCs w:val="16"/>
+                <w:sz w:val="20"/>
+                <w:szCs w:val="20"/>
                 <w:lang w:eastAsia="pt-BR"/>
               </w:rPr>
             </w:pPr>
             <w:r>
               <w:rPr>
-                <w:rFonts w:ascii="Calibri" w:eastAsia="Times New Roman" w:hAnsi="Calibri" w:cs="Calibri"/>
+                <w:rFonts w:ascii="Arial" w:eastAsia="Arial" w:hAnsi="Arial" w:cs="Arial"/>
                 <w:b/>
                 <w:bCs/>
                 <w:color w:val="FFFFFF" w:themeColor="background1"/>
-                <w:sz w:val="16"/>
-                <w:szCs w:val="16"/>
+                <w:sz w:val="20"/>
+                <w:szCs w:val="20"/>
                 <w:lang w:eastAsia="pt-BR"/>
               </w:rPr>
               <w:t>NOTA</w:t>
@@ -4744,7 +4744,7 @@
               <w:spacing w:before="120" w:after="0" w:line="240" w:lineRule="auto"/>
               <w:jc w:val="both"/>
               <w:rPr>
-                <w:rFonts w:ascii="Arial" w:eastAsia="Times New Roman" w:hAnsi="Arial" w:cs="Arial"/>
+                <w:rFonts w:ascii="Arial" w:eastAsia="Arial" w:hAnsi="Arial" w:cs="Arial"/>
                 <w:color w:val="000000"/>
                 <w:sz w:val="16"/>
                 <w:szCs w:val="16"/>
@@ -4753,7 +4753,7 @@
             </w:pPr>
             <w:r>
               <w:rPr>
-                <w:rFonts w:ascii="Arial" w:eastAsia="Times New Roman" w:hAnsi="Arial" w:cs="Arial"/>
+                <w:rFonts w:ascii="Arial" w:eastAsia="Arial" w:hAnsi="Arial" w:cs="Arial"/>
                 <w:b/>
                 <w:color w:val="000000"/>
                 <w:sz w:val="16"/>
@@ -4793,7 +4793,7 @@
               <w:spacing w:before="120" w:after="0" w:line="240" w:lineRule="auto"/>
               <w:jc w:val="center"/>
               <w:rPr>
-                <w:rFonts w:ascii="Arial" w:eastAsia="Times New Roman" w:hAnsi="Arial" w:cs="Arial"/>
+                <w:rFonts w:ascii="Arial" w:eastAsia="Arial" w:hAnsi="Arial" w:cs="Arial"/>
                 <w:color w:val="000000"/>
                 <w:sz w:val="16"/>
                 <w:szCs w:val="16"/>
@@ -4818,7 +4818,7 @@
             <w:pPr>
               <w:spacing w:before="120" w:after="0" w:line="360" w:lineRule="auto"/>
               <w:rPr>
-                <w:rFonts w:ascii="Arial" w:eastAsia="Times New Roman" w:hAnsi="Arial" w:cs="Arial"/>
+                <w:rFonts w:ascii="Arial" w:eastAsia="Arial" w:hAnsi="Arial" w:cs="Arial"/>
                 <w:sz w:val="16"/>
                 <w:szCs w:val="16"/>
                 <w:lang w:eastAsia="pt-BR"/>
@@ -4861,7 +4861,7 @@
               <w:spacing w:before="120" w:after="0" w:line="240" w:lineRule="auto"/>
               <w:jc w:val="both"/>
               <w:rPr>
-                <w:rFonts w:ascii="Arial" w:eastAsia="Times New Roman" w:hAnsi="Arial" w:cs="Arial"/>
+                <w:rFonts w:ascii="Arial" w:eastAsia="Arial" w:hAnsi="Arial" w:cs="Arial"/>
                 <w:color w:val="000000"/>
                 <w:sz w:val="16"/>
                 <w:szCs w:val="16"/>
@@ -4870,7 +4870,7 @@
             </w:pPr>
             <w:r>
               <w:rPr>
-                <w:rFonts w:ascii="Arial" w:eastAsia="Times New Roman" w:hAnsi="Arial" w:cs="Arial"/>
+                <w:rFonts w:ascii="Arial" w:eastAsia="Arial" w:hAnsi="Arial" w:cs="Arial"/>
                 <w:color w:val="000000"/>
                 <w:sz w:val="16"/>
                 <w:szCs w:val="16"/>
@@ -4888,73 +4888,73 @@
         <w:spacing w:after="0" w:line="240" w:lineRule="auto"/>
         <w:jc w:val="both"/>
         <w:rPr>
-          <w:rFonts w:ascii="Calibri" w:eastAsia="Calibri" w:hAnsi="Calibri"/>
-          <w:sz w:val="20"/>
-          <w:szCs w:val="20"/>
-        </w:rPr>
-      </w:pPr>
-    </w:p>
-    <w:p>
-      <w:pPr>
-        <w:spacing w:after="0" w:line="240" w:lineRule="auto"/>
-        <w:jc w:val="both"/>
-        <w:rPr>
-          <w:rFonts w:ascii="Calibri" w:eastAsia="Calibri" w:hAnsi="Calibri"/>
-          <w:sz w:val="20"/>
-          <w:szCs w:val="20"/>
-        </w:rPr>
-      </w:pPr>
-    </w:p>
-    <w:p>
-      <w:pPr>
-        <w:spacing w:after="0" w:line="240" w:lineRule="auto"/>
-        <w:jc w:val="both"/>
-        <w:rPr>
-          <w:rFonts w:ascii="Calibri" w:eastAsia="Calibri" w:hAnsi="Calibri"/>
-          <w:sz w:val="20"/>
-          <w:szCs w:val="20"/>
-        </w:rPr>
-      </w:pPr>
-    </w:p>
-    <w:p>
-      <w:pPr>
-        <w:spacing w:after="0" w:line="240" w:lineRule="auto"/>
-        <w:jc w:val="both"/>
-        <w:rPr>
-          <w:rFonts w:ascii="Calibri" w:eastAsia="Calibri" w:hAnsi="Calibri"/>
-          <w:sz w:val="20"/>
-          <w:szCs w:val="20"/>
-        </w:rPr>
-      </w:pPr>
-    </w:p>
-    <w:p>
-      <w:pPr>
-        <w:spacing w:after="0" w:line="240" w:lineRule="auto"/>
-        <w:jc w:val="both"/>
-        <w:rPr>
-          <w:rFonts w:ascii="Calibri" w:eastAsia="Calibri" w:hAnsi="Calibri"/>
-          <w:sz w:val="20"/>
-          <w:szCs w:val="20"/>
-        </w:rPr>
-      </w:pPr>
-    </w:p>
-    <w:p>
-      <w:pPr>
-        <w:spacing w:after="0" w:line="240" w:lineRule="auto"/>
-        <w:jc w:val="both"/>
-        <w:rPr>
-          <w:rFonts w:ascii="Calibri" w:eastAsia="Calibri" w:hAnsi="Calibri"/>
-          <w:sz w:val="20"/>
-          <w:szCs w:val="20"/>
-        </w:rPr>
-      </w:pPr>
-    </w:p>
-    <w:p>
-      <w:pPr>
-        <w:spacing w:after="0" w:line="240" w:lineRule="auto"/>
-        <w:jc w:val="both"/>
-        <w:rPr>
-          <w:rFonts w:ascii="Calibri" w:eastAsia="Calibri" w:hAnsi="Calibri"/>
+          <w:rFonts w:ascii="Arial" w:eastAsia="Arial" w:hAnsi="Arial"/>
+          <w:sz w:val="20"/>
+          <w:szCs w:val="20"/>
+        </w:rPr>
+      </w:pPr>
+    </w:p>
+    <w:p>
+      <w:pPr>
+        <w:spacing w:after="0" w:line="240" w:lineRule="auto"/>
+        <w:jc w:val="both"/>
+        <w:rPr>
+          <w:rFonts w:ascii="Arial" w:eastAsia="Arial" w:hAnsi="Arial"/>
+          <w:sz w:val="20"/>
+          <w:szCs w:val="20"/>
+        </w:rPr>
+      </w:pPr>
+    </w:p>
+    <w:p>
+      <w:pPr>
+        <w:spacing w:after="0" w:line="240" w:lineRule="auto"/>
+        <w:jc w:val="both"/>
+        <w:rPr>
+          <w:rFonts w:ascii="Arial" w:eastAsia="Arial" w:hAnsi="Arial"/>
+          <w:sz w:val="20"/>
+          <w:szCs w:val="20"/>
+        </w:rPr>
+      </w:pPr>
+    </w:p>
+    <w:p>
+      <w:pPr>
+        <w:spacing w:after="0" w:line="240" w:lineRule="auto"/>
+        <w:jc w:val="both"/>
+        <w:rPr>
+          <w:rFonts w:ascii="Arial" w:eastAsia="Arial" w:hAnsi="Arial"/>
+          <w:sz w:val="20"/>
+          <w:szCs w:val="20"/>
+        </w:rPr>
+      </w:pPr>
+    </w:p>
+    <w:p>
+      <w:pPr>
+        <w:spacing w:after="0" w:line="240" w:lineRule="auto"/>
+        <w:jc w:val="both"/>
+        <w:rPr>
+          <w:rFonts w:ascii="Arial" w:eastAsia="Arial" w:hAnsi="Arial"/>
+          <w:sz w:val="20"/>
+          <w:szCs w:val="20"/>
+        </w:rPr>
+      </w:pPr>
+    </w:p>
+    <w:p>
+      <w:pPr>
+        <w:spacing w:after="0" w:line="240" w:lineRule="auto"/>
+        <w:jc w:val="both"/>
+        <w:rPr>
+          <w:rFonts w:ascii="Arial" w:eastAsia="Arial" w:hAnsi="Arial"/>
+          <w:sz w:val="20"/>
+          <w:szCs w:val="20"/>
+        </w:rPr>
+      </w:pPr>
+    </w:p>
+    <w:p>
+      <w:pPr>
+        <w:spacing w:after="0" w:line="240" w:lineRule="auto"/>
+        <w:jc w:val="both"/>
+        <w:rPr>
+          <w:rFonts w:ascii="Arial" w:eastAsia="Arial" w:hAnsi="Arial"/>
           <w:sz w:val="20"/>
           <w:szCs w:val="20"/>
         </w:rPr>
@@ -5114,16 +5114,16 @@
         <w:spacing w:after="0" w:line="240" w:lineRule="auto"/>
         <w:jc w:val="both"/>
         <w:rPr>
-          <w:rFonts w:ascii="Calibri" w:eastAsia="Calibri" w:hAnsi="Calibri"/>
-        </w:rPr>
-      </w:pPr>
-    </w:p>
-    <w:p>
-      <w:pPr>
-        <w:spacing w:after="0" w:line="240" w:lineRule="auto"/>
-        <w:jc w:val="both"/>
-        <w:rPr>
-          <w:rFonts w:ascii="Calibri" w:eastAsia="Calibri" w:hAnsi="Calibri"/>
+          <w:rFonts w:ascii="Arial" w:eastAsia="Arial" w:hAnsi="Arial"/>
+        </w:rPr>
+      </w:pPr>
+    </w:p>
+    <w:p>
+      <w:pPr>
+        <w:spacing w:after="0" w:line="240" w:lineRule="auto"/>
+        <w:jc w:val="both"/>
+        <w:rPr>
+          <w:rFonts w:ascii="Arial" w:eastAsia="Arial" w:hAnsi="Arial"/>
         </w:rPr>
       </w:pPr>
     </w:p>
@@ -5528,7 +5528,7 @@
         <w:spacing w:after="0" w:line="240" w:lineRule="auto"/>
         <w:jc w:val="both"/>
         <w:rPr>
-          <w:rFonts w:ascii="Calibri" w:eastAsia="Calibri" w:hAnsi="Calibri"/>
+          <w:rFonts w:ascii="Arial" w:eastAsia="Arial" w:hAnsi="Arial"/>
         </w:rPr>
       </w:pPr>
       <w:r>
@@ -6193,18 +6193,18 @@
         <w:spacing w:after="0" w:line="240" w:lineRule="auto"/>
         <w:jc w:val="both"/>
         <w:rPr>
-          <w:rFonts w:ascii="Calibri" w:eastAsia="Calibri" w:hAnsi="Calibri"/>
-          <w:sz w:val="20"/>
-          <w:szCs w:val="20"/>
-        </w:rPr>
-      </w:pPr>
-    </w:p>
-    <w:p>
-      <w:pPr>
-        <w:spacing w:after="0" w:line="240" w:lineRule="auto"/>
-        <w:jc w:val="both"/>
-        <w:rPr>
-          <w:rFonts w:ascii="Calibri" w:eastAsia="Calibri" w:hAnsi="Calibri"/>
+          <w:rFonts w:ascii="Arial" w:eastAsia="Arial" w:hAnsi="Arial"/>
+          <w:sz w:val="20"/>
+          <w:szCs w:val="20"/>
+        </w:rPr>
+      </w:pPr>
+    </w:p>
+    <w:p>
+      <w:pPr>
+        <w:spacing w:after="0" w:line="240" w:lineRule="auto"/>
+        <w:jc w:val="both"/>
+        <w:rPr>
+          <w:rFonts w:ascii="Arial" w:eastAsia="Arial" w:hAnsi="Arial"/>
           <w:sz w:val="20"/>
           <w:szCs w:val="20"/>
         </w:rPr>
@@ -14612,7 +14612,7 @@
       <w:spacing w:after="0" w:line="240" w:lineRule="auto"/>
     </w:pPr>
     <w:rPr>
-      <w:rFonts w:ascii="Calibri" w:hAnsi="Calibri" w:cs="Calibri"/>
+      <w:rFonts w:ascii="Arial" w:hAnsi="Arial" w:cs="Arial"/>
       <w:color w:val="000000"/>
       <w:sz w:val="24"/>
       <w:szCs w:val="24"/>
@@ -14639,7 +14639,7 @@
       <w:spacing w:before="100" w:beforeAutospacing="1" w:after="100" w:afterAutospacing="1" w:line="240" w:lineRule="auto"/>
     </w:pPr>
     <w:rPr>
-      <w:rFonts w:ascii="Times New Roman" w:eastAsia="Times New Roman" w:hAnsi="Times New Roman" w:cs="Times New Roman"/>
+      <w:rFonts w:ascii="Arial" w:eastAsia="Arial" w:hAnsi="Arial" w:cs="Arial"/>
       <w:sz w:val="24"/>
       <w:szCs w:val="24"/>
       <w:lang w:eastAsia="pt-BR"/>
@@ -14777,7 +14777,7 @@
     </a:clrScheme>
     <a:fontScheme name="Escritório">
       <a:majorFont>
-        <a:latin typeface="Calibri Light"/>
+        <a:latin typeface="Arial"/>
         <a:ea typeface=""/>
         <a:cs typeface=""/>
         <a:font script="Jpan" typeface="ＭＳ ゴシック"/>
@@ -14812,7 +14812,7 @@
         <a:font script="Geor" typeface="Sylfaen"/>
       </a:majorFont>
       <a:minorFont>
-        <a:latin typeface="Calibri"/>
+        <a:latin typeface="Arial"/>
         <a:ea typeface=""/>
         <a:cs typeface=""/>
         <a:font script="Jpan" typeface="ＭＳ 明朝"/>

--- a/Modelos/definitivos/Comercial/modelos/Proposta Comercial.docx
+++ b/Modelos/definitivos/Comercial/modelos/Proposta Comercial.docx
@@ -3952,6 +3952,20 @@
           <w:szCs w:val="20"/>
         </w:rPr>
         <w:t xml:space="preserve">{{servico}}</w:t>
+      </w:r>
+    </w:p>
+    <w:p>
+      <w:pPr>
+        <w:pStyle w:val="PargrafodaLista"/>
+        <w:numPr>
+          <w:ilvl w:val="1"/>
+          <w:numId w:val="31"/>
+        </w:numPr>
+        <w:spacing w:after="0" w:line="240" w:lineRule="auto"/>
+        <w:jc w:val="both"/>
+      </w:pPr>
+      <w:r>
+        <w:t>{{escopo_blocos}}</w:t>
       </w:r>
     </w:p>
     <w:p>

--- a/Modelos/definitivos/Comercial/modelos/Proposta Comercial.docx
+++ b/Modelos/definitivos/Comercial/modelos/Proposta Comercial.docx
@@ -94,27 +94,22 @@
               </wp:anchor>
             </w:drawing>
           </mc:Choice>
-          <mc:Fallback xmlns:pic="http://schemas.openxmlformats.org/drawingml/2006/picture">
+          <mc:Fallback>
             <w:pict>
-              <v:rect id="shape_0" stroked="f" href="https://www.filtrovali.com.br/" o:allowincell="f" style="position:absolute;margin-left:34.65pt;margin-top:-132.35pt;width:155.7pt;height:19.7pt;mso-wrap-style:square;v-text-anchor:top" wp14:anchorId="579A0571">
-                <v:fill o:detectmouseclick="t" on="false"/>
-                <v:stroke color="#3465a4" weight="9360" joinstyle="miter" endcap="flat"/>
-                <v:textbox>
+              <v:rect w14:anchorId="579A0571" id="Caixa de Texto 2" o:spid="_x0000_s1026" href="https://www.filtrovali.com.br/" style="position:absolute;left:0;text-align:left;margin-left:34.65pt;margin-top:-132.35pt;width:155.75pt;height:19.75pt;z-index:31;visibility:visible;mso-wrap-style:square;mso-height-percent:200;mso-wrap-distance-left:0;mso-wrap-distance-top:0;mso-wrap-distance-right:0;mso-wrap-distance-bottom:0;mso-position-horizontal:absolute;mso-position-horizontal-relative:text;mso-position-vertical:absolute;mso-position-vertical-relative:text;mso-height-percent:200;mso-height-relative:margin;v-text-anchor:top" o:gfxdata="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" o:button="t" filled="f" stroked="f">
+                <v:fill o:detectmouseclick="t"/>
+                <v:textbox style="mso-fit-shape-to-text:t">
                   <w:txbxContent>
                     <w:p>
                       <w:pPr>
                         <w:pStyle w:val="Contedodoquadro"/>
-                        <w:spacing w:before="0" w:after="160"/>
-                        <w:rPr/>
                       </w:pPr>
                       <w:r>
-                        <w:rPr/>
                         <w:t xml:space="preserve">                                                          </w:t>
                       </w:r>
                     </w:p>
                   </w:txbxContent>
                 </v:textbox>
-                <w10:wrap type="none"/>
               </v:rect>
             </w:pict>
           </mc:Fallback>
@@ -668,60 +663,76 @@
           <w:sz w:val="28"/>
           <w:szCs w:val="28"/>
         </w:rPr>
-      </w:pPr>
-      <w:r>
+        <w:sectPr>
+          <w:headerReference w:type="default" r:id="rId13"/>
+          <w:footerReference w:type="default" r:id="rId14"/>
+          <w:headerReference w:type="first" r:id="rId15"/>
+          <w:footerReference w:type="first" r:id="rId16"/>
+          <w:pgSz w:w="11906" w:h="16838"/>
+          <w:pgMar w:top="2977" w:right="566" w:bottom="1417" w:left="567" w:header="737" w:footer="132" w:gutter="0"/>
+          <w:cols w:space="720"/>
+          <w:formProt w:val="0"/>
+          <w:docGrid w:linePitch="299"/>
+        </w:sectPr>
+      </w:pPr>
+    </w:p>
+    <w:p>
+      <w:pPr>
+        <w:spacing w:after="0" w:line="240" w:lineRule="auto"/>
+        <w:jc w:val="center"/>
         <w:rPr>
           <w:rFonts w:ascii="Arial" w:hAnsi="Arial" w:cs="Arial"/>
           <w:b/>
           <w:sz w:val="28"/>
           <w:szCs w:val="28"/>
         </w:rPr>
+      </w:pPr>
+      <w:r>
+        <w:rPr>
+          <w:rFonts w:ascii="Arial" w:hAnsi="Arial" w:cs="Arial"/>
+          <w:b/>
+          <w:sz w:val="28"/>
+          <w:szCs w:val="28"/>
+        </w:rPr>
         <w:lastRenderedPageBreak/>
         <w:t>Proposta Comercial</w:t>
       </w:r>
-    </w:p>
-    <w:p>
-      <w:pPr>
-        <w:spacing w:after="0" w:line="240" w:lineRule="auto"/>
-        <w:rPr>
-          <w:rFonts w:ascii="Arial" w:hAnsi="Arial" w:cs="Arial"/>
+      <w:bookmarkStart w:id="0" w:name="_Hlk219204069"/>
+    </w:p>
+    <w:p>
+      <w:pPr>
+        <w:spacing w:after="0" w:line="276" w:lineRule="auto"/>
+        <w:jc w:val="center"/>
+        <w:rPr>
+          <w:rFonts w:ascii="Arial" w:hAnsi="Arial" w:cs="Arial"/>
+          <w:b/>
           <w:bCs/>
           <w:sz w:val="24"/>
           <w:szCs w:val="24"/>
         </w:rPr>
       </w:pPr>
-      <w:bookmarkStart w:id="0" w:name="_Hlk219204069"/>
-    </w:p>
-    <w:p>
-      <w:pPr>
-        <w:spacing w:after="0" w:line="240" w:lineRule="auto"/>
-        <w:rPr>
-          <w:rFonts w:ascii="Arial" w:hAnsi="Arial" w:cs="Arial"/>
-          <w:b/>
-          <w:sz w:val="20"/>
-          <w:szCs w:val="20"/>
-        </w:rPr>
-      </w:pPr>
-    </w:p>
-    <w:p>
-      <w:pPr>
-        <w:spacing w:after="0" w:line="240" w:lineRule="auto"/>
-        <w:rPr>
-          <w:rFonts w:ascii="Arial" w:hAnsi="Arial" w:cs="Arial"/>
+      <w:r>
+        <w:rPr>
+          <w:rFonts w:ascii="Arial" w:hAnsi="Arial" w:cs="Arial"/>
+          <w:b/>
           <w:bCs/>
           <w:sz w:val="24"/>
           <w:szCs w:val="24"/>
         </w:rPr>
-      </w:pPr>
-      <w:r>
-        <w:rPr>
-          <w:rFonts w:ascii="Arial" w:hAnsi="Arial" w:cs="Arial"/>
-          <w:b/>
+        <w:t xml:space="preserve"> N°: {{</w:t>
+      </w:r>
+      <w:proofErr w:type="spellStart"/>
+      <w:r>
+        <w:rPr>
+          <w:rFonts w:ascii="Arial" w:hAnsi="Arial" w:cs="Arial"/>
+          <w:b/>
+          <w:bCs/>
           <w:sz w:val="24"/>
           <w:szCs w:val="24"/>
         </w:rPr>
-        <w:t>Consultor de Vendas:</w:t>
-      </w:r>
+        <w:t>cod_prop</w:t>
+      </w:r>
+      <w:proofErr w:type="spellEnd"/>
       <w:r>
         <w:rPr>
           <w:rFonts w:ascii="Arial" w:hAnsi="Arial" w:cs="Arial"/>
@@ -730,85 +741,126 @@
           <w:sz w:val="24"/>
           <w:szCs w:val="24"/>
         </w:rPr>
-        <w:t xml:space="preserve"> {{</w:t>
+        <w:t xml:space="preserve">}} REV - </w:t>
+      </w:r>
+      <w:r>
+        <w:rPr>
+          <w:rFonts w:ascii="Arial" w:eastAsia="Arial" w:hAnsi="Arial"/>
+          <w:sz w:val="20"/>
+          <w:szCs w:val="20"/>
+        </w:rPr>
+        <w:t>{{</w:t>
       </w:r>
       <w:proofErr w:type="spellStart"/>
       <w:r>
         <w:rPr>
-          <w:rFonts w:ascii="Arial" w:hAnsi="Arial" w:cs="Arial"/>
-          <w:b/>
-          <w:bCs/>
+          <w:rFonts w:ascii="Arial" w:eastAsia="Arial" w:hAnsi="Arial"/>
+          <w:sz w:val="20"/>
+          <w:szCs w:val="20"/>
+        </w:rPr>
+        <w:t>n_rev</w:t>
+      </w:r>
+      <w:proofErr w:type="spellEnd"/>
+      <w:r>
+        <w:rPr>
+          <w:rFonts w:ascii="Arial" w:eastAsia="Arial" w:hAnsi="Arial"/>
+          <w:sz w:val="20"/>
+          <w:szCs w:val="20"/>
+        </w:rPr>
+        <w:t>}}</w:t>
+      </w:r>
+    </w:p>
+    <w:p>
+      <w:pPr>
+        <w:spacing w:after="0" w:line="240" w:lineRule="auto"/>
+        <w:jc w:val="center"/>
+        <w:rPr>
+          <w:rFonts w:ascii="Arial" w:hAnsi="Arial" w:cs="Arial"/>
+          <w:b/>
+          <w:sz w:val="28"/>
+          <w:szCs w:val="28"/>
+        </w:rPr>
+        <w:sectPr>
+          <w:type w:val="continuous"/>
+          <w:pgSz w:w="11906" w:h="16838"/>
+          <w:pgMar w:top="2977" w:right="566" w:bottom="1417" w:left="567" w:header="737" w:footer="132" w:gutter="0"/>
+          <w:cols w:num="2" w:space="720"/>
+          <w:formProt w:val="0"/>
+          <w:docGrid w:linePitch="299"/>
+        </w:sectPr>
+      </w:pPr>
+    </w:p>
+    <w:p>
+      <w:pPr>
+        <w:spacing w:after="0" w:line="240" w:lineRule="auto"/>
+        <w:jc w:val="center"/>
+        <w:rPr>
+          <w:rFonts w:ascii="Arial" w:hAnsi="Arial" w:cs="Arial"/>
+          <w:b/>
+          <w:sz w:val="28"/>
+          <w:szCs w:val="28"/>
+        </w:rPr>
+      </w:pPr>
+    </w:p>
+    <w:p>
+      <w:pPr>
+        <w:spacing w:after="0" w:line="276" w:lineRule="auto"/>
+        <w:rPr>
+          <w:rFonts w:ascii="Arial" w:hAnsi="Arial" w:cs="Arial"/>
+          <w:b/>
           <w:sz w:val="24"/>
           <w:szCs w:val="24"/>
         </w:rPr>
-        <w:t>nome_vendedor</w:t>
-      </w:r>
-      <w:proofErr w:type="spellEnd"/>
-      <w:r>
-        <w:rPr>
-          <w:rFonts w:ascii="Arial" w:hAnsi="Arial" w:cs="Arial"/>
-          <w:b/>
-          <w:bCs/>
+        <w:sectPr>
+          <w:type w:val="continuous"/>
+          <w:pgSz w:w="11906" w:h="16838"/>
+          <w:pgMar w:top="2977" w:right="566" w:bottom="1417" w:left="567" w:header="737" w:footer="132" w:gutter="0"/>
+          <w:cols w:space="720"/>
+          <w:formProt w:val="0"/>
+          <w:docGrid w:linePitch="299"/>
+        </w:sectPr>
+      </w:pPr>
+    </w:p>
+    <w:p>
+      <w:pPr>
+        <w:spacing w:after="0" w:line="276" w:lineRule="auto"/>
+        <w:rPr>
+          <w:rFonts w:ascii="Arial" w:hAnsi="Arial" w:cs="Arial"/>
+          <w:b/>
           <w:sz w:val="24"/>
           <w:szCs w:val="24"/>
         </w:rPr>
-        <w:t>}}</w:t>
-      </w:r>
-    </w:p>
-    <w:p>
-      <w:pPr>
-        <w:spacing w:after="0" w:line="240" w:lineRule="auto"/>
-        <w:rPr>
-          <w:rFonts w:ascii="Arial" w:hAnsi="Arial" w:cs="Arial"/>
-          <w:b/>
-          <w:sz w:val="20"/>
-          <w:szCs w:val="20"/>
-        </w:rPr>
-      </w:pPr>
-      <w:r>
-        <w:rPr>
-          <w:rFonts w:ascii="Arial" w:hAnsi="Arial" w:cs="Arial"/>
-          <w:bCs/>
+      </w:pPr>
+      <w:r>
+        <w:rPr>
+          <w:rFonts w:ascii="Arial" w:hAnsi="Arial" w:cs="Arial"/>
+          <w:b/>
           <w:sz w:val="24"/>
           <w:szCs w:val="24"/>
         </w:rPr>
-        <w:t>Orçamentista: {{</w:t>
-      </w:r>
-      <w:proofErr w:type="spellStart"/>
-      <w:r>
+        <w:t>DADOS INTERNOS</w:t>
+      </w:r>
+    </w:p>
+    <w:p>
+      <w:pPr>
+        <w:spacing w:after="0" w:line="276" w:lineRule="auto"/>
         <w:rPr>
           <w:rFonts w:ascii="Arial" w:hAnsi="Arial" w:cs="Arial"/>
           <w:bCs/>
           <w:sz w:val="24"/>
           <w:szCs w:val="24"/>
         </w:rPr>
-        <w:t>elaborador_proposta</w:t>
-      </w:r>
-      <w:proofErr w:type="spellEnd"/>
-      <w:r>
-        <w:rPr>
-          <w:rFonts w:ascii="Arial" w:hAnsi="Arial" w:cs="Arial"/>
-          <w:bCs/>
+      </w:pPr>
+      <w:r>
+        <w:rPr>
+          <w:rFonts w:ascii="Arial" w:hAnsi="Arial" w:cs="Arial"/>
+          <w:b/>
           <w:sz w:val="24"/>
           <w:szCs w:val="24"/>
         </w:rPr>
-        <w:t>}}</w:t>
-      </w:r>
-    </w:p>
-    <w:p>
-      <w:pPr>
-        <w:spacing w:after="0" w:line="240" w:lineRule="auto"/>
-        <w:rPr>
-          <w:rFonts w:ascii="Arial" w:hAnsi="Arial" w:cs="Arial"/>
-          <w:b/>
-          <w:sz w:val="20"/>
-          <w:szCs w:val="20"/>
-        </w:rPr>
-      </w:pPr>
-    </w:p>
-    <w:p>
-      <w:pPr>
-        <w:spacing w:after="0" w:line="240" w:lineRule="auto"/>
+        <w:t>Consultor de Vendas:</w:t>
+      </w:r>
+      <w:r>
         <w:rPr>
           <w:rFonts w:ascii="Arial" w:hAnsi="Arial" w:cs="Arial"/>
           <w:b/>
@@ -816,7 +868,9 @@
           <w:sz w:val="24"/>
           <w:szCs w:val="24"/>
         </w:rPr>
-      </w:pPr>
+        <w:t xml:space="preserve"> {{</w:t>
+      </w:r>
+      <w:proofErr w:type="spellStart"/>
       <w:r>
         <w:rPr>
           <w:rFonts w:ascii="Arial" w:hAnsi="Arial" w:cs="Arial"/>
@@ -825,9 +879,9 @@
           <w:sz w:val="24"/>
           <w:szCs w:val="24"/>
         </w:rPr>
-        <w:t>PROPOSTA N°: {{</w:t>
-      </w:r>
-      <w:proofErr w:type="spellStart"/>
+        <w:t>nome_vendedor</w:t>
+      </w:r>
+      <w:proofErr w:type="spellEnd"/>
       <w:r>
         <w:rPr>
           <w:rFonts w:ascii="Arial" w:hAnsi="Arial" w:cs="Arial"/>
@@ -836,178 +890,310 @@
           <w:sz w:val="24"/>
           <w:szCs w:val="24"/>
         </w:rPr>
-        <w:t>cod_prop</w:t>
-      </w:r>
-      <w:proofErr w:type="spellEnd"/>
-      <w:r>
-        <w:rPr>
-          <w:rFonts w:ascii="Arial" w:hAnsi="Arial" w:cs="Arial"/>
-          <w:b/>
-          <w:bCs/>
+        <w:t>}}</w:t>
+      </w:r>
+    </w:p>
+    <w:p>
+      <w:pPr>
+        <w:spacing w:after="0" w:line="276" w:lineRule="auto"/>
+        <w:rPr>
+          <w:rFonts w:ascii="Arial" w:hAnsi="Arial" w:cs="Arial"/>
+          <w:b/>
+          <w:sz w:val="20"/>
+          <w:szCs w:val="20"/>
+        </w:rPr>
+      </w:pPr>
+      <w:r>
+        <w:rPr>
+          <w:rFonts w:ascii="Arial" w:hAnsi="Arial" w:cs="Arial"/>
+          <w:b/>
           <w:sz w:val="24"/>
           <w:szCs w:val="24"/>
         </w:rPr>
-        <w:t xml:space="preserve">}} REV - </w:t>
-      </w:r>
-      <w:r>
-        <w:rPr>
-          <w:rFonts w:ascii="Arial" w:eastAsia="Arial" w:hAnsi="Arial"/>
-          <w:sz w:val="20"/>
-          <w:szCs w:val="20"/>
-        </w:rPr>
-        <w:t>{{</w:t>
-      </w:r>
-      <w:proofErr w:type="spellStart"/>
-      <w:r>
-        <w:rPr>
-          <w:rFonts w:ascii="Arial" w:eastAsia="Arial" w:hAnsi="Arial"/>
-          <w:sz w:val="20"/>
-          <w:szCs w:val="20"/>
-        </w:rPr>
-        <w:t>n_rev</w:t>
-      </w:r>
-      <w:proofErr w:type="spellEnd"/>
-      <w:r>
-        <w:rPr>
-          <w:rFonts w:ascii="Arial" w:eastAsia="Arial" w:hAnsi="Arial"/>
-          <w:sz w:val="20"/>
-          <w:szCs w:val="20"/>
-        </w:rPr>
-        <w:t>}}</w:t>
-      </w:r>
-    </w:p>
-    <w:p>
-      <w:pPr>
-        <w:spacing w:after="0" w:line="240" w:lineRule="auto"/>
-        <w:rPr>
-          <w:rFonts w:ascii="Arial" w:hAnsi="Arial" w:cs="Arial"/>
-          <w:b/>
+        <w:t>Orçamentista:</w:t>
+      </w:r>
+      <w:r>
+        <w:rPr>
+          <w:rFonts w:ascii="Arial" w:hAnsi="Arial" w:cs="Arial"/>
           <w:bCs/>
           <w:sz w:val="24"/>
           <w:szCs w:val="24"/>
         </w:rPr>
-      </w:pPr>
-      <w:r>
-        <w:rPr>
-          <w:rFonts w:ascii="Arial" w:hAnsi="Arial" w:cs="Arial"/>
-          <w:b/>
+        <w:t xml:space="preserve"> {{</w:t>
+      </w:r>
+      <w:proofErr w:type="spellStart"/>
+      <w:r>
+        <w:rPr>
+          <w:rFonts w:ascii="Arial" w:hAnsi="Arial" w:cs="Arial"/>
           <w:bCs/>
           <w:sz w:val="24"/>
           <w:szCs w:val="24"/>
         </w:rPr>
-        <w:t>CLIENTE: {{</w:t>
-      </w:r>
-      <w:proofErr w:type="spellStart"/>
-      <w:r>
-        <w:rPr>
-          <w:rFonts w:ascii="Arial" w:hAnsi="Arial" w:cs="Arial"/>
-          <w:b/>
+        <w:t>elaborador_proposta</w:t>
+      </w:r>
+      <w:proofErr w:type="spellEnd"/>
+      <w:r>
+        <w:rPr>
+          <w:rFonts w:ascii="Arial" w:hAnsi="Arial" w:cs="Arial"/>
           <w:bCs/>
           <w:sz w:val="24"/>
           <w:szCs w:val="24"/>
         </w:rPr>
-        <w:t>nome_cliente</w:t>
-      </w:r>
-      <w:proofErr w:type="spellEnd"/>
-      <w:r>
-        <w:rPr>
-          <w:rFonts w:ascii="Arial" w:hAnsi="Arial" w:cs="Arial"/>
-          <w:b/>
-          <w:bCs/>
+        <w:t>}}</w:t>
+      </w:r>
+    </w:p>
+    <w:p>
+      <w:pPr>
+        <w:spacing w:after="0" w:line="276" w:lineRule="auto"/>
+        <w:rPr>
+          <w:rFonts w:ascii="Arial" w:hAnsi="Arial" w:cs="Arial"/>
+          <w:b/>
+          <w:sz w:val="20"/>
+          <w:szCs w:val="20"/>
+        </w:rPr>
+      </w:pPr>
+    </w:p>
+    <w:p>
+      <w:pPr>
+        <w:spacing w:after="0" w:line="276" w:lineRule="auto"/>
+        <w:rPr>
+          <w:rFonts w:ascii="Arial" w:hAnsi="Arial" w:cs="Arial"/>
+          <w:b/>
+          <w:sz w:val="20"/>
+          <w:szCs w:val="20"/>
+        </w:rPr>
+      </w:pPr>
+    </w:p>
+    <w:p>
+      <w:pPr>
+        <w:spacing w:after="0" w:line="276" w:lineRule="auto"/>
+        <w:rPr>
+          <w:rFonts w:ascii="Arial" w:hAnsi="Arial" w:cs="Arial"/>
           <w:sz w:val="24"/>
           <w:szCs w:val="24"/>
         </w:rPr>
-        <w:t>}}</w:t>
-      </w:r>
-    </w:p>
-    <w:p>
-      <w:pPr>
-        <w:spacing w:after="0" w:line="240" w:lineRule="auto"/>
-        <w:rPr>
-          <w:rFonts w:ascii="Arial" w:hAnsi="Arial" w:cs="Arial"/>
+      </w:pPr>
+    </w:p>
+    <w:p>
+      <w:pPr>
+        <w:spacing w:after="0" w:line="276" w:lineRule="auto"/>
+        <w:rPr>
+          <w:rFonts w:ascii="Arial" w:hAnsi="Arial" w:cs="Arial"/>
+          <w:b/>
+          <w:bCs/>
           <w:sz w:val="24"/>
           <w:szCs w:val="24"/>
         </w:rPr>
       </w:pPr>
-      <w:r>
-        <w:rPr>
-          <w:rFonts w:ascii="Arial" w:hAnsi="Arial" w:cs="Arial"/>
+    </w:p>
+    <w:p>
+      <w:pPr>
+        <w:spacing w:after="0" w:line="276" w:lineRule="auto"/>
+        <w:rPr>
+          <w:rFonts w:ascii="Arial" w:hAnsi="Arial" w:cs="Arial"/>
+          <w:b/>
+          <w:bCs/>
           <w:sz w:val="24"/>
           <w:szCs w:val="24"/>
         </w:rPr>
-        <w:t>A/C: {{</w:t>
-      </w:r>
-      <w:proofErr w:type="spellStart"/>
-      <w:r>
-        <w:rPr>
-          <w:rFonts w:ascii="Arial" w:hAnsi="Arial" w:cs="Arial"/>
+      </w:pPr>
+    </w:p>
+    <w:p>
+      <w:pPr>
+        <w:spacing w:after="0" w:line="276" w:lineRule="auto"/>
+        <w:rPr>
+          <w:rFonts w:ascii="Arial" w:hAnsi="Arial" w:cs="Arial"/>
+          <w:b/>
+          <w:bCs/>
           <w:sz w:val="24"/>
           <w:szCs w:val="24"/>
         </w:rPr>
-        <w:t>contato_cliente</w:t>
-      </w:r>
-      <w:proofErr w:type="spellEnd"/>
-      <w:r>
-        <w:rPr>
-          <w:rFonts w:ascii="Arial" w:hAnsi="Arial" w:cs="Arial"/>
+      </w:pPr>
+    </w:p>
+    <w:p>
+      <w:pPr>
+        <w:spacing w:after="0" w:line="276" w:lineRule="auto"/>
+        <w:rPr>
+          <w:rFonts w:ascii="Arial" w:hAnsi="Arial" w:cs="Arial"/>
+          <w:b/>
+          <w:bCs/>
           <w:sz w:val="24"/>
           <w:szCs w:val="24"/>
         </w:rPr>
-        <w:t>}}</w:t>
-      </w:r>
-    </w:p>
-    <w:p>
-      <w:pPr>
-        <w:spacing w:after="0" w:line="240" w:lineRule="auto"/>
-        <w:rPr>
-          <w:rFonts w:ascii="Arial" w:hAnsi="Arial" w:cs="Arial"/>
+      </w:pPr>
+      <w:r>
+        <w:rPr>
+          <w:rFonts w:ascii="Arial" w:hAnsi="Arial" w:cs="Arial"/>
+          <w:b/>
+          <w:bCs/>
           <w:sz w:val="24"/>
           <w:szCs w:val="24"/>
         </w:rPr>
-      </w:pPr>
-      <w:r>
-        <w:rPr>
-          <w:rFonts w:ascii="Arial" w:hAnsi="Arial" w:cs="Arial"/>
+        <w:t>DADOS DO CLIENTE</w:t>
+      </w:r>
+    </w:p>
+    <w:p>
+      <w:pPr>
+        <w:spacing w:after="0" w:line="276" w:lineRule="auto"/>
+        <w:rPr>
+          <w:rFonts w:ascii="Arial" w:hAnsi="Arial" w:cs="Arial"/>
+          <w:b/>
+          <w:bCs/>
           <w:sz w:val="24"/>
           <w:szCs w:val="24"/>
         </w:rPr>
-        <w:t>E-mail do solicitante: {{</w:t>
-      </w:r>
-      <w:proofErr w:type="spellStart"/>
-      <w:r>
-        <w:rPr>
-          <w:rFonts w:ascii="Arial" w:hAnsi="Arial" w:cs="Arial"/>
+      </w:pPr>
+      <w:r>
+        <w:rPr>
+          <w:rFonts w:ascii="Arial" w:hAnsi="Arial" w:cs="Arial"/>
+          <w:b/>
+          <w:bCs/>
           <w:sz w:val="24"/>
           <w:szCs w:val="24"/>
         </w:rPr>
-        <w:t>email_cliente</w:t>
-      </w:r>
-      <w:proofErr w:type="spellEnd"/>
-      <w:r>
-        <w:rPr>
-          <w:rFonts w:ascii="Arial" w:hAnsi="Arial" w:cs="Arial"/>
+        <w:t>{{</w:t>
+      </w:r>
+      <w:proofErr w:type="spellStart"/>
+      <w:r>
+        <w:rPr>
+          <w:rFonts w:ascii="Arial" w:hAnsi="Arial" w:cs="Arial"/>
+          <w:b/>
+          <w:bCs/>
           <w:sz w:val="24"/>
           <w:szCs w:val="24"/>
         </w:rPr>
-        <w:t>}}</w:t>
-      </w:r>
-    </w:p>
-    <w:p>
-      <w:pPr>
-        <w:spacing w:after="0" w:line="240" w:lineRule="auto"/>
-        <w:rPr>
-          <w:rFonts w:ascii="Arial" w:hAnsi="Arial" w:cs="Arial"/>
+        <w:t>nome_cliente</w:t>
+      </w:r>
+      <w:proofErr w:type="spellEnd"/>
+      <w:r>
+        <w:rPr>
+          <w:rFonts w:ascii="Arial" w:hAnsi="Arial" w:cs="Arial"/>
+          <w:b/>
+          <w:bCs/>
           <w:sz w:val="24"/>
           <w:szCs w:val="24"/>
         </w:rPr>
-      </w:pPr>
-      <w:r>
+        <w:t>}}</w:t>
+      </w:r>
+    </w:p>
+    <w:p>
+      <w:pPr>
+        <w:spacing w:after="0" w:line="276" w:lineRule="auto"/>
         <w:rPr>
           <w:rFonts w:ascii="Arial" w:hAnsi="Arial" w:cs="Arial"/>
           <w:sz w:val="24"/>
           <w:szCs w:val="24"/>
         </w:rPr>
-        <w:t>Departamento: {{</w:t>
+      </w:pPr>
+      <w:r>
+        <w:rPr>
+          <w:rFonts w:ascii="Arial" w:hAnsi="Arial" w:cs="Arial"/>
+          <w:b/>
+          <w:bCs/>
+          <w:sz w:val="24"/>
+          <w:szCs w:val="24"/>
+        </w:rPr>
+        <w:t xml:space="preserve">A/C </w:t>
+      </w:r>
+      <w:r>
+        <w:rPr>
+          <w:rFonts w:ascii="Arial" w:hAnsi="Arial" w:cs="Arial"/>
+          <w:sz w:val="24"/>
+          <w:szCs w:val="24"/>
+        </w:rPr>
+        <w:t>{{</w:t>
+      </w:r>
+      <w:proofErr w:type="spellStart"/>
+      <w:r>
+        <w:rPr>
+          <w:rFonts w:ascii="Arial" w:hAnsi="Arial" w:cs="Arial"/>
+          <w:sz w:val="24"/>
+          <w:szCs w:val="24"/>
+        </w:rPr>
+        <w:t>contato_cliente</w:t>
+      </w:r>
+      <w:proofErr w:type="spellEnd"/>
+      <w:r>
+        <w:rPr>
+          <w:rFonts w:ascii="Arial" w:hAnsi="Arial" w:cs="Arial"/>
+          <w:sz w:val="24"/>
+          <w:szCs w:val="24"/>
+        </w:rPr>
+        <w:t>}}</w:t>
+      </w:r>
+    </w:p>
+    <w:p>
+      <w:pPr>
+        <w:spacing w:after="0" w:line="276" w:lineRule="auto"/>
+        <w:rPr>
+          <w:rFonts w:ascii="Arial" w:hAnsi="Arial" w:cs="Arial"/>
+          <w:sz w:val="24"/>
+          <w:szCs w:val="24"/>
+        </w:rPr>
+      </w:pPr>
+      <w:r>
+        <w:rPr>
+          <w:rFonts w:ascii="Arial" w:hAnsi="Arial" w:cs="Arial"/>
+          <w:b/>
+          <w:bCs/>
+          <w:sz w:val="24"/>
+          <w:szCs w:val="24"/>
+        </w:rPr>
+        <w:t>E-mail do solicitante:</w:t>
+      </w:r>
+      <w:r>
+        <w:rPr>
+          <w:rFonts w:ascii="Arial" w:hAnsi="Arial" w:cs="Arial"/>
+          <w:sz w:val="24"/>
+          <w:szCs w:val="24"/>
+        </w:rPr>
+        <w:t xml:space="preserve"> {{</w:t>
+      </w:r>
+      <w:proofErr w:type="spellStart"/>
+      <w:r>
+        <w:rPr>
+          <w:rFonts w:ascii="Arial" w:hAnsi="Arial" w:cs="Arial"/>
+          <w:sz w:val="24"/>
+          <w:szCs w:val="24"/>
+        </w:rPr>
+        <w:t>email_cliente</w:t>
+      </w:r>
+      <w:proofErr w:type="spellEnd"/>
+      <w:r>
+        <w:rPr>
+          <w:rFonts w:ascii="Arial" w:hAnsi="Arial" w:cs="Arial"/>
+          <w:sz w:val="24"/>
+          <w:szCs w:val="24"/>
+        </w:rPr>
+        <w:t>}}</w:t>
+      </w:r>
+    </w:p>
+    <w:p>
+      <w:pPr>
+        <w:spacing w:after="0" w:line="276" w:lineRule="auto"/>
+        <w:rPr>
+          <w:rFonts w:ascii="Arial" w:hAnsi="Arial" w:cs="Arial"/>
+          <w:sz w:val="24"/>
+          <w:szCs w:val="24"/>
+        </w:rPr>
+      </w:pPr>
+      <w:r>
+        <w:rPr>
+          <w:rFonts w:ascii="Arial" w:hAnsi="Arial" w:cs="Arial"/>
+          <w:b/>
+          <w:bCs/>
+          <w:sz w:val="24"/>
+          <w:szCs w:val="24"/>
+        </w:rPr>
+        <w:t>Departamento:</w:t>
+      </w:r>
+      <w:r>
+        <w:rPr>
+          <w:rFonts w:ascii="Arial" w:hAnsi="Arial" w:cs="Arial"/>
+          <w:sz w:val="24"/>
+          <w:szCs w:val="24"/>
+        </w:rPr>
+        <w:t xml:space="preserve"> {{</w:t>
       </w:r>
       <w:proofErr w:type="spellStart"/>
       <w:r>
@@ -1033,7 +1219,7 @@
         <w:tabs>
           <w:tab w:val="left" w:pos="9945"/>
         </w:tabs>
-        <w:spacing w:after="0" w:line="240" w:lineRule="auto"/>
+        <w:spacing w:after="0" w:line="276" w:lineRule="auto"/>
         <w:rPr>
           <w:rFonts w:ascii="Arial" w:hAnsi="Arial" w:cs="Arial"/>
           <w:sz w:val="24"/>
@@ -1051,7 +1237,7 @@
     </w:p>
     <w:p>
       <w:pPr>
-        <w:spacing w:after="0" w:line="240" w:lineRule="auto"/>
+        <w:spacing w:after="0" w:line="276" w:lineRule="auto"/>
         <w:rPr>
           <w:rFonts w:ascii="Arial" w:hAnsi="Arial" w:cs="Arial"/>
           <w:sz w:val="24"/>
@@ -1097,7 +1283,7 @@
     </w:p>
     <w:p>
       <w:pPr>
-        <w:spacing w:after="0" w:line="240" w:lineRule="auto"/>
+        <w:spacing w:after="0" w:line="276" w:lineRule="auto"/>
         <w:rPr>
           <w:rFonts w:ascii="Arial" w:hAnsi="Arial" w:cs="Arial"/>
           <w:b/>
@@ -1109,7 +1295,7 @@
     </w:p>
     <w:p>
       <w:pPr>
-        <w:spacing w:after="0" w:line="240" w:lineRule="auto"/>
+        <w:spacing w:after="0" w:line="276" w:lineRule="auto"/>
         <w:rPr>
           <w:rFonts w:ascii="Arial" w:hAnsi="Arial" w:cs="Arial"/>
           <w:b/>
@@ -1155,6 +1341,26 @@
         <w:t>}}</w:t>
       </w:r>
       <w:bookmarkEnd w:id="0"/>
+    </w:p>
+    <w:p>
+      <w:pPr>
+        <w:spacing w:after="0" w:line="240" w:lineRule="auto"/>
+        <w:jc w:val="center"/>
+        <w:rPr>
+          <w:rFonts w:ascii="Arial" w:hAnsi="Arial" w:cs="Arial"/>
+          <w:b/>
+          <w:sz w:val="20"/>
+          <w:szCs w:val="20"/>
+        </w:rPr>
+        <w:sectPr>
+          <w:type w:val="continuous"/>
+          <w:pgSz w:w="11906" w:h="16838"/>
+          <w:pgMar w:top="2977" w:right="566" w:bottom="1417" w:left="567" w:header="737" w:footer="132" w:gutter="0"/>
+          <w:cols w:num="2" w:space="720"/>
+          <w:formProt w:val="0"/>
+          <w:docGrid w:linePitch="299"/>
+        </w:sectPr>
+      </w:pPr>
     </w:p>
     <w:p>
       <w:pPr>
@@ -1952,17 +2158,15 @@
               </wp:anchor>
             </w:drawing>
           </mc:Choice>
-          <mc:Fallback xmlns:pic="http://schemas.openxmlformats.org/drawingml/2006/picture">
+          <mc:Fallback>
             <w:pict>
-              <v:rect id="shape_0" stroked="f" o:allowincell="f" style="position:absolute;margin-left:117.45pt;margin-top:87.95pt;width:102.55pt;height:54.55pt;mso-wrap-style:square;v-text-anchor:top" wp14:anchorId="5B195204">
-                <v:fill o:detectmouseclick="t" on="false"/>
-                <v:stroke color="#3465a4" weight="9360" joinstyle="miter" endcap="flat"/>
+              <v:rect w14:anchorId="5B195204" id="_x0000_s1027" style="position:absolute;left:0;text-align:left;margin-left:117.45pt;margin-top:87.95pt;width:102.6pt;height:54.6pt;z-index:-503316458;visibility:visible;mso-wrap-style:square;mso-wrap-distance-left:0;mso-wrap-distance-top:0;mso-wrap-distance-right:0;mso-wrap-distance-bottom:0;mso-position-horizontal:absolute;mso-position-horizontal-relative:text;mso-position-vertical:absolute;mso-position-vertical-relative:text;v-text-anchor:top" o:gfxdata="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" filled="f" stroked="f">
                 <v:textbox>
                   <w:txbxContent>
                     <w:p>
                       <w:pPr>
                         <w:pStyle w:val="Contedodoquadro"/>
-                        <w:spacing w:lineRule="auto" w:line="240" w:before="0" w:after="160"/>
+                        <w:spacing w:line="240" w:lineRule="auto"/>
                         <w:jc w:val="center"/>
                         <w:rPr>
                           <w:b/>
@@ -1979,7 +2183,6 @@
                     </w:p>
                   </w:txbxContent>
                 </v:textbox>
-                <w10:wrap type="none"/>
               </v:rect>
             </w:pict>
           </mc:Fallback>
@@ -2065,17 +2268,15 @@
               </wp:anchor>
             </w:drawing>
           </mc:Choice>
-          <mc:Fallback xmlns:pic="http://schemas.openxmlformats.org/drawingml/2006/picture">
+          <mc:Fallback>
             <w:pict>
-              <v:rect id="shape_0" stroked="f" o:allowincell="f" style="position:absolute;margin-left:223.05pt;margin-top:87.95pt;width:102.55pt;height:54.55pt;mso-wrap-style:square;v-text-anchor:top" wp14:anchorId="37E06C74">
-                <v:fill o:detectmouseclick="t" on="false"/>
-                <v:stroke color="#3465a4" weight="9360" joinstyle="miter" endcap="flat"/>
+              <v:rect w14:anchorId="37E06C74" id="_x0000_s1028" style="position:absolute;left:0;text-align:left;margin-left:223.05pt;margin-top:87.95pt;width:102.6pt;height:54.6pt;z-index:-503316456;visibility:visible;mso-wrap-style:square;mso-wrap-distance-left:0;mso-wrap-distance-top:0;mso-wrap-distance-right:0;mso-wrap-distance-bottom:0;mso-position-horizontal:absolute;mso-position-horizontal-relative:text;mso-position-vertical:absolute;mso-position-vertical-relative:text;v-text-anchor:top" o:gfxdata="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" filled="f" stroked="f">
                 <v:textbox>
                   <w:txbxContent>
                     <w:p>
                       <w:pPr>
                         <w:pStyle w:val="Contedodoquadro"/>
-                        <w:spacing w:lineRule="auto" w:line="240" w:before="0" w:after="160"/>
+                        <w:spacing w:line="240" w:lineRule="auto"/>
                         <w:jc w:val="center"/>
                         <w:rPr>
                           <w:b/>
@@ -2092,7 +2293,6 @@
                     </w:p>
                   </w:txbxContent>
                 </v:textbox>
-                <w10:wrap type="none"/>
               </v:rect>
             </w:pict>
           </mc:Fallback>
@@ -2194,17 +2394,15 @@
               </wp:anchor>
             </w:drawing>
           </mc:Choice>
-          <mc:Fallback xmlns:pic="http://schemas.openxmlformats.org/drawingml/2006/picture">
+          <mc:Fallback>
             <w:pict>
-              <v:rect id="shape_0" stroked="f" o:allowincell="f" style="position:absolute;margin-left:317.25pt;margin-top:87.95pt;width:102.55pt;height:54.55pt;mso-wrap-style:square;v-text-anchor:top" wp14:anchorId="394AE519">
-                <v:fill o:detectmouseclick="t" on="false"/>
-                <v:stroke color="#3465a4" weight="9360" joinstyle="miter" endcap="flat"/>
+              <v:rect w14:anchorId="394AE519" id="_x0000_s1029" style="position:absolute;left:0;text-align:left;margin-left:317.25pt;margin-top:87.95pt;width:102.6pt;height:54.6pt;z-index:-503316454;visibility:visible;mso-wrap-style:square;mso-wrap-distance-left:0;mso-wrap-distance-top:0;mso-wrap-distance-right:0;mso-wrap-distance-bottom:0;mso-position-horizontal:absolute;mso-position-horizontal-relative:text;mso-position-vertical:absolute;mso-position-vertical-relative:text;v-text-anchor:top" o:gfxdata="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" filled="f" stroked="f">
                 <v:textbox>
                   <w:txbxContent>
                     <w:p>
                       <w:pPr>
                         <w:pStyle w:val="Contedodoquadro"/>
-                        <w:spacing w:lineRule="auto" w:line="240" w:before="0" w:after="160"/>
+                        <w:spacing w:line="240" w:lineRule="auto"/>
                         <w:jc w:val="center"/>
                         <w:rPr>
                           <w:b/>
@@ -2216,12 +2414,27 @@
                           <w:b/>
                           <w:bCs/>
                         </w:rPr>
-                        <w:t>Equipe com +10 certificações técnicas (NRs)</w:t>
+                        <w:t>Equipe com +10 certificações técnicas (</w:t>
+                      </w:r>
+                      <w:proofErr w:type="spellStart"/>
+                      <w:r>
+                        <w:rPr>
+                          <w:b/>
+                          <w:bCs/>
+                        </w:rPr>
+                        <w:t>NRs</w:t>
+                      </w:r>
+                      <w:proofErr w:type="spellEnd"/>
+                      <w:r>
+                        <w:rPr>
+                          <w:b/>
+                          <w:bCs/>
+                        </w:rPr>
+                        <w:t>)</w:t>
                       </w:r>
                     </w:p>
                   </w:txbxContent>
                 </v:textbox>
-                <w10:wrap type="none"/>
               </v:rect>
             </w:pict>
           </mc:Fallback>
@@ -2307,17 +2520,15 @@
               </wp:anchor>
             </w:drawing>
           </mc:Choice>
-          <mc:Fallback xmlns:pic="http://schemas.openxmlformats.org/drawingml/2006/picture">
+          <mc:Fallback>
             <w:pict>
-              <v:rect id="shape_0" stroked="f" o:allowincell="f" style="position:absolute;margin-left:409.65pt;margin-top:87.95pt;width:102.55pt;height:54.55pt;mso-wrap-style:square;v-text-anchor:top" wp14:anchorId="0844202B">
-                <v:fill o:detectmouseclick="t" on="false"/>
-                <v:stroke color="#3465a4" weight="9360" joinstyle="miter" endcap="flat"/>
+              <v:rect w14:anchorId="0844202B" id="_x0000_s1030" style="position:absolute;left:0;text-align:left;margin-left:409.65pt;margin-top:87.95pt;width:102.6pt;height:54.6pt;z-index:-503316452;visibility:visible;mso-wrap-style:square;mso-wrap-distance-left:0;mso-wrap-distance-top:0;mso-wrap-distance-right:0;mso-wrap-distance-bottom:0;mso-position-horizontal:absolute;mso-position-horizontal-relative:text;mso-position-vertical:absolute;mso-position-vertical-relative:text;v-text-anchor:top" o:gfxdata="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" filled="f" stroked="f">
                 <v:textbox>
                   <w:txbxContent>
                     <w:p>
                       <w:pPr>
                         <w:pStyle w:val="Contedodoquadro"/>
-                        <w:spacing w:lineRule="auto" w:line="240" w:before="0" w:after="160"/>
+                        <w:spacing w:line="240" w:lineRule="auto"/>
                         <w:jc w:val="center"/>
                         <w:rPr>
                           <w:b/>
@@ -2334,7 +2545,6 @@
                     </w:p>
                   </w:txbxContent>
                 </v:textbox>
-                <w10:wrap type="none"/>
               </v:rect>
             </w:pict>
           </mc:Fallback>
@@ -2365,6 +2575,7 @@
         <w:rPr>
           <w:noProof/>
         </w:rPr>
+        <w:lastRenderedPageBreak/>
         <mc:AlternateContent>
           <mc:Choice Requires="wps">
             <w:drawing>
@@ -2441,17 +2652,15 @@
               </wp:anchor>
             </w:drawing>
           </mc:Choice>
-          <mc:Fallback xmlns:pic="http://schemas.openxmlformats.org/drawingml/2006/picture">
+          <mc:Fallback>
             <w:pict>
-              <v:rect id="shape_0" stroked="f" o:allowincell="f" style="position:absolute;margin-left:29.85pt;margin-top:76.45pt;width:76.75pt;height:34.75pt;mso-wrap-style:square;v-text-anchor:top" wp14:anchorId="338136DB">
-                <v:fill o:detectmouseclick="t" on="false"/>
-                <v:stroke color="#3465a4" weight="9360" joinstyle="miter" endcap="flat"/>
+              <v:rect w14:anchorId="338136DB" id="_x0000_s1031" style="position:absolute;left:0;text-align:left;margin-left:29.85pt;margin-top:76.45pt;width:76.8pt;height:34.8pt;z-index:-503316460;visibility:visible;mso-wrap-style:square;mso-wrap-distance-left:0;mso-wrap-distance-top:0;mso-wrap-distance-right:0;mso-wrap-distance-bottom:0;mso-position-horizontal:absolute;mso-position-horizontal-relative:text;mso-position-vertical:absolute;mso-position-vertical-relative:text;v-text-anchor:top" o:gfxdata="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" filled="f" stroked="f">
                 <v:textbox>
                   <w:txbxContent>
                     <w:p>
                       <w:pPr>
                         <w:pStyle w:val="Contedodoquadro"/>
-                        <w:spacing w:lineRule="auto" w:line="240" w:before="0" w:after="160"/>
+                        <w:spacing w:line="240" w:lineRule="auto"/>
                         <w:jc w:val="center"/>
                         <w:rPr>
                           <w:b/>
@@ -2468,7 +2677,6 @@
                     </w:p>
                   </w:txbxContent>
                 </v:textbox>
-                <w10:wrap type="none"/>
               </v:rect>
             </w:pict>
           </mc:Fallback>
@@ -2496,7 +2704,7 @@
                     </pic:cNvPicPr>
                   </pic:nvPicPr>
                   <pic:blipFill>
-                    <a:blip r:embed="rId13"/>
+                    <a:blip r:embed="rId17"/>
                     <a:srcRect l="17614" t="18806" r="16770" b="47080"/>
                     <a:stretch>
                       <a:fillRect/>
@@ -3006,7 +3214,7 @@
                           </pic:cNvPicPr>
                         </pic:nvPicPr>
                         <pic:blipFill>
-                          <a:blip r:embed="rId14"/>
+                          <a:blip r:embed="rId18"/>
                           <a:srcRect t="5458" r="1171"/>
                           <a:stretch>
                             <a:fillRect/>
@@ -3075,7 +3283,7 @@
                           </pic:cNvPicPr>
                         </pic:nvPicPr>
                         <pic:blipFill>
-                          <a:blip r:embed="rId15"/>
+                          <a:blip r:embed="rId19"/>
                           <a:stretch>
                             <a:fillRect/>
                           </a:stretch>
@@ -3143,7 +3351,7 @@
                           </pic:cNvPicPr>
                         </pic:nvPicPr>
                         <pic:blipFill>
-                          <a:blip r:embed="rId16"/>
+                          <a:blip r:embed="rId20"/>
                           <a:stretch>
                             <a:fillRect/>
                           </a:stretch>
@@ -3211,7 +3419,7 @@
                           </pic:cNvPicPr>
                         </pic:nvPicPr>
                         <pic:blipFill>
-                          <a:blip r:embed="rId17"/>
+                          <a:blip r:embed="rId21"/>
                           <a:stretch>
                             <a:fillRect/>
                           </a:stretch>
@@ -3328,7 +3536,7 @@
                           </pic:cNvPicPr>
                         </pic:nvPicPr>
                         <pic:blipFill>
-                          <a:blip r:embed="rId18"/>
+                          <a:blip r:embed="rId22"/>
                           <a:stretch>
                             <a:fillRect/>
                           </a:stretch>
@@ -3394,7 +3602,7 @@
                           </pic:cNvPicPr>
                         </pic:nvPicPr>
                         <pic:blipFill>
-                          <a:blip r:embed="rId19"/>
+                          <a:blip r:embed="rId23"/>
                           <a:stretch>
                             <a:fillRect/>
                           </a:stretch>
@@ -3461,7 +3669,7 @@
                           </pic:cNvPicPr>
                         </pic:nvPicPr>
                         <pic:blipFill>
-                          <a:blip r:embed="rId20"/>
+                          <a:blip r:embed="rId24"/>
                           <a:stretch>
                             <a:fillRect/>
                           </a:stretch>
@@ -3528,7 +3736,7 @@
                           </pic:cNvPicPr>
                         </pic:nvPicPr>
                         <pic:blipFill>
-                          <a:blip r:embed="rId21"/>
+                          <a:blip r:embed="rId25"/>
                           <a:stretch>
                             <a:fillRect/>
                           </a:stretch>
@@ -3631,7 +3839,7 @@
                     </pic:cNvPicPr>
                   </pic:nvPicPr>
                   <pic:blipFill>
-                    <a:blip r:embed="rId22"/>
+                    <a:blip r:embed="rId26"/>
                     <a:srcRect r="812"/>
                     <a:stretch>
                       <a:fillRect/>
@@ -3721,25 +3929,7 @@
           <w:sz w:val="20"/>
           <w:szCs w:val="20"/>
         </w:rPr>
-        <w:t xml:space="preserve">{{servico}}</w:t>
-      </w:r>
-      <w:proofErr w:type="spellStart"/>
-      <w:r>
-        <w:rPr>
-          <w:rFonts w:ascii="Arial" w:hAnsi="Arial" w:cs="Arial"/>
-          <w:sz w:val="20"/>
-          <w:szCs w:val="20"/>
-        </w:rPr>
-        <w:t/>
-      </w:r>
-      <w:proofErr w:type="spellEnd"/>
-      <w:r>
-        <w:rPr>
-          <w:rFonts w:ascii="Arial" w:hAnsi="Arial" w:cs="Arial"/>
-          <w:sz w:val="20"/>
-          <w:szCs w:val="20"/>
-        </w:rPr>
-        <w:t/>
+        <w:t>{{servico}}</w:t>
       </w:r>
     </w:p>
     <w:p>
@@ -4110,33 +4300,7 @@
                 <w:szCs w:val="16"/>
                 <w:lang w:eastAsia="pt-BR"/>
               </w:rPr>
-              <w:t xml:space="preserve">{{categoria_filtrovali}}</w:t>
-            </w:r>
-            <w:proofErr w:type="spellStart"/>
-            <w:r>
-              <w:rPr>
-                <w:rFonts w:ascii="Arial" w:eastAsia="Arial" w:hAnsi="Arial" w:cs="Arial"/>
-                <w:b/>
-                <w:bCs/>
-                <w:color w:val="000000"/>
-                <w:sz w:val="16"/>
-                <w:szCs w:val="16"/>
-                <w:lang w:eastAsia="pt-BR"/>
-              </w:rPr>
-              <w:t/>
-            </w:r>
-            <w:proofErr w:type="spellEnd"/>
-            <w:r>
-              <w:rPr>
-                <w:rFonts w:ascii="Arial" w:eastAsia="Arial" w:hAnsi="Arial" w:cs="Arial"/>
-                <w:b/>
-                <w:bCs/>
-                <w:color w:val="000000"/>
-                <w:sz w:val="16"/>
-                <w:szCs w:val="16"/>
-                <w:lang w:eastAsia="pt-BR"/>
-              </w:rPr>
-              <w:t/>
+              <w:t>{{categoria_filtrovali}}</w:t>
             </w:r>
           </w:p>
         </w:tc>
@@ -4205,29 +4369,7 @@
                 <w:szCs w:val="16"/>
                 <w:lang w:eastAsia="pt-BR"/>
               </w:rPr>
-              <w:t xml:space="preserve">{{escopo_filtrovali}}</w:t>
-            </w:r>
-            <w:proofErr w:type="spellStart"/>
-            <w:r>
-              <w:rPr>
-                <w:rFonts w:ascii="Arial" w:eastAsia="Arial" w:hAnsi="Arial" w:cs="Arial"/>
-                <w:color w:val="000000"/>
-                <w:sz w:val="16"/>
-                <w:szCs w:val="16"/>
-                <w:lang w:eastAsia="pt-BR"/>
-              </w:rPr>
-              <w:t/>
-            </w:r>
-            <w:proofErr w:type="spellEnd"/>
-            <w:r>
-              <w:rPr>
-                <w:rFonts w:ascii="Arial" w:eastAsia="Arial" w:hAnsi="Arial" w:cs="Arial"/>
-                <w:color w:val="000000"/>
-                <w:sz w:val="16"/>
-                <w:szCs w:val="16"/>
-                <w:lang w:eastAsia="pt-BR"/>
-              </w:rPr>
-              <w:t/>
+              <w:t>{{escopo_filtrovali}}</w:t>
             </w:r>
           </w:p>
         </w:tc>
@@ -4262,29 +4404,7 @@
                 <w:szCs w:val="16"/>
                 <w:lang w:eastAsia="pt-BR"/>
               </w:rPr>
-              <w:t xml:space="preserve">{{nota_filtrovali}}</w:t>
-            </w:r>
-            <w:proofErr w:type="spellStart"/>
-            <w:r>
-              <w:rPr>
-                <w:rFonts w:ascii="Arial" w:eastAsia="Arial" w:hAnsi="Arial" w:cs="Arial"/>
-                <w:color w:val="000000"/>
-                <w:sz w:val="16"/>
-                <w:szCs w:val="16"/>
-                <w:lang w:eastAsia="pt-BR"/>
-              </w:rPr>
-              <w:t/>
-            </w:r>
-            <w:proofErr w:type="spellEnd"/>
-            <w:r>
-              <w:rPr>
-                <w:rFonts w:ascii="Arial" w:eastAsia="Arial" w:hAnsi="Arial" w:cs="Arial"/>
-                <w:color w:val="000000"/>
-                <w:sz w:val="16"/>
-                <w:szCs w:val="16"/>
-                <w:lang w:eastAsia="pt-BR"/>
-              </w:rPr>
-              <w:t/>
+              <w:t>{{nota_filtrovali}}</w:t>
             </w:r>
           </w:p>
         </w:tc>
@@ -4516,31 +4636,7 @@
                 <w:szCs w:val="16"/>
                 <w:lang w:eastAsia="pt-BR"/>
               </w:rPr>
-              <w:t xml:space="preserve">{{categoria_contratante}}</w:t>
-            </w:r>
-            <w:proofErr w:type="spellStart"/>
-            <w:r>
-              <w:rPr>
-                <w:rFonts w:ascii="Arial" w:eastAsia="Arial" w:hAnsi="Arial" w:cs="Arial"/>
-                <w:b/>
-                <w:color w:val="000000"/>
-                <w:sz w:val="16"/>
-                <w:szCs w:val="16"/>
-                <w:lang w:eastAsia="pt-BR"/>
-              </w:rPr>
-              <w:t/>
-            </w:r>
-            <w:proofErr w:type="spellEnd"/>
-            <w:r>
-              <w:rPr>
-                <w:rFonts w:ascii="Arial" w:eastAsia="Arial" w:hAnsi="Arial" w:cs="Arial"/>
-                <w:b/>
-                <w:color w:val="000000"/>
-                <w:sz w:val="16"/>
-                <w:szCs w:val="16"/>
-                <w:lang w:eastAsia="pt-BR"/>
-              </w:rPr>
-              <w:t/>
+              <w:t>{{categoria_contratante}}</w:t>
             </w:r>
           </w:p>
         </w:tc>
@@ -4607,27 +4703,7 @@
                 <w:szCs w:val="16"/>
                 <w:lang w:eastAsia="pt-BR"/>
               </w:rPr>
-              <w:t xml:space="preserve">{{escopo_contratante}}</w:t>
-            </w:r>
-            <w:proofErr w:type="spellStart"/>
-            <w:r>
-              <w:rPr>
-                <w:rFonts w:ascii="Arial" w:hAnsi="Arial" w:cs="Arial"/>
-                <w:sz w:val="16"/>
-                <w:szCs w:val="16"/>
-                <w:lang w:eastAsia="pt-BR"/>
-              </w:rPr>
-              <w:t/>
-            </w:r>
-            <w:proofErr w:type="spellEnd"/>
-            <w:r>
-              <w:rPr>
-                <w:rFonts w:ascii="Arial" w:hAnsi="Arial" w:cs="Arial"/>
-                <w:sz w:val="16"/>
-                <w:szCs w:val="16"/>
-                <w:lang w:eastAsia="pt-BR"/>
-              </w:rPr>
-              <w:t/>
+              <w:t>{{escopo_contratante}}</w:t>
             </w:r>
           </w:p>
         </w:tc>
@@ -4662,29 +4738,7 @@
                 <w:szCs w:val="16"/>
                 <w:lang w:eastAsia="pt-BR"/>
               </w:rPr>
-              <w:t xml:space="preserve">{{nota_contratante}}</w:t>
-            </w:r>
-            <w:proofErr w:type="spellStart"/>
-            <w:r>
-              <w:rPr>
-                <w:rFonts w:ascii="Arial" w:eastAsia="Arial" w:hAnsi="Arial" w:cs="Arial"/>
-                <w:color w:val="000000"/>
-                <w:sz w:val="16"/>
-                <w:szCs w:val="16"/>
-                <w:lang w:eastAsia="pt-BR"/>
-              </w:rPr>
-              <w:t/>
-            </w:r>
-            <w:proofErr w:type="spellEnd"/>
-            <w:r>
-              <w:rPr>
-                <w:rFonts w:ascii="Arial" w:eastAsia="Arial" w:hAnsi="Arial" w:cs="Arial"/>
-                <w:color w:val="000000"/>
-                <w:sz w:val="16"/>
-                <w:szCs w:val="16"/>
-                <w:lang w:eastAsia="pt-BR"/>
-              </w:rPr>
-              <w:t/>
+              <w:t>{{nota_contratante}}</w:t>
             </w:r>
             <w:bookmarkStart w:id="2" w:name="_Hlk211261915"/>
             <w:bookmarkEnd w:id="2"/>
@@ -4705,6 +4759,17 @@
     </w:p>
     <w:p>
       <w:pPr>
+        <w:spacing w:after="0" w:line="240" w:lineRule="auto"/>
+        <w:jc w:val="both"/>
+        <w:rPr>
+          <w:rFonts w:ascii="Arial" w:eastAsia="Arial" w:hAnsi="Arial"/>
+          <w:sz w:val="20"/>
+          <w:szCs w:val="20"/>
+        </w:rPr>
+      </w:pPr>
+    </w:p>
+    <w:p>
+      <w:pPr>
         <w:pStyle w:val="PargrafodaLista"/>
         <w:numPr>
           <w:ilvl w:val="0"/>
@@ -4815,7 +4880,6 @@
           <w:sz w:val="20"/>
           <w:szCs w:val="20"/>
         </w:rPr>
-        <w:lastRenderedPageBreak/>
         <w:t>Nos casos em que o contrato for firmado entre a Filtrovali e a montadora, porém o faturamento ocorrer diretamente para o Cliente Final, a mobilização ficará condicionada à emissão do pedido de compra pelo Cliente Final;</w:t>
       </w:r>
     </w:p>
@@ -5333,72 +5397,6 @@
         </w:rPr>
         <w:t xml:space="preserve">Notas: Os trabalhos em horas extras (sábados, domingos, feriados e além do previsto no item 6.1) poderão ser executados quando solicitado pela Contratante. Será feito o registro em RDO, indicado no campo Horas Extras e lançado na medição como adicional. </w:t>
       </w:r>
-    </w:p>
-    <w:p>
-      <w:pPr>
-        <w:spacing w:after="0" w:line="240" w:lineRule="auto"/>
-        <w:jc w:val="both"/>
-        <w:rPr>
-          <w:rFonts w:ascii="Arial" w:eastAsia="Arial" w:hAnsi="Arial"/>
-          <w:sz w:val="20"/>
-          <w:szCs w:val="20"/>
-        </w:rPr>
-      </w:pPr>
-    </w:p>
-    <w:p>
-      <w:pPr>
-        <w:spacing w:after="0" w:line="240" w:lineRule="auto"/>
-        <w:rPr>
-          <w:rFonts w:ascii="Arial" w:hAnsi="Arial" w:cs="Arial"/>
-          <w:b/>
-          <w:sz w:val="20"/>
-          <w:szCs w:val="20"/>
-        </w:rPr>
-      </w:pPr>
-    </w:p>
-    <w:p>
-      <w:pPr>
-        <w:spacing w:after="0" w:line="240" w:lineRule="auto"/>
-        <w:rPr>
-          <w:rFonts w:ascii="Arial" w:hAnsi="Arial" w:cs="Arial"/>
-          <w:b/>
-          <w:sz w:val="20"/>
-          <w:szCs w:val="20"/>
-        </w:rPr>
-      </w:pPr>
-    </w:p>
-    <w:p>
-      <w:pPr>
-        <w:spacing w:after="0" w:line="240" w:lineRule="auto"/>
-        <w:rPr>
-          <w:rFonts w:ascii="Arial" w:hAnsi="Arial" w:cs="Arial"/>
-          <w:b/>
-          <w:sz w:val="20"/>
-          <w:szCs w:val="20"/>
-        </w:rPr>
-      </w:pPr>
-    </w:p>
-    <w:p>
-      <w:pPr>
-        <w:spacing w:after="0" w:line="240" w:lineRule="auto"/>
-        <w:rPr>
-          <w:rFonts w:ascii="Arial" w:hAnsi="Arial" w:cs="Arial"/>
-          <w:b/>
-          <w:sz w:val="20"/>
-          <w:szCs w:val="20"/>
-        </w:rPr>
-      </w:pPr>
-    </w:p>
-    <w:p>
-      <w:pPr>
-        <w:spacing w:after="0" w:line="240" w:lineRule="auto"/>
-        <w:rPr>
-          <w:rFonts w:ascii="Arial" w:hAnsi="Arial" w:cs="Arial"/>
-          <w:b/>
-          <w:sz w:val="20"/>
-          <w:szCs w:val="20"/>
-        </w:rPr>
-      </w:pPr>
     </w:p>
     <w:p>
       <w:pPr>
@@ -5637,25 +5635,7 @@
                 <w:sz w:val="20"/>
                 <w:szCs w:val="20"/>
               </w:rPr>
-              <w:t xml:space="preserve">{{descricao_a}}</w:t>
-            </w:r>
-            <w:proofErr w:type="spellStart"/>
-            <w:r>
-              <w:rPr>
-                <w:rFonts w:ascii="Arial" w:eastAsia="Arial" w:hAnsi="Arial"/>
-                <w:sz w:val="20"/>
-                <w:szCs w:val="20"/>
-              </w:rPr>
-              <w:t/>
-            </w:r>
-            <w:proofErr w:type="spellEnd"/>
-            <w:r>
-              <w:rPr>
-                <w:rFonts w:ascii="Arial" w:eastAsia="Arial" w:hAnsi="Arial"/>
-                <w:sz w:val="20"/>
-                <w:szCs w:val="20"/>
-              </w:rPr>
-              <w:t/>
+              <w:t>{{descricao_a}}</w:t>
             </w:r>
           </w:p>
         </w:tc>
@@ -5679,25 +5659,7 @@
                 <w:sz w:val="20"/>
                 <w:szCs w:val="20"/>
               </w:rPr>
-              <w:t xml:space="preserve">{{unitario_a}}</w:t>
-            </w:r>
-            <w:proofErr w:type="spellStart"/>
-            <w:r>
-              <w:rPr>
-                <w:rFonts w:ascii="Arial" w:eastAsia="Arial" w:hAnsi="Arial"/>
-                <w:sz w:val="20"/>
-                <w:szCs w:val="20"/>
-              </w:rPr>
-              <w:t/>
-            </w:r>
-            <w:proofErr w:type="spellEnd"/>
-            <w:r>
-              <w:rPr>
-                <w:rFonts w:ascii="Arial" w:eastAsia="Arial" w:hAnsi="Arial"/>
-                <w:sz w:val="20"/>
-                <w:szCs w:val="20"/>
-              </w:rPr>
-              <w:t/>
+              <w:t>{{unitario_a}}</w:t>
             </w:r>
           </w:p>
         </w:tc>
@@ -5721,25 +5683,16 @@
                 <w:sz w:val="20"/>
                 <w:szCs w:val="20"/>
               </w:rPr>
-              <w:t xml:space="preserve">{{quantidade_a}}</w:t>
+              <w:t>{{quantidade</w:t>
             </w:r>
-            <w:proofErr w:type="spellStart"/>
             <w:r>
               <w:rPr>
                 <w:rFonts w:ascii="Arial" w:eastAsia="Arial" w:hAnsi="Arial"/>
                 <w:sz w:val="20"/>
                 <w:szCs w:val="20"/>
               </w:rPr>
-              <w:t/>
-            </w:r>
-            <w:proofErr w:type="spellEnd"/>
-            <w:r>
-              <w:rPr>
-                <w:rFonts w:ascii="Arial" w:eastAsia="Arial" w:hAnsi="Arial"/>
-                <w:sz w:val="20"/>
-                <w:szCs w:val="20"/>
-              </w:rPr>
-              <w:t/>
+              <w:lastRenderedPageBreak/>
+              <w:t>_a}}</w:t>
             </w:r>
           </w:p>
         </w:tc>
@@ -5763,25 +5716,8 @@
                 <w:sz w:val="20"/>
                 <w:szCs w:val="20"/>
               </w:rPr>
-              <w:t xml:space="preserve">{{valor_a}}</w:t>
-            </w:r>
-            <w:proofErr w:type="spellStart"/>
-            <w:r>
-              <w:rPr>
-                <w:rFonts w:ascii="Arial" w:eastAsia="Arial" w:hAnsi="Arial"/>
-                <w:sz w:val="20"/>
-                <w:szCs w:val="20"/>
-              </w:rPr>
-              <w:t/>
-            </w:r>
-            <w:proofErr w:type="spellEnd"/>
-            <w:r>
-              <w:rPr>
-                <w:rFonts w:ascii="Arial" w:eastAsia="Arial" w:hAnsi="Arial"/>
-                <w:sz w:val="20"/>
-                <w:szCs w:val="20"/>
-              </w:rPr>
-              <w:t/>
+              <w:lastRenderedPageBreak/>
+              <w:t>{{valor_a}}</w:t>
             </w:r>
           </w:p>
         </w:tc>
@@ -5842,29 +5778,7 @@
                 <w:sz w:val="20"/>
                 <w:szCs w:val="20"/>
               </w:rPr>
-              <w:t xml:space="preserve">{{total_a}}</w:t>
-            </w:r>
-            <w:proofErr w:type="spellStart"/>
-            <w:r>
-              <w:rPr>
-                <w:rFonts w:ascii="Arial" w:eastAsia="Arial" w:hAnsi="Arial"/>
-                <w:b/>
-                <w:bCs/>
-                <w:sz w:val="20"/>
-                <w:szCs w:val="20"/>
-              </w:rPr>
-              <w:t/>
-            </w:r>
-            <w:proofErr w:type="spellEnd"/>
-            <w:r>
-              <w:rPr>
-                <w:rFonts w:ascii="Arial" w:eastAsia="Arial" w:hAnsi="Arial"/>
-                <w:b/>
-                <w:bCs/>
-                <w:sz w:val="20"/>
-                <w:szCs w:val="20"/>
-              </w:rPr>
-              <w:t/>
+              <w:t>{{total_a}}</w:t>
             </w:r>
           </w:p>
         </w:tc>
@@ -6065,7 +5979,6 @@
         <w:t>adto</w:t>
       </w:r>
       <w:proofErr w:type="spellEnd"/>
-      <w:proofErr w:type="gramStart"/>
       <w:r>
         <w:rPr>
           <w:rFonts w:ascii="Arial" w:eastAsia="Arial" w:hAnsi="Arial"/>
@@ -6076,7 +5989,6 @@
         </w:rPr>
         <w:t>}}%</w:t>
       </w:r>
-      <w:proofErr w:type="gramEnd"/>
       <w:r>
         <w:rPr>
           <w:rFonts w:ascii="Arial" w:eastAsia="Arial" w:hAnsi="Arial"/>
@@ -6528,7 +6440,6 @@
                 <w:sz w:val="20"/>
                 <w:szCs w:val="20"/>
               </w:rPr>
-              <w:lastRenderedPageBreak/>
               <w:t>Item</w:t>
             </w:r>
           </w:p>
@@ -6735,6 +6646,7 @@
                 <w:sz w:val="20"/>
                 <w:szCs w:val="20"/>
               </w:rPr>
+              <w:lastRenderedPageBreak/>
               <w:t xml:space="preserve">Mobilização Extra (por evento ida e volta) </w:t>
             </w:r>
           </w:p>
@@ -6759,16 +6671,7 @@
                 <w:sz w:val="20"/>
                 <w:szCs w:val="20"/>
               </w:rPr>
-              <w:t>R</w:t>
-            </w:r>
-            <w:proofErr w:type="gramStart"/>
-            <w:r>
-              <w:rPr>
-                <w:rFonts w:ascii="Arial" w:eastAsia="Arial" w:hAnsi="Arial"/>
-                <w:sz w:val="20"/>
-                <w:szCs w:val="20"/>
-              </w:rPr>
-              <w:t xml:space="preserve">$  </w:t>
+              <w:t xml:space="preserve">R$  </w:t>
             </w:r>
             <w:r>
               <w:rPr>
@@ -6777,17 +6680,7 @@
                 <w:szCs w:val="20"/>
                 <w:lang w:val="en-US"/>
               </w:rPr>
-              <w:t>{</w:t>
-            </w:r>
-            <w:proofErr w:type="gramEnd"/>
-            <w:r>
-              <w:rPr>
-                <w:rFonts w:ascii="Arial" w:eastAsia="Arial" w:hAnsi="Arial"/>
-                <w:sz w:val="20"/>
-                <w:szCs w:val="20"/>
-                <w:lang w:val="en-US"/>
-              </w:rPr>
-              <w:t>{</w:t>
+              <w:t>{{</w:t>
             </w:r>
             <w:proofErr w:type="spellStart"/>
             <w:r>
@@ -7994,25 +7887,14 @@
           <w:szCs w:val="20"/>
         </w:rPr>
       </w:pPr>
-      <w:proofErr w:type="gramStart"/>
-      <w:r>
-        <w:rPr>
-          <w:rFonts w:ascii="Arial" w:hAnsi="Arial" w:cs="Arial"/>
-          <w:bCs/>
-          <w:sz w:val="20"/>
-          <w:szCs w:val="20"/>
-        </w:rPr>
-        <w:t>[    ]</w:t>
-      </w:r>
-      <w:proofErr w:type="gramEnd"/>
-      <w:r>
-        <w:rPr>
-          <w:rFonts w:ascii="Arial" w:hAnsi="Arial" w:cs="Arial"/>
-          <w:bCs/>
-          <w:sz w:val="20"/>
-          <w:szCs w:val="20"/>
-        </w:rPr>
-        <w:t xml:space="preserve"> Declaro ter lido, compreendido e aceitado integralmente os termos e condições apresentados na presente proposta.</w:t>
+      <w:r>
+        <w:rPr>
+          <w:rFonts w:ascii="Arial" w:hAnsi="Arial" w:cs="Arial"/>
+          <w:bCs/>
+          <w:sz w:val="20"/>
+          <w:szCs w:val="20"/>
+        </w:rPr>
+        <w:t>[    ] Declaro ter lido, compreendido e aceitado integralmente os termos e condições apresentados na presente proposta.</w:t>
       </w:r>
     </w:p>
     <w:p>
@@ -8183,10 +8065,7 @@
       </w:pPr>
     </w:p>
     <w:sectPr>
-      <w:headerReference w:type="default" r:id="rId23"/>
-      <w:footerReference w:type="default" r:id="rId24"/>
-      <w:headerReference w:type="first" r:id="rId25"/>
-      <w:footerReference w:type="first" r:id="rId26"/>
+      <w:type w:val="continuous"/>
       <w:pgSz w:w="11906" w:h="16838"/>
       <w:pgMar w:top="2977" w:right="566" w:bottom="1417" w:left="567" w:header="737" w:footer="132" w:gutter="0"/>
       <w:cols w:space="720"/>
@@ -8367,6 +8246,8 @@
 <w:hdr xmlns:wpc="http://schemas.microsoft.com/office/word/2010/wordprocessingCanvas" xmlns:cx="http://schemas.microsoft.com/office/drawing/2014/chartex" xmlns:cx1="http://schemas.microsoft.com/office/drawing/2015/9/8/chartex" xmlns:cx2="http://schemas.microsoft.com/office/drawing/2015/10/21/chartex" xmlns:cx3="http://schemas.microsoft.com/office/drawing/2016/5/9/chartex" xmlns:cx4="http://schemas.microsoft.com/office/drawing/2016/5/10/chartex" xmlns:cx5="http://schemas.microsoft.com/office/drawing/2016/5/11/chartex" xmlns:cx6="http://schemas.microsoft.com/office/drawing/2016/5/12/chartex" xmlns:cx7="http://schemas.microsoft.com/office/drawing/2016/5/13/chartex" xmlns:cx8="http://schemas.microsoft.com/office/drawing/2016/5/14/chartex" xmlns:mc="http://schemas.openxmlformats.org/markup-compatibility/2006" xmlns:aink="http://schemas.microsoft.com/office/drawing/2016/ink" xmlns:am3d="http://schemas.microsoft.com/office/drawing/2017/model3d" xmlns:o="urn:schemas-microsoft-com:office:office" xmlns:oel="http://schemas.microsoft.com/office/2019/extlst" xmlns:r="http://schemas.openxmlformats.org/officeDocument/2006/relationships" xmlns:m="http://schemas.openxmlformats.org/officeDocument/2006/math" xmlns:v="urn:schemas-microsoft-com:vml" xmlns:wp14="http://schemas.microsoft.com/office/word/2010/wordprocessingDrawing" xmlns:wp="http://schemas.openxmlformats.org/drawingml/2006/wordprocessingDrawing" xmlns:w10="urn:schemas-microsoft-com:office:word" xmlns:w="http://schemas.openxmlformats.org/wordprocessingml/2006/main" xmlns:w14="http://schemas.microsoft.com/office/word/2010/wordml" xmlns:w15="http://schemas.microsoft.com/office/word/2012/wordml" xmlns:w16cex="http://schemas.microsoft.com/office/word/2018/wordml/cex" xmlns:w16cid="http://schemas.microsoft.com/office/word/2016/wordml/cid" xmlns:w16="http://schemas.microsoft.com/office/word/2018/wordml" xmlns:w16du="http://schemas.microsoft.com/office/word/2023/wordml/word16du" xmlns:w16sdtdh="http://schemas.microsoft.com/office/word/2020/wordml/sdtdatahash" xmlns:w16sdtfl="http://schemas.microsoft.com/office/word/2024/wordml/sdtformatlock" xmlns:w16se="http://schemas.microsoft.com/office/word/2015/wordml/symex" xmlns:wpg="http://schemas.microsoft.com/office/word/2010/wordprocessingGroup" xmlns:wpi="http://schemas.microsoft.com/office/word/2010/wordprocessingInk" xmlns:wne="http://schemas.microsoft.com/office/word/2006/wordml" xmlns:wps="http://schemas.microsoft.com/office/word/2010/wordprocessingShape" mc:Ignorable="w14 w15 w16se w16cid w16 w16cex w16sdtdh w16sdtfl w16du wp14">
   <w:p>
     <w:pPr>
+      <w:ind w:left="2124" w:right="850"/>
+      <w:jc w:val="right"/>
       <w:rPr>
         <w:rFonts w:ascii="Arial" w:hAnsi="Arial" w:cs="Arial"/>
         <w:b/>
@@ -10058,7 +9939,7 @@
   <w:style w:type="paragraph" w:default="1" w:styleId="Normal">
     <w:name w:val="Normal"/>
     <w:qFormat/>
-    <w:rsid w:val="00E54E6A"/>
+    <w:rsid w:val="00A218CB"/>
     <w:pPr>
       <w:spacing w:after="160" w:line="259" w:lineRule="auto"/>
     </w:pPr>
@@ -10471,7 +10352,12 @@
 </file>
 
 <file path=customXml/item2.xml><?xml version="1.0" encoding="utf-8"?>
-<b:Sources xmlns:b="http://schemas.openxmlformats.org/officeDocument/2006/bibliography" xmlns="http://schemas.openxmlformats.org/officeDocument/2006/bibliography" SelectedStyle="\APASixthEditionOfficeOnline.xsl" StyleName="APA" Version="6"/>
+<?mso-contentType ?>
+<FormTemplates xmlns="http://schemas.microsoft.com/sharepoint/v3/contenttype/forms">
+  <Display>DocumentLibraryForm</Display>
+  <Edit>DocumentLibraryForm</Edit>
+  <New>DocumentLibraryForm</New>
+</FormTemplates>
 </file>
 
 <file path=customXml/item3.xml><?xml version="1.0" encoding="utf-8"?>
@@ -10684,12 +10570,7 @@
 </file>
 
 <file path=customXml/item4.xml><?xml version="1.0" encoding="utf-8"?>
-<?mso-contentType ?>
-<FormTemplates xmlns="http://schemas.microsoft.com/sharepoint/v3/contenttype/forms">
-  <Display>DocumentLibraryForm</Display>
-  <Edit>DocumentLibraryForm</Edit>
-  <New>DocumentLibraryForm</New>
-</FormTemplates>
+<b:Sources xmlns:b="http://schemas.openxmlformats.org/officeDocument/2006/bibliography" xmlns="http://schemas.openxmlformats.org/officeDocument/2006/bibliography" SelectedStyle="\APASixthEditionOfficeOnline.xsl" StyleName="APA" Version="6"/>
 </file>
 
 <file path=customXml/itemProps1.xml><?xml version="1.0" encoding="utf-8"?>
@@ -10704,9 +10585,9 @@
 </file>
 
 <file path=customXml/itemProps2.xml><?xml version="1.0" encoding="utf-8"?>
-<ds:datastoreItem xmlns:ds="http://schemas.openxmlformats.org/officeDocument/2006/customXml" ds:itemID="{AB0B6225-2C28-4B59-AC07-D3905D9EBCC2}">
+<ds:datastoreItem xmlns:ds="http://schemas.openxmlformats.org/officeDocument/2006/customXml" ds:itemID="{34A391BE-20F1-46BC-8252-C95237E583C0}">
   <ds:schemaRefs>
-    <ds:schemaRef ds:uri="http://schemas.openxmlformats.org/officeDocument/2006/bibliography"/>
+    <ds:schemaRef ds:uri="http://schemas.microsoft.com/sharepoint/v3/contenttype/forms"/>
   </ds:schemaRefs>
 </ds:datastoreItem>
 </file>
@@ -10731,9 +10612,9 @@
 </file>
 
 <file path=customXml/itemProps4.xml><?xml version="1.0" encoding="utf-8"?>
-<ds:datastoreItem xmlns:ds="http://schemas.openxmlformats.org/officeDocument/2006/customXml" ds:itemID="{34A391BE-20F1-46BC-8252-C95237E583C0}">
+<ds:datastoreItem xmlns:ds="http://schemas.openxmlformats.org/officeDocument/2006/customXml" ds:itemID="{AB0B6225-2C28-4B59-AC07-D3905D9EBCC2}">
   <ds:schemaRefs>
-    <ds:schemaRef ds:uri="http://schemas.microsoft.com/sharepoint/v3/contenttype/forms"/>
+    <ds:schemaRef ds:uri="http://schemas.openxmlformats.org/officeDocument/2006/bibliography"/>
   </ds:schemaRefs>
 </ds:datastoreItem>
 </file>